--- a/Files/2-nd course/4-th semester/Probability theory/Laboratory work/Lab #1/Vlad/ЛР1_Вариант6_ГордовВТ.docx
+++ b/Files/2-nd course/4-th semester/Probability theory/Laboratory work/Lab #1/Vlad/ЛР1_Вариант6_ГордовВТ.docx
@@ -13928,9 +13928,11 @@
     <w:p>
       <w:pPr>
         <w:pStyle w:val="af0"/>
-        <w:rPr>
-          <w:lang w:val="en-US"/>
-        </w:rPr>
+      </w:pPr>
+    </w:p>
+    <w:p>
+      <w:pPr>
+        <w:pStyle w:val="af0"/>
       </w:pPr>
     </w:p>
     <w:p>
@@ -13938,7 +13940,6 @@
         <w:pStyle w:val="af0"/>
       </w:pPr>
       <w:r>
-        <w:lastRenderedPageBreak/>
         <w:t>Полигоны относительных частот</w:t>
       </w:r>
     </w:p>
@@ -14009,24 +14010,14 @@
       <w:r>
         <w:t xml:space="preserve">Рисунок </w:t>
       </w:r>
-      <w:r>
-        <w:fldChar w:fldCharType="begin"/>
-      </w:r>
-      <w:r>
-        <w:instrText xml:space="preserve"> SEQ Figure \* ARABIC </w:instrText>
-      </w:r>
-      <w:r>
-        <w:fldChar w:fldCharType="separate"/>
-      </w:r>
-      <w:r>
-        <w:rPr>
-          <w:noProof/>
-        </w:rPr>
-        <w:t>1</w:t>
-      </w:r>
-      <w:r>
-        <w:fldChar w:fldCharType="end"/>
-      </w:r>
+      <w:fldSimple w:instr=" SEQ Figure \* ARABIC ">
+        <w:r>
+          <w:rPr>
+            <w:noProof/>
+          </w:rPr>
+          <w:t>1</w:t>
+        </w:r>
+      </w:fldSimple>
       <w:r>
         <w:t xml:space="preserve"> — Полигон относительных частот </w:t>
       </w:r>
@@ -14131,23 +14122,8361 @@
         <w:jc w:val="both"/>
       </w:pPr>
       <w:r>
-        <w:t>Для каждой случайной величины вычисляются следующие числовые характеристики:</w:t>
+        <w:t xml:space="preserve">Для каждой случайной величины вычисляются </w:t>
+      </w:r>
+      <w:r>
+        <w:t>основные числовые характеристики с помощью следующих формул:</w:t>
+      </w:r>
+    </w:p>
+    <w:p>
+      <w:pPr>
+        <w:spacing w:before="60" w:after="200"/>
+        <w:ind w:left="708" w:firstLine="0"/>
+        <w:rPr>
+          <w:b/>
+          <w:bCs/>
+        </w:rPr>
+      </w:pPr>
+      <w:r>
+        <w:rPr>
+          <w:b/>
+          <w:bCs/>
+        </w:rPr>
+        <w:t xml:space="preserve">Выборочное среднее  </w:t>
+      </w:r>
+      <m:oMath>
+        <m:acc>
+          <m:accPr>
+            <m:chr m:val="̅"/>
+            <m:ctrlPr>
+              <w:rPr>
+                <w:rFonts w:ascii="Cambria Math" w:hAnsi="Cambria Math"/>
+                <w:b/>
+                <w:bCs/>
+              </w:rPr>
+            </m:ctrlPr>
+          </m:accPr>
+          <m:e>
+            <m:r>
+              <m:rPr>
+                <m:sty m:val="bi"/>
+              </m:rPr>
+              <w:rPr>
+                <w:rFonts w:ascii="Cambria Math" w:hAnsi="Cambria Math"/>
+              </w:rPr>
+              <m:t>x</m:t>
+            </m:r>
+          </m:e>
+        </m:acc>
+        <m:r>
+          <m:rPr>
+            <m:sty m:val="bi"/>
+          </m:rPr>
+          <w:rPr>
+            <w:rFonts w:ascii="Cambria Math" w:hAnsi="Cambria Math"/>
+          </w:rPr>
+          <m:t>=</m:t>
+        </m:r>
+        <m:f>
+          <m:fPr>
+            <m:ctrlPr>
+              <w:rPr>
+                <w:rFonts w:ascii="Cambria Math" w:hAnsi="Cambria Math"/>
+                <w:b/>
+                <w:bCs/>
+              </w:rPr>
+            </m:ctrlPr>
+          </m:fPr>
+          <m:num>
+            <m:r>
+              <m:rPr>
+                <m:sty m:val="bi"/>
+              </m:rPr>
+              <w:rPr>
+                <w:rFonts w:ascii="Cambria Math" w:hAnsi="Cambria Math"/>
+              </w:rPr>
+              <m:t>1</m:t>
+            </m:r>
+            <m:ctrlPr>
+              <w:rPr>
+                <w:rFonts w:ascii="Cambria Math" w:hAnsi="Cambria Math"/>
+                <w:b/>
+                <w:bCs/>
+                <w:i/>
+              </w:rPr>
+            </m:ctrlPr>
+          </m:num>
+          <m:den>
+            <m:r>
+              <m:rPr>
+                <m:sty m:val="bi"/>
+              </m:rPr>
+              <w:rPr>
+                <w:rFonts w:ascii="Cambria Math" w:hAnsi="Cambria Math"/>
+              </w:rPr>
+              <m:t>n</m:t>
+            </m:r>
+            <m:ctrlPr>
+              <w:rPr>
+                <w:rFonts w:ascii="Cambria Math" w:hAnsi="Cambria Math"/>
+                <w:b/>
+                <w:bCs/>
+                <w:i/>
+              </w:rPr>
+            </m:ctrlPr>
+          </m:den>
+        </m:f>
+        <m:nary>
+          <m:naryPr>
+            <m:chr m:val="∑"/>
+            <m:ctrlPr>
+              <w:rPr>
+                <w:rFonts w:ascii="Cambria Math" w:hAnsi="Cambria Math"/>
+                <w:b/>
+                <w:bCs/>
+              </w:rPr>
+            </m:ctrlPr>
+          </m:naryPr>
+          <m:sub>
+            <m:r>
+              <m:rPr>
+                <m:sty m:val="bi"/>
+              </m:rPr>
+              <w:rPr>
+                <w:rFonts w:ascii="Cambria Math" w:hAnsi="Cambria Math"/>
+              </w:rPr>
+              <m:t>i=1</m:t>
+            </m:r>
+            <m:ctrlPr>
+              <w:rPr>
+                <w:rFonts w:ascii="Cambria Math" w:hAnsi="Cambria Math"/>
+                <w:b/>
+                <w:bCs/>
+                <w:i/>
+              </w:rPr>
+            </m:ctrlPr>
+          </m:sub>
+          <m:sup>
+            <m:r>
+              <m:rPr>
+                <m:sty m:val="bi"/>
+              </m:rPr>
+              <w:rPr>
+                <w:rFonts w:ascii="Cambria Math" w:hAnsi="Cambria Math"/>
+              </w:rPr>
+              <m:t>n</m:t>
+            </m:r>
+            <m:ctrlPr>
+              <w:rPr>
+                <w:rFonts w:ascii="Cambria Math" w:hAnsi="Cambria Math"/>
+                <w:b/>
+                <w:bCs/>
+                <w:i/>
+              </w:rPr>
+            </m:ctrlPr>
+          </m:sup>
+          <m:e>
+            <m:sSub>
+              <m:sSubPr>
+                <m:ctrlPr>
+                  <w:rPr>
+                    <w:rFonts w:ascii="Cambria Math" w:hAnsi="Cambria Math"/>
+                    <w:b/>
+                    <w:bCs/>
+                    <w:i/>
+                  </w:rPr>
+                </m:ctrlPr>
+              </m:sSubPr>
+              <m:e>
+                <m:r>
+                  <m:rPr>
+                    <m:sty m:val="bi"/>
+                  </m:rPr>
+                  <w:rPr>
+                    <w:rFonts w:ascii="Cambria Math" w:hAnsi="Cambria Math"/>
+                  </w:rPr>
+                  <m:t>x</m:t>
+                </m:r>
+              </m:e>
+              <m:sub>
+                <m:r>
+                  <m:rPr>
+                    <m:sty m:val="bi"/>
+                  </m:rPr>
+                  <w:rPr>
+                    <w:rFonts w:ascii="Cambria Math" w:hAnsi="Cambria Math"/>
+                  </w:rPr>
+                  <m:t>i</m:t>
+                </m:r>
+              </m:sub>
+            </m:sSub>
+            <m:ctrlPr>
+              <w:rPr>
+                <w:rFonts w:ascii="Cambria Math" w:hAnsi="Cambria Math"/>
+                <w:b/>
+                <w:bCs/>
+                <w:i/>
+              </w:rPr>
+            </m:ctrlPr>
+          </m:e>
+        </m:nary>
+      </m:oMath>
+      <w:r>
+        <w:rPr>
+          <w:b/>
+          <w:bCs/>
+        </w:rPr>
+        <w:t>;</w:t>
+      </w:r>
+    </w:p>
+    <w:p>
+      <w:pPr>
+        <w:spacing w:before="60" w:after="200"/>
+        <w:ind w:left="708" w:firstLine="0"/>
+        <w:rPr>
+          <w:b/>
+          <w:bCs/>
+        </w:rPr>
+      </w:pPr>
+      <w:r>
+        <w:rPr>
+          <w:b/>
+          <w:bCs/>
+        </w:rPr>
+        <w:t xml:space="preserve">Выборочная дисперсия </w:t>
+      </w:r>
+      <m:oMath>
+        <m:sSup>
+          <m:sSupPr>
+            <m:ctrlPr>
+              <w:rPr>
+                <w:rFonts w:ascii="Cambria Math" w:hAnsi="Cambria Math"/>
+                <w:b/>
+                <w:bCs/>
+                <w:i/>
+              </w:rPr>
+            </m:ctrlPr>
+          </m:sSupPr>
+          <m:e>
+            <m:r>
+              <m:rPr>
+                <m:sty m:val="bi"/>
+              </m:rPr>
+              <w:rPr>
+                <w:rFonts w:ascii="Cambria Math" w:hAnsi="Cambria Math"/>
+              </w:rPr>
+              <m:t>S</m:t>
+            </m:r>
+          </m:e>
+          <m:sup>
+            <m:r>
+              <m:rPr>
+                <m:sty m:val="bi"/>
+              </m:rPr>
+              <w:rPr>
+                <w:rFonts w:ascii="Cambria Math" w:hAnsi="Cambria Math"/>
+              </w:rPr>
+              <m:t>2</m:t>
+            </m:r>
+          </m:sup>
+        </m:sSup>
+        <m:r>
+          <m:rPr>
+            <m:sty m:val="bi"/>
+          </m:rPr>
+          <w:rPr>
+            <w:rFonts w:ascii="Cambria Math" w:hAnsi="Cambria Math"/>
+          </w:rPr>
+          <m:t>=</m:t>
+        </m:r>
+        <m:f>
+          <m:fPr>
+            <m:ctrlPr>
+              <w:rPr>
+                <w:rFonts w:ascii="Cambria Math" w:hAnsi="Cambria Math"/>
+                <w:b/>
+                <w:bCs/>
+              </w:rPr>
+            </m:ctrlPr>
+          </m:fPr>
+          <m:num>
+            <m:r>
+              <m:rPr>
+                <m:sty m:val="bi"/>
+              </m:rPr>
+              <w:rPr>
+                <w:rFonts w:ascii="Cambria Math" w:hAnsi="Cambria Math"/>
+              </w:rPr>
+              <m:t>1</m:t>
+            </m:r>
+            <m:ctrlPr>
+              <w:rPr>
+                <w:rFonts w:ascii="Cambria Math" w:hAnsi="Cambria Math"/>
+                <w:b/>
+                <w:bCs/>
+                <w:i/>
+              </w:rPr>
+            </m:ctrlPr>
+          </m:num>
+          <m:den>
+            <m:r>
+              <m:rPr>
+                <m:sty m:val="bi"/>
+              </m:rPr>
+              <w:rPr>
+                <w:rFonts w:ascii="Cambria Math" w:hAnsi="Cambria Math"/>
+              </w:rPr>
+              <m:t>n-1</m:t>
+            </m:r>
+            <m:ctrlPr>
+              <w:rPr>
+                <w:rFonts w:ascii="Cambria Math" w:hAnsi="Cambria Math"/>
+                <w:b/>
+                <w:bCs/>
+                <w:i/>
+              </w:rPr>
+            </m:ctrlPr>
+          </m:den>
+        </m:f>
+        <m:nary>
+          <m:naryPr>
+            <m:chr m:val="∑"/>
+            <m:ctrlPr>
+              <w:rPr>
+                <w:rFonts w:ascii="Cambria Math" w:hAnsi="Cambria Math"/>
+                <w:b/>
+                <w:bCs/>
+              </w:rPr>
+            </m:ctrlPr>
+          </m:naryPr>
+          <m:sub>
+            <m:r>
+              <m:rPr>
+                <m:sty m:val="bi"/>
+              </m:rPr>
+              <w:rPr>
+                <w:rFonts w:ascii="Cambria Math" w:hAnsi="Cambria Math"/>
+              </w:rPr>
+              <m:t>i=1</m:t>
+            </m:r>
+            <m:ctrlPr>
+              <w:rPr>
+                <w:rFonts w:ascii="Cambria Math" w:hAnsi="Cambria Math"/>
+                <w:b/>
+                <w:bCs/>
+                <w:i/>
+              </w:rPr>
+            </m:ctrlPr>
+          </m:sub>
+          <m:sup>
+            <m:r>
+              <m:rPr>
+                <m:sty m:val="bi"/>
+              </m:rPr>
+              <w:rPr>
+                <w:rFonts w:ascii="Cambria Math" w:hAnsi="Cambria Math"/>
+              </w:rPr>
+              <m:t>n</m:t>
+            </m:r>
+            <m:ctrlPr>
+              <w:rPr>
+                <w:rFonts w:ascii="Cambria Math" w:hAnsi="Cambria Math"/>
+                <w:b/>
+                <w:bCs/>
+                <w:i/>
+              </w:rPr>
+            </m:ctrlPr>
+          </m:sup>
+          <m:e>
+            <m:sSup>
+              <m:sSupPr>
+                <m:ctrlPr>
+                  <w:rPr>
+                    <w:rFonts w:ascii="Cambria Math" w:hAnsi="Cambria Math"/>
+                    <w:b/>
+                    <w:bCs/>
+                    <w:i/>
+                  </w:rPr>
+                </m:ctrlPr>
+              </m:sSupPr>
+              <m:e>
+                <m:d>
+                  <m:dPr>
+                    <m:ctrlPr>
+                      <w:rPr>
+                        <w:rFonts w:ascii="Cambria Math" w:hAnsi="Cambria Math"/>
+                        <w:b/>
+                        <w:bCs/>
+                        <w:i/>
+                      </w:rPr>
+                    </m:ctrlPr>
+                  </m:dPr>
+                  <m:e>
+                    <m:sSub>
+                      <m:sSubPr>
+                        <m:ctrlPr>
+                          <w:rPr>
+                            <w:rFonts w:ascii="Cambria Math" w:hAnsi="Cambria Math"/>
+                            <w:b/>
+                            <w:bCs/>
+                            <w:i/>
+                          </w:rPr>
+                        </m:ctrlPr>
+                      </m:sSubPr>
+                      <m:e>
+                        <m:r>
+                          <m:rPr>
+                            <m:sty m:val="bi"/>
+                          </m:rPr>
+                          <w:rPr>
+                            <w:rFonts w:ascii="Cambria Math" w:hAnsi="Cambria Math"/>
+                          </w:rPr>
+                          <m:t>x</m:t>
+                        </m:r>
+                      </m:e>
+                      <m:sub>
+                        <m:r>
+                          <m:rPr>
+                            <m:sty m:val="bi"/>
+                          </m:rPr>
+                          <w:rPr>
+                            <w:rFonts w:ascii="Cambria Math" w:hAnsi="Cambria Math"/>
+                          </w:rPr>
+                          <m:t>i</m:t>
+                        </m:r>
+                      </m:sub>
+                    </m:sSub>
+                    <m:r>
+                      <m:rPr>
+                        <m:sty m:val="bi"/>
+                      </m:rPr>
+                      <w:rPr>
+                        <w:rFonts w:ascii="Cambria Math" w:hAnsi="Cambria Math"/>
+                      </w:rPr>
+                      <m:t>-</m:t>
+                    </m:r>
+                    <m:acc>
+                      <m:accPr>
+                        <m:chr m:val="̅"/>
+                        <m:ctrlPr>
+                          <w:rPr>
+                            <w:rFonts w:ascii="Cambria Math" w:hAnsi="Cambria Math"/>
+                            <w:b/>
+                            <w:bCs/>
+                          </w:rPr>
+                        </m:ctrlPr>
+                      </m:accPr>
+                      <m:e>
+                        <m:r>
+                          <m:rPr>
+                            <m:sty m:val="bi"/>
+                          </m:rPr>
+                          <w:rPr>
+                            <w:rFonts w:ascii="Cambria Math" w:hAnsi="Cambria Math"/>
+                          </w:rPr>
+                          <m:t>x</m:t>
+                        </m:r>
+                      </m:e>
+                    </m:acc>
+                  </m:e>
+                </m:d>
+              </m:e>
+              <m:sup>
+                <m:r>
+                  <m:rPr>
+                    <m:sty m:val="bi"/>
+                  </m:rPr>
+                  <w:rPr>
+                    <w:rFonts w:ascii="Cambria Math" w:hAnsi="Cambria Math"/>
+                  </w:rPr>
+                  <m:t>2</m:t>
+                </m:r>
+              </m:sup>
+            </m:sSup>
+            <m:ctrlPr>
+              <w:rPr>
+                <w:rFonts w:ascii="Cambria Math" w:hAnsi="Cambria Math"/>
+                <w:b/>
+                <w:bCs/>
+                <w:i/>
+              </w:rPr>
+            </m:ctrlPr>
+          </m:e>
+        </m:nary>
+      </m:oMath>
+      <w:r>
+        <w:rPr>
+          <w:b/>
+          <w:bCs/>
+        </w:rPr>
+        <w:t>;</w:t>
+      </w:r>
+    </w:p>
+    <w:p>
+      <w:pPr>
+        <w:spacing w:before="60" w:after="200"/>
+        <w:ind w:left="708" w:firstLine="0"/>
+        <w:rPr>
+          <w:b/>
+          <w:bCs/>
+        </w:rPr>
+      </w:pPr>
+      <w:r>
+        <w:rPr>
+          <w:b/>
+          <w:bCs/>
+        </w:rPr>
+        <w:t xml:space="preserve">Выборочное стандартное отклонение </w:t>
+      </w:r>
+      <m:oMath>
+        <m:r>
+          <m:rPr>
+            <m:sty m:val="bi"/>
+          </m:rPr>
+          <w:rPr>
+            <w:rFonts w:ascii="Cambria Math" w:hAnsi="Cambria Math"/>
+          </w:rPr>
+          <m:t>S=</m:t>
+        </m:r>
+        <m:rad>
+          <m:radPr>
+            <m:degHide m:val="1"/>
+            <m:ctrlPr>
+              <w:rPr>
+                <w:rFonts w:ascii="Cambria Math" w:hAnsi="Cambria Math"/>
+                <w:b/>
+                <w:bCs/>
+              </w:rPr>
+            </m:ctrlPr>
+          </m:radPr>
+          <m:deg>
+            <m:ctrlPr>
+              <w:rPr>
+                <w:rFonts w:ascii="Cambria Math" w:hAnsi="Cambria Math"/>
+                <w:b/>
+                <w:bCs/>
+                <w:i/>
+              </w:rPr>
+            </m:ctrlPr>
+          </m:deg>
+          <m:e>
+            <m:sSup>
+              <m:sSupPr>
+                <m:ctrlPr>
+                  <w:rPr>
+                    <w:rFonts w:ascii="Cambria Math" w:hAnsi="Cambria Math"/>
+                    <w:b/>
+                    <w:bCs/>
+                    <w:i/>
+                  </w:rPr>
+                </m:ctrlPr>
+              </m:sSupPr>
+              <m:e>
+                <m:r>
+                  <m:rPr>
+                    <m:sty m:val="bi"/>
+                  </m:rPr>
+                  <w:rPr>
+                    <w:rFonts w:ascii="Cambria Math" w:hAnsi="Cambria Math"/>
+                  </w:rPr>
+                  <m:t>S</m:t>
+                </m:r>
+              </m:e>
+              <m:sup>
+                <m:r>
+                  <m:rPr>
+                    <m:sty m:val="bi"/>
+                  </m:rPr>
+                  <w:rPr>
+                    <w:rFonts w:ascii="Cambria Math" w:hAnsi="Cambria Math"/>
+                  </w:rPr>
+                  <m:t>2</m:t>
+                </m:r>
+              </m:sup>
+            </m:sSup>
+          </m:e>
+        </m:rad>
+        <m:r>
+          <m:rPr>
+            <m:sty m:val="bi"/>
+          </m:rPr>
+          <w:rPr>
+            <w:rFonts w:ascii="Cambria Math" w:hAnsi="Cambria Math"/>
+          </w:rPr>
+          <m:t>=</m:t>
+        </m:r>
+        <m:rad>
+          <m:radPr>
+            <m:degHide m:val="1"/>
+            <m:ctrlPr>
+              <w:rPr>
+                <w:rFonts w:ascii="Cambria Math" w:hAnsi="Cambria Math"/>
+                <w:b/>
+                <w:bCs/>
+              </w:rPr>
+            </m:ctrlPr>
+          </m:radPr>
+          <m:deg>
+            <m:ctrlPr>
+              <w:rPr>
+                <w:rFonts w:ascii="Cambria Math" w:hAnsi="Cambria Math"/>
+                <w:b/>
+                <w:bCs/>
+                <w:i/>
+              </w:rPr>
+            </m:ctrlPr>
+          </m:deg>
+          <m:e>
+            <m:f>
+              <m:fPr>
+                <m:ctrlPr>
+                  <w:rPr>
+                    <w:rFonts w:ascii="Cambria Math" w:hAnsi="Cambria Math"/>
+                    <w:b/>
+                    <w:bCs/>
+                  </w:rPr>
+                </m:ctrlPr>
+              </m:fPr>
+              <m:num>
+                <m:r>
+                  <m:rPr>
+                    <m:sty m:val="bi"/>
+                  </m:rPr>
+                  <w:rPr>
+                    <w:rFonts w:ascii="Cambria Math" w:hAnsi="Cambria Math"/>
+                  </w:rPr>
+                  <m:t>1</m:t>
+                </m:r>
+                <m:ctrlPr>
+                  <w:rPr>
+                    <w:rFonts w:ascii="Cambria Math" w:hAnsi="Cambria Math"/>
+                    <w:b/>
+                    <w:bCs/>
+                    <w:i/>
+                  </w:rPr>
+                </m:ctrlPr>
+              </m:num>
+              <m:den>
+                <m:r>
+                  <m:rPr>
+                    <m:sty m:val="bi"/>
+                  </m:rPr>
+                  <w:rPr>
+                    <w:rFonts w:ascii="Cambria Math" w:hAnsi="Cambria Math"/>
+                  </w:rPr>
+                  <m:t>n-1</m:t>
+                </m:r>
+                <m:ctrlPr>
+                  <w:rPr>
+                    <w:rFonts w:ascii="Cambria Math" w:hAnsi="Cambria Math"/>
+                    <w:b/>
+                    <w:bCs/>
+                    <w:i/>
+                  </w:rPr>
+                </m:ctrlPr>
+              </m:den>
+            </m:f>
+            <m:nary>
+              <m:naryPr>
+                <m:chr m:val="∑"/>
+                <m:ctrlPr>
+                  <w:rPr>
+                    <w:rFonts w:ascii="Cambria Math" w:hAnsi="Cambria Math"/>
+                    <w:b/>
+                    <w:bCs/>
+                  </w:rPr>
+                </m:ctrlPr>
+              </m:naryPr>
+              <m:sub>
+                <m:r>
+                  <m:rPr>
+                    <m:sty m:val="bi"/>
+                  </m:rPr>
+                  <w:rPr>
+                    <w:rFonts w:ascii="Cambria Math" w:hAnsi="Cambria Math"/>
+                  </w:rPr>
+                  <m:t>i=1</m:t>
+                </m:r>
+                <m:ctrlPr>
+                  <w:rPr>
+                    <w:rFonts w:ascii="Cambria Math" w:hAnsi="Cambria Math"/>
+                    <w:b/>
+                    <w:bCs/>
+                    <w:i/>
+                  </w:rPr>
+                </m:ctrlPr>
+              </m:sub>
+              <m:sup>
+                <m:r>
+                  <m:rPr>
+                    <m:sty m:val="bi"/>
+                  </m:rPr>
+                  <w:rPr>
+                    <w:rFonts w:ascii="Cambria Math" w:hAnsi="Cambria Math"/>
+                  </w:rPr>
+                  <m:t>n</m:t>
+                </m:r>
+                <m:ctrlPr>
+                  <w:rPr>
+                    <w:rFonts w:ascii="Cambria Math" w:hAnsi="Cambria Math"/>
+                    <w:b/>
+                    <w:bCs/>
+                    <w:i/>
+                  </w:rPr>
+                </m:ctrlPr>
+              </m:sup>
+              <m:e>
+                <m:sSup>
+                  <m:sSupPr>
+                    <m:ctrlPr>
+                      <w:rPr>
+                        <w:rFonts w:ascii="Cambria Math" w:hAnsi="Cambria Math"/>
+                        <w:b/>
+                        <w:bCs/>
+                        <w:i/>
+                      </w:rPr>
+                    </m:ctrlPr>
+                  </m:sSupPr>
+                  <m:e>
+                    <m:d>
+                      <m:dPr>
+                        <m:ctrlPr>
+                          <w:rPr>
+                            <w:rFonts w:ascii="Cambria Math" w:hAnsi="Cambria Math"/>
+                            <w:b/>
+                            <w:bCs/>
+                            <w:i/>
+                          </w:rPr>
+                        </m:ctrlPr>
+                      </m:dPr>
+                      <m:e>
+                        <m:sSub>
+                          <m:sSubPr>
+                            <m:ctrlPr>
+                              <w:rPr>
+                                <w:rFonts w:ascii="Cambria Math" w:hAnsi="Cambria Math"/>
+                                <w:b/>
+                                <w:bCs/>
+                                <w:i/>
+                              </w:rPr>
+                            </m:ctrlPr>
+                          </m:sSubPr>
+                          <m:e>
+                            <m:r>
+                              <m:rPr>
+                                <m:sty m:val="bi"/>
+                              </m:rPr>
+                              <w:rPr>
+                                <w:rFonts w:ascii="Cambria Math" w:hAnsi="Cambria Math"/>
+                              </w:rPr>
+                              <m:t>x</m:t>
+                            </m:r>
+                          </m:e>
+                          <m:sub>
+                            <m:r>
+                              <m:rPr>
+                                <m:sty m:val="bi"/>
+                              </m:rPr>
+                              <w:rPr>
+                                <w:rFonts w:ascii="Cambria Math" w:hAnsi="Cambria Math"/>
+                              </w:rPr>
+                              <m:t>i</m:t>
+                            </m:r>
+                          </m:sub>
+                        </m:sSub>
+                        <m:r>
+                          <m:rPr>
+                            <m:sty m:val="bi"/>
+                          </m:rPr>
+                          <w:rPr>
+                            <w:rFonts w:ascii="Cambria Math" w:hAnsi="Cambria Math"/>
+                          </w:rPr>
+                          <m:t>-</m:t>
+                        </m:r>
+                        <m:acc>
+                          <m:accPr>
+                            <m:chr m:val="̅"/>
+                            <m:ctrlPr>
+                              <w:rPr>
+                                <w:rFonts w:ascii="Cambria Math" w:hAnsi="Cambria Math"/>
+                                <w:b/>
+                                <w:bCs/>
+                              </w:rPr>
+                            </m:ctrlPr>
+                          </m:accPr>
+                          <m:e>
+                            <m:r>
+                              <m:rPr>
+                                <m:sty m:val="bi"/>
+                              </m:rPr>
+                              <w:rPr>
+                                <w:rFonts w:ascii="Cambria Math" w:hAnsi="Cambria Math"/>
+                              </w:rPr>
+                              <m:t>x</m:t>
+                            </m:r>
+                          </m:e>
+                        </m:acc>
+                      </m:e>
+                    </m:d>
+                  </m:e>
+                  <m:sup>
+                    <m:r>
+                      <m:rPr>
+                        <m:sty m:val="bi"/>
+                      </m:rPr>
+                      <w:rPr>
+                        <w:rFonts w:ascii="Cambria Math" w:hAnsi="Cambria Math"/>
+                      </w:rPr>
+                      <m:t>2</m:t>
+                    </m:r>
+                  </m:sup>
+                </m:sSup>
+                <m:ctrlPr>
+                  <w:rPr>
+                    <w:rFonts w:ascii="Cambria Math" w:hAnsi="Cambria Math"/>
+                    <w:b/>
+                    <w:bCs/>
+                    <w:i/>
+                  </w:rPr>
+                </m:ctrlPr>
+              </m:e>
+            </m:nary>
+          </m:e>
+        </m:rad>
+      </m:oMath>
+      <w:r>
+        <w:rPr>
+          <w:b/>
+          <w:bCs/>
+        </w:rPr>
+        <w:t>;</w:t>
+      </w:r>
+    </w:p>
+    <w:p>
+      <w:pPr>
+        <w:spacing w:before="60" w:after="200"/>
+        <w:ind w:left="708" w:firstLine="0"/>
+        <w:rPr>
+          <w:b/>
+          <w:bCs/>
+        </w:rPr>
+      </w:pPr>
+      <w:r>
+        <w:rPr>
+          <w:b/>
+          <w:bCs/>
+        </w:rPr>
+        <w:t xml:space="preserve">Коэффициент вариации </w:t>
+      </w:r>
+      <m:oMath>
+        <m:r>
+          <m:rPr>
+            <m:sty m:val="bi"/>
+          </m:rPr>
+          <w:rPr>
+            <w:rFonts w:ascii="Cambria Math" w:hAnsi="Cambria Math"/>
+          </w:rPr>
+          <m:t>V=</m:t>
+        </m:r>
+        <m:f>
+          <m:fPr>
+            <m:ctrlPr>
+              <w:rPr>
+                <w:rFonts w:ascii="Cambria Math" w:hAnsi="Cambria Math"/>
+                <w:b/>
+                <w:bCs/>
+              </w:rPr>
+            </m:ctrlPr>
+          </m:fPr>
+          <m:num>
+            <m:r>
+              <m:rPr>
+                <m:sty m:val="bi"/>
+              </m:rPr>
+              <w:rPr>
+                <w:rFonts w:ascii="Cambria Math" w:hAnsi="Cambria Math"/>
+              </w:rPr>
+              <m:t>S</m:t>
+            </m:r>
+            <m:ctrlPr>
+              <w:rPr>
+                <w:rFonts w:ascii="Cambria Math" w:hAnsi="Cambria Math"/>
+                <w:b/>
+                <w:bCs/>
+                <w:i/>
+              </w:rPr>
+            </m:ctrlPr>
+          </m:num>
+          <m:den>
+            <m:acc>
+              <m:accPr>
+                <m:chr m:val="̅"/>
+                <m:ctrlPr>
+                  <w:rPr>
+                    <w:rFonts w:ascii="Cambria Math" w:hAnsi="Cambria Math"/>
+                    <w:b/>
+                    <w:bCs/>
+                  </w:rPr>
+                </m:ctrlPr>
+              </m:accPr>
+              <m:e>
+                <m:r>
+                  <m:rPr>
+                    <m:sty m:val="bi"/>
+                  </m:rPr>
+                  <w:rPr>
+                    <w:rFonts w:ascii="Cambria Math" w:hAnsi="Cambria Math"/>
+                  </w:rPr>
+                  <m:t>x</m:t>
+                </m:r>
+              </m:e>
+            </m:acc>
+            <m:ctrlPr>
+              <w:rPr>
+                <w:rFonts w:ascii="Cambria Math" w:hAnsi="Cambria Math"/>
+                <w:b/>
+                <w:bCs/>
+                <w:i/>
+              </w:rPr>
+            </m:ctrlPr>
+          </m:den>
+        </m:f>
+      </m:oMath>
+      <w:r>
+        <w:rPr>
+          <w:b/>
+          <w:bCs/>
+        </w:rPr>
+        <w:t>;</w:t>
+      </w:r>
+    </w:p>
+    <w:p>
+      <w:pPr>
+        <w:spacing w:before="60" w:after="200"/>
+        <w:ind w:left="708" w:firstLine="0"/>
+        <w:rPr>
+          <w:b/>
+          <w:bCs/>
+        </w:rPr>
+      </w:pPr>
+      <w:r>
+        <w:rPr>
+          <w:b/>
+          <w:bCs/>
+        </w:rPr>
+        <w:t xml:space="preserve">Коэффициент асимметрии </w:t>
+      </w:r>
+      <m:oMath>
+        <m:sSub>
+          <m:sSubPr>
+            <m:ctrlPr>
+              <w:rPr>
+                <w:rFonts w:ascii="Cambria Math" w:hAnsi="Cambria Math"/>
+                <w:b/>
+                <w:bCs/>
+                <w:i/>
+              </w:rPr>
+            </m:ctrlPr>
+          </m:sSubPr>
+          <m:e>
+            <m:r>
+              <m:rPr>
+                <m:sty m:val="bi"/>
+              </m:rPr>
+              <w:rPr>
+                <w:rFonts w:ascii="Cambria Math" w:hAnsi="Cambria Math"/>
+              </w:rPr>
+              <m:t>S</m:t>
+            </m:r>
+          </m:e>
+          <m:sub>
+            <m:r>
+              <m:rPr>
+                <m:sty m:val="bi"/>
+              </m:rPr>
+              <w:rPr>
+                <w:rFonts w:ascii="Cambria Math" w:hAnsi="Cambria Math"/>
+              </w:rPr>
+              <m:t>k</m:t>
+            </m:r>
+          </m:sub>
+        </m:sSub>
+        <m:r>
+          <m:rPr>
+            <m:sty m:val="bi"/>
+          </m:rPr>
+          <w:rPr>
+            <w:rFonts w:ascii="Cambria Math" w:hAnsi="Cambria Math"/>
+          </w:rPr>
+          <m:t>=</m:t>
+        </m:r>
+        <m:f>
+          <m:fPr>
+            <m:ctrlPr>
+              <w:rPr>
+                <w:rFonts w:ascii="Cambria Math" w:hAnsi="Cambria Math"/>
+                <w:b/>
+                <w:bCs/>
+              </w:rPr>
+            </m:ctrlPr>
+          </m:fPr>
+          <m:num>
+            <m:r>
+              <m:rPr>
+                <m:sty m:val="bi"/>
+              </m:rPr>
+              <w:rPr>
+                <w:rFonts w:ascii="Cambria Math" w:hAnsi="Cambria Math"/>
+              </w:rPr>
+              <m:t>n</m:t>
+            </m:r>
+            <m:ctrlPr>
+              <w:rPr>
+                <w:rFonts w:ascii="Cambria Math" w:hAnsi="Cambria Math"/>
+                <w:b/>
+                <w:bCs/>
+                <w:i/>
+              </w:rPr>
+            </m:ctrlPr>
+          </m:num>
+          <m:den>
+            <m:d>
+              <m:dPr>
+                <m:ctrlPr>
+                  <w:rPr>
+                    <w:rFonts w:ascii="Cambria Math" w:hAnsi="Cambria Math"/>
+                    <w:b/>
+                    <w:bCs/>
+                    <w:i/>
+                  </w:rPr>
+                </m:ctrlPr>
+              </m:dPr>
+              <m:e>
+                <m:r>
+                  <m:rPr>
+                    <m:sty m:val="bi"/>
+                  </m:rPr>
+                  <w:rPr>
+                    <w:rFonts w:ascii="Cambria Math" w:hAnsi="Cambria Math"/>
+                  </w:rPr>
+                  <m:t>n-1</m:t>
+                </m:r>
+              </m:e>
+            </m:d>
+            <m:d>
+              <m:dPr>
+                <m:ctrlPr>
+                  <w:rPr>
+                    <w:rFonts w:ascii="Cambria Math" w:hAnsi="Cambria Math"/>
+                    <w:b/>
+                    <w:bCs/>
+                    <w:i/>
+                  </w:rPr>
+                </m:ctrlPr>
+              </m:dPr>
+              <m:e>
+                <m:r>
+                  <m:rPr>
+                    <m:sty m:val="bi"/>
+                  </m:rPr>
+                  <w:rPr>
+                    <w:rFonts w:ascii="Cambria Math" w:hAnsi="Cambria Math"/>
+                  </w:rPr>
+                  <m:t>n-2</m:t>
+                </m:r>
+              </m:e>
+            </m:d>
+            <m:ctrlPr>
+              <w:rPr>
+                <w:rFonts w:ascii="Cambria Math" w:hAnsi="Cambria Math"/>
+                <w:b/>
+                <w:bCs/>
+                <w:i/>
+              </w:rPr>
+            </m:ctrlPr>
+          </m:den>
+        </m:f>
+        <m:nary>
+          <m:naryPr>
+            <m:chr m:val="∑"/>
+            <m:ctrlPr>
+              <w:rPr>
+                <w:rFonts w:ascii="Cambria Math" w:hAnsi="Cambria Math"/>
+                <w:b/>
+                <w:bCs/>
+              </w:rPr>
+            </m:ctrlPr>
+          </m:naryPr>
+          <m:sub>
+            <m:r>
+              <m:rPr>
+                <m:sty m:val="bi"/>
+              </m:rPr>
+              <w:rPr>
+                <w:rFonts w:ascii="Cambria Math" w:hAnsi="Cambria Math"/>
+              </w:rPr>
+              <m:t>i=1</m:t>
+            </m:r>
+            <m:ctrlPr>
+              <w:rPr>
+                <w:rFonts w:ascii="Cambria Math" w:hAnsi="Cambria Math"/>
+                <w:b/>
+                <w:bCs/>
+                <w:i/>
+              </w:rPr>
+            </m:ctrlPr>
+          </m:sub>
+          <m:sup>
+            <m:r>
+              <m:rPr>
+                <m:sty m:val="bi"/>
+              </m:rPr>
+              <w:rPr>
+                <w:rFonts w:ascii="Cambria Math" w:hAnsi="Cambria Math"/>
+              </w:rPr>
+              <m:t>n</m:t>
+            </m:r>
+            <m:ctrlPr>
+              <w:rPr>
+                <w:rFonts w:ascii="Cambria Math" w:hAnsi="Cambria Math"/>
+                <w:b/>
+                <w:bCs/>
+                <w:i/>
+              </w:rPr>
+            </m:ctrlPr>
+          </m:sup>
+          <m:e>
+            <m:sSup>
+              <m:sSupPr>
+                <m:ctrlPr>
+                  <w:rPr>
+                    <w:rFonts w:ascii="Cambria Math" w:hAnsi="Cambria Math"/>
+                    <w:b/>
+                    <w:bCs/>
+                    <w:i/>
+                  </w:rPr>
+                </m:ctrlPr>
+              </m:sSupPr>
+              <m:e>
+                <m:d>
+                  <m:dPr>
+                    <m:ctrlPr>
+                      <w:rPr>
+                        <w:rFonts w:ascii="Cambria Math" w:hAnsi="Cambria Math"/>
+                        <w:b/>
+                        <w:bCs/>
+                      </w:rPr>
+                    </m:ctrlPr>
+                  </m:dPr>
+                  <m:e>
+                    <m:f>
+                      <m:fPr>
+                        <m:ctrlPr>
+                          <w:rPr>
+                            <w:rFonts w:ascii="Cambria Math" w:hAnsi="Cambria Math"/>
+                            <w:b/>
+                            <w:bCs/>
+                          </w:rPr>
+                        </m:ctrlPr>
+                      </m:fPr>
+                      <m:num>
+                        <m:sSub>
+                          <m:sSubPr>
+                            <m:ctrlPr>
+                              <w:rPr>
+                                <w:rFonts w:ascii="Cambria Math" w:hAnsi="Cambria Math"/>
+                                <w:b/>
+                                <w:bCs/>
+                                <w:i/>
+                              </w:rPr>
+                            </m:ctrlPr>
+                          </m:sSubPr>
+                          <m:e>
+                            <m:r>
+                              <m:rPr>
+                                <m:sty m:val="bi"/>
+                              </m:rPr>
+                              <w:rPr>
+                                <w:rFonts w:ascii="Cambria Math" w:hAnsi="Cambria Math"/>
+                              </w:rPr>
+                              <m:t>x</m:t>
+                            </m:r>
+                          </m:e>
+                          <m:sub>
+                            <m:r>
+                              <m:rPr>
+                                <m:sty m:val="bi"/>
+                              </m:rPr>
+                              <w:rPr>
+                                <w:rFonts w:ascii="Cambria Math" w:hAnsi="Cambria Math"/>
+                              </w:rPr>
+                              <m:t>i</m:t>
+                            </m:r>
+                          </m:sub>
+                        </m:sSub>
+                        <m:r>
+                          <m:rPr>
+                            <m:sty m:val="bi"/>
+                          </m:rPr>
+                          <w:rPr>
+                            <w:rFonts w:ascii="Cambria Math" w:hAnsi="Cambria Math"/>
+                          </w:rPr>
+                          <m:t>-</m:t>
+                        </m:r>
+                        <m:acc>
+                          <m:accPr>
+                            <m:chr m:val="̅"/>
+                            <m:ctrlPr>
+                              <w:rPr>
+                                <w:rFonts w:ascii="Cambria Math" w:hAnsi="Cambria Math"/>
+                                <w:b/>
+                                <w:bCs/>
+                              </w:rPr>
+                            </m:ctrlPr>
+                          </m:accPr>
+                          <m:e>
+                            <m:r>
+                              <m:rPr>
+                                <m:sty m:val="bi"/>
+                              </m:rPr>
+                              <w:rPr>
+                                <w:rFonts w:ascii="Cambria Math" w:hAnsi="Cambria Math"/>
+                              </w:rPr>
+                              <m:t>x</m:t>
+                            </m:r>
+                          </m:e>
+                        </m:acc>
+                        <m:ctrlPr>
+                          <w:rPr>
+                            <w:rFonts w:ascii="Cambria Math" w:hAnsi="Cambria Math"/>
+                            <w:b/>
+                            <w:bCs/>
+                            <w:i/>
+                          </w:rPr>
+                        </m:ctrlPr>
+                      </m:num>
+                      <m:den>
+                        <m:r>
+                          <m:rPr>
+                            <m:sty m:val="bi"/>
+                          </m:rPr>
+                          <w:rPr>
+                            <w:rFonts w:ascii="Cambria Math" w:hAnsi="Cambria Math"/>
+                          </w:rPr>
+                          <m:t>S</m:t>
+                        </m:r>
+                        <m:ctrlPr>
+                          <w:rPr>
+                            <w:rFonts w:ascii="Cambria Math" w:hAnsi="Cambria Math"/>
+                            <w:b/>
+                            <w:bCs/>
+                            <w:i/>
+                          </w:rPr>
+                        </m:ctrlPr>
+                      </m:den>
+                    </m:f>
+                    <m:ctrlPr>
+                      <w:rPr>
+                        <w:rFonts w:ascii="Cambria Math" w:hAnsi="Cambria Math"/>
+                        <w:b/>
+                        <w:bCs/>
+                        <w:i/>
+                      </w:rPr>
+                    </m:ctrlPr>
+                  </m:e>
+                </m:d>
+              </m:e>
+              <m:sup>
+                <m:r>
+                  <m:rPr>
+                    <m:sty m:val="bi"/>
+                  </m:rPr>
+                  <w:rPr>
+                    <w:rFonts w:ascii="Cambria Math" w:hAnsi="Cambria Math"/>
+                  </w:rPr>
+                  <m:t>3</m:t>
+                </m:r>
+              </m:sup>
+            </m:sSup>
+            <m:ctrlPr>
+              <w:rPr>
+                <w:rFonts w:ascii="Cambria Math" w:hAnsi="Cambria Math"/>
+                <w:b/>
+                <w:bCs/>
+                <w:i/>
+              </w:rPr>
+            </m:ctrlPr>
+          </m:e>
+        </m:nary>
+      </m:oMath>
+      <w:r>
+        <w:rPr>
+          <w:b/>
+          <w:bCs/>
+        </w:rPr>
+        <w:t>;</w:t>
+      </w:r>
+    </w:p>
+    <w:p>
+      <w:pPr>
+        <w:spacing w:before="60" w:after="200"/>
+        <w:ind w:left="708" w:firstLine="0"/>
+        <w:rPr>
+          <w:b/>
+          <w:bCs/>
+        </w:rPr>
+      </w:pPr>
+      <w:r>
+        <w:rPr>
+          <w:b/>
+          <w:bCs/>
+        </w:rPr>
+        <w:t xml:space="preserve">Эксцесс </w:t>
+      </w:r>
+      <m:oMath>
+        <m:sSub>
+          <m:sSubPr>
+            <m:ctrlPr>
+              <w:rPr>
+                <w:rFonts w:ascii="Cambria Math" w:hAnsi="Cambria Math"/>
+                <w:b/>
+                <w:bCs/>
+                <w:i/>
+              </w:rPr>
+            </m:ctrlPr>
+          </m:sSubPr>
+          <m:e>
+            <m:r>
+              <m:rPr>
+                <m:sty m:val="bi"/>
+              </m:rPr>
+              <w:rPr>
+                <w:rFonts w:ascii="Cambria Math" w:hAnsi="Cambria Math"/>
+              </w:rPr>
+              <m:t>E</m:t>
+            </m:r>
+          </m:e>
+          <m:sub>
+            <m:r>
+              <m:rPr>
+                <m:sty m:val="bi"/>
+              </m:rPr>
+              <w:rPr>
+                <w:rFonts w:ascii="Cambria Math" w:hAnsi="Cambria Math"/>
+              </w:rPr>
+              <m:t>x</m:t>
+            </m:r>
+          </m:sub>
+        </m:sSub>
+        <m:r>
+          <m:rPr>
+            <m:sty m:val="bi"/>
+          </m:rPr>
+          <w:rPr>
+            <w:rFonts w:ascii="Cambria Math" w:hAnsi="Cambria Math"/>
+          </w:rPr>
+          <m:t>=</m:t>
+        </m:r>
+        <m:f>
+          <m:fPr>
+            <m:ctrlPr>
+              <w:rPr>
+                <w:rFonts w:ascii="Cambria Math" w:hAnsi="Cambria Math"/>
+                <w:b/>
+                <w:bCs/>
+              </w:rPr>
+            </m:ctrlPr>
+          </m:fPr>
+          <m:num>
+            <m:r>
+              <m:rPr>
+                <m:sty m:val="bi"/>
+              </m:rPr>
+              <w:rPr>
+                <w:rFonts w:ascii="Cambria Math" w:hAnsi="Cambria Math"/>
+              </w:rPr>
+              <m:t>n</m:t>
+            </m:r>
+            <m:d>
+              <m:dPr>
+                <m:ctrlPr>
+                  <w:rPr>
+                    <w:rFonts w:ascii="Cambria Math" w:hAnsi="Cambria Math"/>
+                    <w:b/>
+                    <w:bCs/>
+                    <w:i/>
+                  </w:rPr>
+                </m:ctrlPr>
+              </m:dPr>
+              <m:e>
+                <m:r>
+                  <m:rPr>
+                    <m:sty m:val="bi"/>
+                  </m:rPr>
+                  <w:rPr>
+                    <w:rFonts w:ascii="Cambria Math" w:hAnsi="Cambria Math"/>
+                  </w:rPr>
+                  <m:t>n+1</m:t>
+                </m:r>
+              </m:e>
+            </m:d>
+            <m:ctrlPr>
+              <w:rPr>
+                <w:rFonts w:ascii="Cambria Math" w:hAnsi="Cambria Math"/>
+                <w:b/>
+                <w:bCs/>
+                <w:i/>
+              </w:rPr>
+            </m:ctrlPr>
+          </m:num>
+          <m:den>
+            <m:d>
+              <m:dPr>
+                <m:ctrlPr>
+                  <w:rPr>
+                    <w:rFonts w:ascii="Cambria Math" w:hAnsi="Cambria Math"/>
+                    <w:b/>
+                    <w:bCs/>
+                    <w:i/>
+                  </w:rPr>
+                </m:ctrlPr>
+              </m:dPr>
+              <m:e>
+                <m:r>
+                  <m:rPr>
+                    <m:sty m:val="bi"/>
+                  </m:rPr>
+                  <w:rPr>
+                    <w:rFonts w:ascii="Cambria Math" w:hAnsi="Cambria Math"/>
+                  </w:rPr>
+                  <m:t>n-1</m:t>
+                </m:r>
+              </m:e>
+            </m:d>
+            <m:d>
+              <m:dPr>
+                <m:ctrlPr>
+                  <w:rPr>
+                    <w:rFonts w:ascii="Cambria Math" w:hAnsi="Cambria Math"/>
+                    <w:b/>
+                    <w:bCs/>
+                    <w:i/>
+                  </w:rPr>
+                </m:ctrlPr>
+              </m:dPr>
+              <m:e>
+                <m:r>
+                  <m:rPr>
+                    <m:sty m:val="bi"/>
+                  </m:rPr>
+                  <w:rPr>
+                    <w:rFonts w:ascii="Cambria Math" w:hAnsi="Cambria Math"/>
+                  </w:rPr>
+                  <m:t>n-2</m:t>
+                </m:r>
+              </m:e>
+            </m:d>
+            <m:d>
+              <m:dPr>
+                <m:ctrlPr>
+                  <w:rPr>
+                    <w:rFonts w:ascii="Cambria Math" w:hAnsi="Cambria Math"/>
+                    <w:b/>
+                    <w:bCs/>
+                    <w:i/>
+                  </w:rPr>
+                </m:ctrlPr>
+              </m:dPr>
+              <m:e>
+                <m:r>
+                  <m:rPr>
+                    <m:sty m:val="bi"/>
+                  </m:rPr>
+                  <w:rPr>
+                    <w:rFonts w:ascii="Cambria Math" w:hAnsi="Cambria Math"/>
+                  </w:rPr>
+                  <m:t>n-3</m:t>
+                </m:r>
+              </m:e>
+            </m:d>
+            <m:ctrlPr>
+              <w:rPr>
+                <w:rFonts w:ascii="Cambria Math" w:hAnsi="Cambria Math"/>
+                <w:b/>
+                <w:bCs/>
+                <w:i/>
+              </w:rPr>
+            </m:ctrlPr>
+          </m:den>
+        </m:f>
+        <m:nary>
+          <m:naryPr>
+            <m:chr m:val="∑"/>
+            <m:ctrlPr>
+              <w:rPr>
+                <w:rFonts w:ascii="Cambria Math" w:hAnsi="Cambria Math"/>
+                <w:b/>
+                <w:bCs/>
+              </w:rPr>
+            </m:ctrlPr>
+          </m:naryPr>
+          <m:sub>
+            <m:r>
+              <m:rPr>
+                <m:sty m:val="bi"/>
+              </m:rPr>
+              <w:rPr>
+                <w:rFonts w:ascii="Cambria Math" w:hAnsi="Cambria Math"/>
+              </w:rPr>
+              <m:t>i=1</m:t>
+            </m:r>
+            <m:ctrlPr>
+              <w:rPr>
+                <w:rFonts w:ascii="Cambria Math" w:hAnsi="Cambria Math"/>
+                <w:b/>
+                <w:bCs/>
+                <w:i/>
+              </w:rPr>
+            </m:ctrlPr>
+          </m:sub>
+          <m:sup>
+            <m:r>
+              <m:rPr>
+                <m:sty m:val="bi"/>
+              </m:rPr>
+              <w:rPr>
+                <w:rFonts w:ascii="Cambria Math" w:hAnsi="Cambria Math"/>
+              </w:rPr>
+              <m:t>n</m:t>
+            </m:r>
+            <m:ctrlPr>
+              <w:rPr>
+                <w:rFonts w:ascii="Cambria Math" w:hAnsi="Cambria Math"/>
+                <w:b/>
+                <w:bCs/>
+                <w:i/>
+              </w:rPr>
+            </m:ctrlPr>
+          </m:sup>
+          <m:e>
+            <m:sSup>
+              <m:sSupPr>
+                <m:ctrlPr>
+                  <w:rPr>
+                    <w:rFonts w:ascii="Cambria Math" w:hAnsi="Cambria Math"/>
+                    <w:b/>
+                    <w:bCs/>
+                    <w:i/>
+                  </w:rPr>
+                </m:ctrlPr>
+              </m:sSupPr>
+              <m:e>
+                <m:d>
+                  <m:dPr>
+                    <m:ctrlPr>
+                      <w:rPr>
+                        <w:rFonts w:ascii="Cambria Math" w:hAnsi="Cambria Math"/>
+                        <w:b/>
+                        <w:bCs/>
+                        <w:i/>
+                      </w:rPr>
+                    </m:ctrlPr>
+                  </m:dPr>
+                  <m:e>
+                    <m:f>
+                      <m:fPr>
+                        <m:ctrlPr>
+                          <w:rPr>
+                            <w:rFonts w:ascii="Cambria Math" w:hAnsi="Cambria Math"/>
+                            <w:b/>
+                            <w:bCs/>
+                          </w:rPr>
+                        </m:ctrlPr>
+                      </m:fPr>
+                      <m:num>
+                        <m:sSub>
+                          <m:sSubPr>
+                            <m:ctrlPr>
+                              <w:rPr>
+                                <w:rFonts w:ascii="Cambria Math" w:hAnsi="Cambria Math"/>
+                                <w:b/>
+                                <w:bCs/>
+                                <w:i/>
+                              </w:rPr>
+                            </m:ctrlPr>
+                          </m:sSubPr>
+                          <m:e>
+                            <m:r>
+                              <m:rPr>
+                                <m:sty m:val="bi"/>
+                              </m:rPr>
+                              <w:rPr>
+                                <w:rFonts w:ascii="Cambria Math" w:hAnsi="Cambria Math"/>
+                              </w:rPr>
+                              <m:t>x</m:t>
+                            </m:r>
+                          </m:e>
+                          <m:sub>
+                            <m:r>
+                              <m:rPr>
+                                <m:sty m:val="bi"/>
+                              </m:rPr>
+                              <w:rPr>
+                                <w:rFonts w:ascii="Cambria Math" w:hAnsi="Cambria Math"/>
+                              </w:rPr>
+                              <m:t>i</m:t>
+                            </m:r>
+                          </m:sub>
+                        </m:sSub>
+                        <m:r>
+                          <m:rPr>
+                            <m:sty m:val="bi"/>
+                          </m:rPr>
+                          <w:rPr>
+                            <w:rFonts w:ascii="Cambria Math" w:hAnsi="Cambria Math"/>
+                          </w:rPr>
+                          <m:t>-</m:t>
+                        </m:r>
+                        <m:acc>
+                          <m:accPr>
+                            <m:chr m:val="̅"/>
+                            <m:ctrlPr>
+                              <w:rPr>
+                                <w:rFonts w:ascii="Cambria Math" w:hAnsi="Cambria Math"/>
+                                <w:b/>
+                                <w:bCs/>
+                              </w:rPr>
+                            </m:ctrlPr>
+                          </m:accPr>
+                          <m:e>
+                            <m:r>
+                              <m:rPr>
+                                <m:sty m:val="bi"/>
+                              </m:rPr>
+                              <w:rPr>
+                                <w:rFonts w:ascii="Cambria Math" w:hAnsi="Cambria Math"/>
+                              </w:rPr>
+                              <m:t>x</m:t>
+                            </m:r>
+                          </m:e>
+                        </m:acc>
+                        <m:ctrlPr>
+                          <w:rPr>
+                            <w:rFonts w:ascii="Cambria Math" w:hAnsi="Cambria Math"/>
+                            <w:b/>
+                            <w:bCs/>
+                            <w:i/>
+                          </w:rPr>
+                        </m:ctrlPr>
+                      </m:num>
+                      <m:den>
+                        <m:r>
+                          <m:rPr>
+                            <m:sty m:val="bi"/>
+                          </m:rPr>
+                          <w:rPr>
+                            <w:rFonts w:ascii="Cambria Math" w:hAnsi="Cambria Math"/>
+                          </w:rPr>
+                          <m:t>S</m:t>
+                        </m:r>
+                        <m:ctrlPr>
+                          <w:rPr>
+                            <w:rFonts w:ascii="Cambria Math" w:hAnsi="Cambria Math"/>
+                            <w:b/>
+                            <w:bCs/>
+                            <w:i/>
+                          </w:rPr>
+                        </m:ctrlPr>
+                      </m:den>
+                    </m:f>
+                  </m:e>
+                </m:d>
+                <m:ctrlPr>
+                  <w:rPr>
+                    <w:rFonts w:ascii="Cambria Math" w:hAnsi="Cambria Math"/>
+                    <w:b/>
+                    <w:bCs/>
+                  </w:rPr>
+                </m:ctrlPr>
+              </m:e>
+              <m:sup>
+                <m:r>
+                  <m:rPr>
+                    <m:sty m:val="bi"/>
+                  </m:rPr>
+                  <w:rPr>
+                    <w:rFonts w:ascii="Cambria Math" w:hAnsi="Cambria Math"/>
+                  </w:rPr>
+                  <m:t>4</m:t>
+                </m:r>
+              </m:sup>
+            </m:sSup>
+          </m:e>
+        </m:nary>
+        <m:r>
+          <m:rPr>
+            <m:sty m:val="bi"/>
+          </m:rPr>
+          <w:rPr>
+            <w:rFonts w:ascii="Cambria Math" w:hAnsi="Cambria Math"/>
+          </w:rPr>
+          <m:t>-</m:t>
+        </m:r>
+        <m:f>
+          <m:fPr>
+            <m:ctrlPr>
+              <w:rPr>
+                <w:rFonts w:ascii="Cambria Math" w:hAnsi="Cambria Math"/>
+                <w:b/>
+                <w:bCs/>
+              </w:rPr>
+            </m:ctrlPr>
+          </m:fPr>
+          <m:num>
+            <m:r>
+              <m:rPr>
+                <m:sty m:val="bi"/>
+              </m:rPr>
+              <w:rPr>
+                <w:rFonts w:ascii="Cambria Math" w:hAnsi="Cambria Math"/>
+              </w:rPr>
+              <m:t>3</m:t>
+            </m:r>
+            <m:sSup>
+              <m:sSupPr>
+                <m:ctrlPr>
+                  <w:rPr>
+                    <w:rFonts w:ascii="Cambria Math" w:hAnsi="Cambria Math"/>
+                    <w:b/>
+                    <w:bCs/>
+                    <w:i/>
+                  </w:rPr>
+                </m:ctrlPr>
+              </m:sSupPr>
+              <m:e>
+                <m:d>
+                  <m:dPr>
+                    <m:ctrlPr>
+                      <w:rPr>
+                        <w:rFonts w:ascii="Cambria Math" w:hAnsi="Cambria Math"/>
+                        <w:b/>
+                        <w:bCs/>
+                        <w:i/>
+                      </w:rPr>
+                    </m:ctrlPr>
+                  </m:dPr>
+                  <m:e>
+                    <m:r>
+                      <m:rPr>
+                        <m:sty m:val="bi"/>
+                      </m:rPr>
+                      <w:rPr>
+                        <w:rFonts w:ascii="Cambria Math" w:hAnsi="Cambria Math"/>
+                      </w:rPr>
+                      <m:t>n-1</m:t>
+                    </m:r>
+                  </m:e>
+                </m:d>
+              </m:e>
+              <m:sup>
+                <m:r>
+                  <m:rPr>
+                    <m:sty m:val="bi"/>
+                  </m:rPr>
+                  <w:rPr>
+                    <w:rFonts w:ascii="Cambria Math" w:hAnsi="Cambria Math"/>
+                  </w:rPr>
+                  <m:t>2</m:t>
+                </m:r>
+              </m:sup>
+            </m:sSup>
+            <m:ctrlPr>
+              <w:rPr>
+                <w:rFonts w:ascii="Cambria Math" w:hAnsi="Cambria Math"/>
+                <w:b/>
+                <w:bCs/>
+                <w:i/>
+              </w:rPr>
+            </m:ctrlPr>
+          </m:num>
+          <m:den>
+            <m:d>
+              <m:dPr>
+                <m:ctrlPr>
+                  <w:rPr>
+                    <w:rFonts w:ascii="Cambria Math" w:hAnsi="Cambria Math"/>
+                    <w:b/>
+                    <w:bCs/>
+                    <w:i/>
+                  </w:rPr>
+                </m:ctrlPr>
+              </m:dPr>
+              <m:e>
+                <m:r>
+                  <m:rPr>
+                    <m:sty m:val="bi"/>
+                  </m:rPr>
+                  <w:rPr>
+                    <w:rFonts w:ascii="Cambria Math" w:hAnsi="Cambria Math"/>
+                  </w:rPr>
+                  <m:t>n-2</m:t>
+                </m:r>
+              </m:e>
+            </m:d>
+            <m:d>
+              <m:dPr>
+                <m:ctrlPr>
+                  <w:rPr>
+                    <w:rFonts w:ascii="Cambria Math" w:hAnsi="Cambria Math"/>
+                    <w:b/>
+                    <w:bCs/>
+                    <w:i/>
+                  </w:rPr>
+                </m:ctrlPr>
+              </m:dPr>
+              <m:e>
+                <m:r>
+                  <m:rPr>
+                    <m:sty m:val="bi"/>
+                  </m:rPr>
+                  <w:rPr>
+                    <w:rFonts w:ascii="Cambria Math" w:hAnsi="Cambria Math"/>
+                  </w:rPr>
+                  <m:t>n-3</m:t>
+                </m:r>
+              </m:e>
+            </m:d>
+            <m:ctrlPr>
+              <w:rPr>
+                <w:rFonts w:ascii="Cambria Math" w:hAnsi="Cambria Math"/>
+                <w:b/>
+                <w:bCs/>
+                <w:i/>
+              </w:rPr>
+            </m:ctrlPr>
+          </m:den>
+        </m:f>
+      </m:oMath>
+      <w:r>
+        <w:rPr>
+          <w:b/>
+          <w:bCs/>
+        </w:rPr>
+        <w:t>;</w:t>
+      </w:r>
+    </w:p>
+    <w:p>
+      <w:pPr>
+        <w:spacing w:before="60" w:after="200"/>
+        <w:ind w:left="708" w:firstLine="0"/>
+        <w:rPr>
+          <w:b/>
+          <w:bCs/>
+        </w:rPr>
+      </w:pPr>
+      <w:r>
+        <w:rPr>
+          <w:b/>
+          <w:bCs/>
+        </w:rPr>
+        <w:t xml:space="preserve">Мода </w:t>
+      </w:r>
+      <m:oMath>
+        <m:sSub>
+          <m:sSubPr>
+            <m:ctrlPr>
+              <w:rPr>
+                <w:rFonts w:ascii="Cambria Math" w:hAnsi="Cambria Math"/>
+                <w:b/>
+                <w:bCs/>
+                <w:i/>
+              </w:rPr>
+            </m:ctrlPr>
+          </m:sSubPr>
+          <m:e>
+            <m:r>
+              <m:rPr>
+                <m:sty m:val="bi"/>
+              </m:rPr>
+              <w:rPr>
+                <w:rFonts w:ascii="Cambria Math" w:hAnsi="Cambria Math"/>
+              </w:rPr>
+              <m:t>M</m:t>
+            </m:r>
+          </m:e>
+          <m:sub>
+            <m:r>
+              <m:rPr>
+                <m:sty m:val="bi"/>
+              </m:rPr>
+              <w:rPr>
+                <w:rFonts w:ascii="Cambria Math" w:hAnsi="Cambria Math"/>
+              </w:rPr>
+              <m:t>o</m:t>
+            </m:r>
+          </m:sub>
+        </m:sSub>
+      </m:oMath>
+      <w:r>
+        <w:rPr>
+          <w:b/>
+          <w:bCs/>
+        </w:rPr>
+        <w:t xml:space="preserve"> — самый частый элемент вариационного ряда;</w:t>
+      </w:r>
+    </w:p>
+    <w:p>
+      <w:pPr>
+        <w:spacing w:before="60" w:after="200"/>
+        <w:ind w:left="708" w:firstLine="0"/>
+        <w:rPr>
+          <w:b/>
+          <w:bCs/>
+        </w:rPr>
+      </w:pPr>
+      <w:r>
+        <w:rPr>
+          <w:b/>
+          <w:bCs/>
+        </w:rPr>
+        <w:t xml:space="preserve">Выборочная медиана </w:t>
+      </w:r>
+      <m:oMath>
+        <m:sSub>
+          <m:sSubPr>
+            <m:ctrlPr>
+              <w:rPr>
+                <w:rFonts w:ascii="Cambria Math" w:hAnsi="Cambria Math"/>
+                <w:b/>
+                <w:bCs/>
+                <w:i/>
+              </w:rPr>
+            </m:ctrlPr>
+          </m:sSubPr>
+          <m:e>
+            <m:r>
+              <m:rPr>
+                <m:sty m:val="bi"/>
+              </m:rPr>
+              <w:rPr>
+                <w:rFonts w:ascii="Cambria Math" w:hAnsi="Cambria Math"/>
+              </w:rPr>
+              <m:t>M</m:t>
+            </m:r>
+          </m:e>
+          <m:sub>
+            <m:r>
+              <m:rPr>
+                <m:sty m:val="bi"/>
+              </m:rPr>
+              <w:rPr>
+                <w:rFonts w:ascii="Cambria Math" w:hAnsi="Cambria Math"/>
+              </w:rPr>
+              <m:t>e</m:t>
+            </m:r>
+          </m:sub>
+        </m:sSub>
+        <m:r>
+          <m:rPr>
+            <m:sty m:val="bi"/>
+          </m:rPr>
+          <w:rPr>
+            <w:rFonts w:ascii="Cambria Math" w:hAnsi="Cambria Math"/>
+          </w:rPr>
+          <m:t>=</m:t>
+        </m:r>
+        <m:f>
+          <m:fPr>
+            <m:ctrlPr>
+              <w:rPr>
+                <w:rFonts w:ascii="Cambria Math" w:hAnsi="Cambria Math"/>
+                <w:b/>
+                <w:bCs/>
+              </w:rPr>
+            </m:ctrlPr>
+          </m:fPr>
+          <m:num>
+            <m:sSub>
+              <m:sSubPr>
+                <m:ctrlPr>
+                  <w:rPr>
+                    <w:rFonts w:ascii="Cambria Math" w:hAnsi="Cambria Math"/>
+                    <w:b/>
+                    <w:bCs/>
+                    <w:i/>
+                  </w:rPr>
+                </m:ctrlPr>
+              </m:sSubPr>
+              <m:e>
+                <m:r>
+                  <m:rPr>
+                    <m:sty m:val="bi"/>
+                  </m:rPr>
+                  <w:rPr>
+                    <w:rFonts w:ascii="Cambria Math" w:hAnsi="Cambria Math"/>
+                  </w:rPr>
+                  <m:t>x</m:t>
+                </m:r>
+              </m:e>
+              <m:sub>
+                <m:d>
+                  <m:dPr>
+                    <m:ctrlPr>
+                      <w:rPr>
+                        <w:rFonts w:ascii="Cambria Math" w:hAnsi="Cambria Math"/>
+                        <w:b/>
+                        <w:bCs/>
+                        <w:i/>
+                      </w:rPr>
+                    </m:ctrlPr>
+                  </m:dPr>
+                  <m:e>
+                    <m:r>
+                      <m:rPr>
+                        <m:sty m:val="bi"/>
+                      </m:rPr>
+                      <w:rPr>
+                        <w:rFonts w:ascii="Cambria Math" w:hAnsi="Cambria Math"/>
+                      </w:rPr>
+                      <m:t>n</m:t>
+                    </m:r>
+                    <m:r>
+                      <m:rPr>
+                        <m:lit/>
+                        <m:sty m:val="bi"/>
+                      </m:rPr>
+                      <w:rPr>
+                        <w:rFonts w:ascii="Cambria Math" w:hAnsi="Cambria Math"/>
+                      </w:rPr>
+                      <m:t>/</m:t>
+                    </m:r>
+                    <m:r>
+                      <m:rPr>
+                        <m:sty m:val="bi"/>
+                      </m:rPr>
+                      <w:rPr>
+                        <w:rFonts w:ascii="Cambria Math" w:hAnsi="Cambria Math"/>
+                      </w:rPr>
+                      <m:t>2</m:t>
+                    </m:r>
+                  </m:e>
+                </m:d>
+              </m:sub>
+            </m:sSub>
+            <m:r>
+              <m:rPr>
+                <m:sty m:val="bi"/>
+              </m:rPr>
+              <w:rPr>
+                <w:rFonts w:ascii="Cambria Math" w:hAnsi="Cambria Math"/>
+              </w:rPr>
+              <m:t>+</m:t>
+            </m:r>
+            <m:sSub>
+              <m:sSubPr>
+                <m:ctrlPr>
+                  <w:rPr>
+                    <w:rFonts w:ascii="Cambria Math" w:hAnsi="Cambria Math"/>
+                    <w:b/>
+                    <w:bCs/>
+                    <w:i/>
+                  </w:rPr>
+                </m:ctrlPr>
+              </m:sSubPr>
+              <m:e>
+                <m:r>
+                  <m:rPr>
+                    <m:sty m:val="bi"/>
+                  </m:rPr>
+                  <w:rPr>
+                    <w:rFonts w:ascii="Cambria Math" w:hAnsi="Cambria Math"/>
+                  </w:rPr>
+                  <m:t>x</m:t>
+                </m:r>
+              </m:e>
+              <m:sub>
+                <m:d>
+                  <m:dPr>
+                    <m:ctrlPr>
+                      <w:rPr>
+                        <w:rFonts w:ascii="Cambria Math" w:hAnsi="Cambria Math"/>
+                        <w:b/>
+                        <w:bCs/>
+                        <w:i/>
+                      </w:rPr>
+                    </m:ctrlPr>
+                  </m:dPr>
+                  <m:e>
+                    <m:r>
+                      <m:rPr>
+                        <m:sty m:val="bi"/>
+                      </m:rPr>
+                      <w:rPr>
+                        <w:rFonts w:ascii="Cambria Math" w:hAnsi="Cambria Math"/>
+                      </w:rPr>
+                      <m:t>n</m:t>
+                    </m:r>
+                    <m:r>
+                      <m:rPr>
+                        <m:lit/>
+                        <m:sty m:val="bi"/>
+                      </m:rPr>
+                      <w:rPr>
+                        <w:rFonts w:ascii="Cambria Math" w:hAnsi="Cambria Math"/>
+                      </w:rPr>
+                      <m:t>/</m:t>
+                    </m:r>
+                    <m:r>
+                      <m:rPr>
+                        <m:sty m:val="bi"/>
+                      </m:rPr>
+                      <w:rPr>
+                        <w:rFonts w:ascii="Cambria Math" w:hAnsi="Cambria Math"/>
+                      </w:rPr>
+                      <m:t>2+1</m:t>
+                    </m:r>
+                  </m:e>
+                </m:d>
+              </m:sub>
+            </m:sSub>
+            <m:ctrlPr>
+              <w:rPr>
+                <w:rFonts w:ascii="Cambria Math" w:hAnsi="Cambria Math"/>
+                <w:b/>
+                <w:bCs/>
+                <w:i/>
+              </w:rPr>
+            </m:ctrlPr>
+          </m:num>
+          <m:den>
+            <m:r>
+              <m:rPr>
+                <m:sty m:val="bi"/>
+              </m:rPr>
+              <w:rPr>
+                <w:rFonts w:ascii="Cambria Math" w:hAnsi="Cambria Math"/>
+              </w:rPr>
+              <m:t>2</m:t>
+            </m:r>
+            <m:ctrlPr>
+              <w:rPr>
+                <w:rFonts w:ascii="Cambria Math" w:hAnsi="Cambria Math"/>
+                <w:b/>
+                <w:bCs/>
+                <w:i/>
+              </w:rPr>
+            </m:ctrlPr>
+          </m:den>
+        </m:f>
+      </m:oMath>
+      <w:r>
+        <w:rPr>
+          <w:b/>
+          <w:bCs/>
+        </w:rPr>
+        <w:t>;</w:t>
+      </w:r>
+    </w:p>
+    <w:p>
+      <w:pPr>
+        <w:spacing w:before="60" w:after="200"/>
+        <w:ind w:left="708" w:firstLine="0"/>
+        <w:rPr>
+          <w:b/>
+          <w:bCs/>
+        </w:rPr>
+      </w:pPr>
+      <w:r>
+        <w:rPr>
+          <w:b/>
+          <w:bCs/>
+        </w:rPr>
+        <w:t xml:space="preserve">Коэффициент корреляции Пирсона </w:t>
+      </w:r>
+      <m:oMath>
+        <m:sSub>
+          <m:sSubPr>
+            <m:ctrlPr>
+              <w:rPr>
+                <w:rFonts w:ascii="Cambria Math" w:hAnsi="Cambria Math"/>
+                <w:b/>
+                <w:bCs/>
+                <w:i/>
+              </w:rPr>
+            </m:ctrlPr>
+          </m:sSubPr>
+          <m:e>
+            <m:r>
+              <m:rPr>
+                <m:sty m:val="bi"/>
+              </m:rPr>
+              <w:rPr>
+                <w:rFonts w:ascii="Cambria Math" w:hAnsi="Cambria Math"/>
+              </w:rPr>
+              <m:t>r</m:t>
+            </m:r>
+          </m:e>
+          <m:sub>
+            <m:r>
+              <m:rPr>
+                <m:sty m:val="bi"/>
+              </m:rPr>
+              <w:rPr>
+                <w:rFonts w:ascii="Cambria Math" w:hAnsi="Cambria Math"/>
+              </w:rPr>
+              <m:t>xy</m:t>
+            </m:r>
+          </m:sub>
+        </m:sSub>
+        <m:r>
+          <m:rPr>
+            <m:sty m:val="bi"/>
+          </m:rPr>
+          <w:rPr>
+            <w:rFonts w:ascii="Cambria Math" w:hAnsi="Cambria Math"/>
+          </w:rPr>
+          <m:t>=</m:t>
+        </m:r>
+        <m:f>
+          <m:fPr>
+            <m:ctrlPr>
+              <w:rPr>
+                <w:rFonts w:ascii="Cambria Math" w:hAnsi="Cambria Math"/>
+                <w:b/>
+                <w:bCs/>
+              </w:rPr>
+            </m:ctrlPr>
+          </m:fPr>
+          <m:num>
+            <m:nary>
+              <m:naryPr>
+                <m:chr m:val="∑"/>
+                <m:ctrlPr>
+                  <w:rPr>
+                    <w:rFonts w:ascii="Cambria Math" w:hAnsi="Cambria Math"/>
+                    <w:b/>
+                    <w:bCs/>
+                  </w:rPr>
+                </m:ctrlPr>
+              </m:naryPr>
+              <m:sub>
+                <m:r>
+                  <m:rPr>
+                    <m:sty m:val="bi"/>
+                  </m:rPr>
+                  <w:rPr>
+                    <w:rFonts w:ascii="Cambria Math" w:hAnsi="Cambria Math"/>
+                  </w:rPr>
+                  <m:t>i=1</m:t>
+                </m:r>
+                <m:ctrlPr>
+                  <w:rPr>
+                    <w:rFonts w:ascii="Cambria Math" w:hAnsi="Cambria Math"/>
+                    <w:b/>
+                    <w:bCs/>
+                    <w:i/>
+                  </w:rPr>
+                </m:ctrlPr>
+              </m:sub>
+              <m:sup>
+                <m:r>
+                  <m:rPr>
+                    <m:sty m:val="bi"/>
+                  </m:rPr>
+                  <w:rPr>
+                    <w:rFonts w:ascii="Cambria Math" w:hAnsi="Cambria Math"/>
+                  </w:rPr>
+                  <m:t>n</m:t>
+                </m:r>
+                <m:ctrlPr>
+                  <w:rPr>
+                    <w:rFonts w:ascii="Cambria Math" w:hAnsi="Cambria Math"/>
+                    <w:b/>
+                    <w:bCs/>
+                    <w:i/>
+                  </w:rPr>
+                </m:ctrlPr>
+              </m:sup>
+              <m:e>
+                <m:d>
+                  <m:dPr>
+                    <m:ctrlPr>
+                      <w:rPr>
+                        <w:rFonts w:ascii="Cambria Math" w:hAnsi="Cambria Math"/>
+                        <w:b/>
+                        <w:bCs/>
+                        <w:i/>
+                      </w:rPr>
+                    </m:ctrlPr>
+                  </m:dPr>
+                  <m:e>
+                    <m:sSub>
+                      <m:sSubPr>
+                        <m:ctrlPr>
+                          <w:rPr>
+                            <w:rFonts w:ascii="Cambria Math" w:hAnsi="Cambria Math"/>
+                            <w:b/>
+                            <w:bCs/>
+                            <w:i/>
+                          </w:rPr>
+                        </m:ctrlPr>
+                      </m:sSubPr>
+                      <m:e>
+                        <m:r>
+                          <m:rPr>
+                            <m:sty m:val="bi"/>
+                          </m:rPr>
+                          <w:rPr>
+                            <w:rFonts w:ascii="Cambria Math" w:hAnsi="Cambria Math"/>
+                          </w:rPr>
+                          <m:t>x</m:t>
+                        </m:r>
+                      </m:e>
+                      <m:sub>
+                        <m:r>
+                          <m:rPr>
+                            <m:sty m:val="bi"/>
+                          </m:rPr>
+                          <w:rPr>
+                            <w:rFonts w:ascii="Cambria Math" w:hAnsi="Cambria Math"/>
+                          </w:rPr>
+                          <m:t>i</m:t>
+                        </m:r>
+                      </m:sub>
+                    </m:sSub>
+                    <m:r>
+                      <m:rPr>
+                        <m:sty m:val="bi"/>
+                      </m:rPr>
+                      <w:rPr>
+                        <w:rFonts w:ascii="Cambria Math" w:hAnsi="Cambria Math"/>
+                      </w:rPr>
+                      <m:t>-</m:t>
+                    </m:r>
+                    <m:acc>
+                      <m:accPr>
+                        <m:chr m:val="̅"/>
+                        <m:ctrlPr>
+                          <w:rPr>
+                            <w:rFonts w:ascii="Cambria Math" w:hAnsi="Cambria Math"/>
+                            <w:b/>
+                            <w:bCs/>
+                          </w:rPr>
+                        </m:ctrlPr>
+                      </m:accPr>
+                      <m:e>
+                        <m:r>
+                          <m:rPr>
+                            <m:sty m:val="bi"/>
+                          </m:rPr>
+                          <w:rPr>
+                            <w:rFonts w:ascii="Cambria Math" w:hAnsi="Cambria Math"/>
+                          </w:rPr>
+                          <m:t>x</m:t>
+                        </m:r>
+                      </m:e>
+                    </m:acc>
+                  </m:e>
+                </m:d>
+                <m:d>
+                  <m:dPr>
+                    <m:ctrlPr>
+                      <w:rPr>
+                        <w:rFonts w:ascii="Cambria Math" w:hAnsi="Cambria Math"/>
+                        <w:b/>
+                        <w:bCs/>
+                        <w:i/>
+                      </w:rPr>
+                    </m:ctrlPr>
+                  </m:dPr>
+                  <m:e>
+                    <m:sSub>
+                      <m:sSubPr>
+                        <m:ctrlPr>
+                          <w:rPr>
+                            <w:rFonts w:ascii="Cambria Math" w:hAnsi="Cambria Math"/>
+                            <w:b/>
+                            <w:bCs/>
+                            <w:i/>
+                          </w:rPr>
+                        </m:ctrlPr>
+                      </m:sSubPr>
+                      <m:e>
+                        <m:r>
+                          <m:rPr>
+                            <m:sty m:val="bi"/>
+                          </m:rPr>
+                          <w:rPr>
+                            <w:rFonts w:ascii="Cambria Math" w:hAnsi="Cambria Math"/>
+                          </w:rPr>
+                          <m:t>y</m:t>
+                        </m:r>
+                      </m:e>
+                      <m:sub>
+                        <m:r>
+                          <m:rPr>
+                            <m:sty m:val="bi"/>
+                          </m:rPr>
+                          <w:rPr>
+                            <w:rFonts w:ascii="Cambria Math" w:hAnsi="Cambria Math"/>
+                          </w:rPr>
+                          <m:t>i</m:t>
+                        </m:r>
+                      </m:sub>
+                    </m:sSub>
+                    <m:r>
+                      <m:rPr>
+                        <m:sty m:val="bi"/>
+                      </m:rPr>
+                      <w:rPr>
+                        <w:rFonts w:ascii="Cambria Math" w:hAnsi="Cambria Math"/>
+                      </w:rPr>
+                      <m:t>-</m:t>
+                    </m:r>
+                    <m:acc>
+                      <m:accPr>
+                        <m:chr m:val="̅"/>
+                        <m:ctrlPr>
+                          <w:rPr>
+                            <w:rFonts w:ascii="Cambria Math" w:hAnsi="Cambria Math"/>
+                            <w:b/>
+                            <w:bCs/>
+                          </w:rPr>
+                        </m:ctrlPr>
+                      </m:accPr>
+                      <m:e>
+                        <m:r>
+                          <m:rPr>
+                            <m:sty m:val="bi"/>
+                          </m:rPr>
+                          <w:rPr>
+                            <w:rFonts w:ascii="Cambria Math" w:hAnsi="Cambria Math"/>
+                          </w:rPr>
+                          <m:t>y</m:t>
+                        </m:r>
+                      </m:e>
+                    </m:acc>
+                  </m:e>
+                </m:d>
+                <m:ctrlPr>
+                  <w:rPr>
+                    <w:rFonts w:ascii="Cambria Math" w:hAnsi="Cambria Math"/>
+                    <w:b/>
+                    <w:bCs/>
+                    <w:i/>
+                  </w:rPr>
+                </m:ctrlPr>
+              </m:e>
+            </m:nary>
+            <m:ctrlPr>
+              <w:rPr>
+                <w:rFonts w:ascii="Cambria Math" w:hAnsi="Cambria Math"/>
+                <w:b/>
+                <w:bCs/>
+                <w:i/>
+              </w:rPr>
+            </m:ctrlPr>
+          </m:num>
+          <m:den>
+            <m:rad>
+              <m:radPr>
+                <m:degHide m:val="1"/>
+                <m:ctrlPr>
+                  <w:rPr>
+                    <w:rFonts w:ascii="Cambria Math" w:hAnsi="Cambria Math"/>
+                    <w:b/>
+                    <w:bCs/>
+                  </w:rPr>
+                </m:ctrlPr>
+              </m:radPr>
+              <m:deg>
+                <m:ctrlPr>
+                  <w:rPr>
+                    <w:rFonts w:ascii="Cambria Math" w:hAnsi="Cambria Math"/>
+                    <w:b/>
+                    <w:bCs/>
+                    <w:i/>
+                  </w:rPr>
+                </m:ctrlPr>
+              </m:deg>
+              <m:e>
+                <m:nary>
+                  <m:naryPr>
+                    <m:chr m:val="∑"/>
+                    <m:ctrlPr>
+                      <w:rPr>
+                        <w:rFonts w:ascii="Cambria Math" w:hAnsi="Cambria Math"/>
+                        <w:b/>
+                        <w:bCs/>
+                      </w:rPr>
+                    </m:ctrlPr>
+                  </m:naryPr>
+                  <m:sub>
+                    <m:r>
+                      <m:rPr>
+                        <m:sty m:val="bi"/>
+                      </m:rPr>
+                      <w:rPr>
+                        <w:rFonts w:ascii="Cambria Math" w:hAnsi="Cambria Math"/>
+                      </w:rPr>
+                      <m:t>i=1</m:t>
+                    </m:r>
+                    <m:ctrlPr>
+                      <w:rPr>
+                        <w:rFonts w:ascii="Cambria Math" w:hAnsi="Cambria Math"/>
+                        <w:b/>
+                        <w:bCs/>
+                        <w:i/>
+                      </w:rPr>
+                    </m:ctrlPr>
+                  </m:sub>
+                  <m:sup>
+                    <m:r>
+                      <m:rPr>
+                        <m:sty m:val="bi"/>
+                      </m:rPr>
+                      <w:rPr>
+                        <w:rFonts w:ascii="Cambria Math" w:hAnsi="Cambria Math"/>
+                      </w:rPr>
+                      <m:t>n</m:t>
+                    </m:r>
+                    <m:ctrlPr>
+                      <w:rPr>
+                        <w:rFonts w:ascii="Cambria Math" w:hAnsi="Cambria Math"/>
+                        <w:b/>
+                        <w:bCs/>
+                        <w:i/>
+                      </w:rPr>
+                    </m:ctrlPr>
+                  </m:sup>
+                  <m:e>
+                    <m:sSup>
+                      <m:sSupPr>
+                        <m:ctrlPr>
+                          <w:rPr>
+                            <w:rFonts w:ascii="Cambria Math" w:hAnsi="Cambria Math"/>
+                            <w:b/>
+                            <w:bCs/>
+                            <w:i/>
+                          </w:rPr>
+                        </m:ctrlPr>
+                      </m:sSupPr>
+                      <m:e>
+                        <m:d>
+                          <m:dPr>
+                            <m:ctrlPr>
+                              <w:rPr>
+                                <w:rFonts w:ascii="Cambria Math" w:hAnsi="Cambria Math"/>
+                                <w:b/>
+                                <w:bCs/>
+                                <w:i/>
+                              </w:rPr>
+                            </m:ctrlPr>
+                          </m:dPr>
+                          <m:e>
+                            <m:sSub>
+                              <m:sSubPr>
+                                <m:ctrlPr>
+                                  <w:rPr>
+                                    <w:rFonts w:ascii="Cambria Math" w:hAnsi="Cambria Math"/>
+                                    <w:b/>
+                                    <w:bCs/>
+                                    <w:i/>
+                                  </w:rPr>
+                                </m:ctrlPr>
+                              </m:sSubPr>
+                              <m:e>
+                                <m:r>
+                                  <m:rPr>
+                                    <m:sty m:val="bi"/>
+                                  </m:rPr>
+                                  <w:rPr>
+                                    <w:rFonts w:ascii="Cambria Math" w:hAnsi="Cambria Math"/>
+                                  </w:rPr>
+                                  <m:t>x</m:t>
+                                </m:r>
+                              </m:e>
+                              <m:sub>
+                                <m:r>
+                                  <m:rPr>
+                                    <m:sty m:val="bi"/>
+                                  </m:rPr>
+                                  <w:rPr>
+                                    <w:rFonts w:ascii="Cambria Math" w:hAnsi="Cambria Math"/>
+                                  </w:rPr>
+                                  <m:t>i</m:t>
+                                </m:r>
+                              </m:sub>
+                            </m:sSub>
+                            <m:r>
+                              <m:rPr>
+                                <m:sty m:val="bi"/>
+                              </m:rPr>
+                              <w:rPr>
+                                <w:rFonts w:ascii="Cambria Math" w:hAnsi="Cambria Math"/>
+                              </w:rPr>
+                              <m:t>-</m:t>
+                            </m:r>
+                            <m:acc>
+                              <m:accPr>
+                                <m:chr m:val="̅"/>
+                                <m:ctrlPr>
+                                  <w:rPr>
+                                    <w:rFonts w:ascii="Cambria Math" w:hAnsi="Cambria Math"/>
+                                    <w:b/>
+                                    <w:bCs/>
+                                  </w:rPr>
+                                </m:ctrlPr>
+                              </m:accPr>
+                              <m:e>
+                                <m:r>
+                                  <m:rPr>
+                                    <m:sty m:val="bi"/>
+                                  </m:rPr>
+                                  <w:rPr>
+                                    <w:rFonts w:ascii="Cambria Math" w:hAnsi="Cambria Math"/>
+                                  </w:rPr>
+                                  <m:t>x</m:t>
+                                </m:r>
+                              </m:e>
+                            </m:acc>
+                          </m:e>
+                        </m:d>
+                      </m:e>
+                      <m:sup>
+                        <m:r>
+                          <m:rPr>
+                            <m:sty m:val="bi"/>
+                          </m:rPr>
+                          <w:rPr>
+                            <w:rFonts w:ascii="Cambria Math" w:hAnsi="Cambria Math"/>
+                          </w:rPr>
+                          <m:t>2</m:t>
+                        </m:r>
+                      </m:sup>
+                    </m:sSup>
+                    <m:nary>
+                      <m:naryPr>
+                        <m:chr m:val="∑"/>
+                        <m:ctrlPr>
+                          <w:rPr>
+                            <w:rFonts w:ascii="Cambria Math" w:hAnsi="Cambria Math"/>
+                            <w:b/>
+                            <w:bCs/>
+                          </w:rPr>
+                        </m:ctrlPr>
+                      </m:naryPr>
+                      <m:sub>
+                        <m:r>
+                          <m:rPr>
+                            <m:sty m:val="bi"/>
+                          </m:rPr>
+                          <w:rPr>
+                            <w:rFonts w:ascii="Cambria Math" w:hAnsi="Cambria Math"/>
+                          </w:rPr>
+                          <m:t>i=1</m:t>
+                        </m:r>
+                        <m:ctrlPr>
+                          <w:rPr>
+                            <w:rFonts w:ascii="Cambria Math" w:hAnsi="Cambria Math"/>
+                            <w:b/>
+                            <w:bCs/>
+                            <w:i/>
+                          </w:rPr>
+                        </m:ctrlPr>
+                      </m:sub>
+                      <m:sup>
+                        <m:r>
+                          <m:rPr>
+                            <m:sty m:val="bi"/>
+                          </m:rPr>
+                          <w:rPr>
+                            <w:rFonts w:ascii="Cambria Math" w:hAnsi="Cambria Math"/>
+                          </w:rPr>
+                          <m:t>n</m:t>
+                        </m:r>
+                        <m:ctrlPr>
+                          <w:rPr>
+                            <w:rFonts w:ascii="Cambria Math" w:hAnsi="Cambria Math"/>
+                            <w:b/>
+                            <w:bCs/>
+                            <w:i/>
+                          </w:rPr>
+                        </m:ctrlPr>
+                      </m:sup>
+                      <m:e>
+                        <m:sSup>
+                          <m:sSupPr>
+                            <m:ctrlPr>
+                              <w:rPr>
+                                <w:rFonts w:ascii="Cambria Math" w:hAnsi="Cambria Math"/>
+                                <w:b/>
+                                <w:bCs/>
+                                <w:i/>
+                              </w:rPr>
+                            </m:ctrlPr>
+                          </m:sSupPr>
+                          <m:e>
+                            <m:d>
+                              <m:dPr>
+                                <m:ctrlPr>
+                                  <w:rPr>
+                                    <w:rFonts w:ascii="Cambria Math" w:hAnsi="Cambria Math"/>
+                                    <w:b/>
+                                    <w:bCs/>
+                                    <w:i/>
+                                  </w:rPr>
+                                </m:ctrlPr>
+                              </m:dPr>
+                              <m:e>
+                                <m:sSub>
+                                  <m:sSubPr>
+                                    <m:ctrlPr>
+                                      <w:rPr>
+                                        <w:rFonts w:ascii="Cambria Math" w:hAnsi="Cambria Math"/>
+                                        <w:b/>
+                                        <w:bCs/>
+                                        <w:i/>
+                                      </w:rPr>
+                                    </m:ctrlPr>
+                                  </m:sSubPr>
+                                  <m:e>
+                                    <m:r>
+                                      <m:rPr>
+                                        <m:sty m:val="bi"/>
+                                      </m:rPr>
+                                      <w:rPr>
+                                        <w:rFonts w:ascii="Cambria Math" w:hAnsi="Cambria Math"/>
+                                      </w:rPr>
+                                      <m:t>y</m:t>
+                                    </m:r>
+                                  </m:e>
+                                  <m:sub>
+                                    <m:r>
+                                      <m:rPr>
+                                        <m:sty m:val="bi"/>
+                                      </m:rPr>
+                                      <w:rPr>
+                                        <w:rFonts w:ascii="Cambria Math" w:hAnsi="Cambria Math"/>
+                                      </w:rPr>
+                                      <m:t>i</m:t>
+                                    </m:r>
+                                  </m:sub>
+                                </m:sSub>
+                                <m:r>
+                                  <m:rPr>
+                                    <m:sty m:val="bi"/>
+                                  </m:rPr>
+                                  <w:rPr>
+                                    <w:rFonts w:ascii="Cambria Math" w:hAnsi="Cambria Math"/>
+                                  </w:rPr>
+                                  <m:t>-</m:t>
+                                </m:r>
+                                <m:acc>
+                                  <m:accPr>
+                                    <m:chr m:val="̅"/>
+                                    <m:ctrlPr>
+                                      <w:rPr>
+                                        <w:rFonts w:ascii="Cambria Math" w:hAnsi="Cambria Math"/>
+                                        <w:b/>
+                                        <w:bCs/>
+                                      </w:rPr>
+                                    </m:ctrlPr>
+                                  </m:accPr>
+                                  <m:e>
+                                    <m:r>
+                                      <m:rPr>
+                                        <m:sty m:val="bi"/>
+                                      </m:rPr>
+                                      <w:rPr>
+                                        <w:rFonts w:ascii="Cambria Math" w:hAnsi="Cambria Math"/>
+                                      </w:rPr>
+                                      <m:t>y</m:t>
+                                    </m:r>
+                                  </m:e>
+                                </m:acc>
+                              </m:e>
+                            </m:d>
+                          </m:e>
+                          <m:sup>
+                            <m:r>
+                              <m:rPr>
+                                <m:sty m:val="bi"/>
+                              </m:rPr>
+                              <w:rPr>
+                                <w:rFonts w:ascii="Cambria Math" w:hAnsi="Cambria Math"/>
+                              </w:rPr>
+                              <m:t>2</m:t>
+                            </m:r>
+                          </m:sup>
+                        </m:sSup>
+                        <m:ctrlPr>
+                          <w:rPr>
+                            <w:rFonts w:ascii="Cambria Math" w:hAnsi="Cambria Math"/>
+                            <w:b/>
+                            <w:bCs/>
+                            <w:i/>
+                          </w:rPr>
+                        </m:ctrlPr>
+                      </m:e>
+                    </m:nary>
+                    <m:ctrlPr>
+                      <w:rPr>
+                        <w:rFonts w:ascii="Cambria Math" w:hAnsi="Cambria Math"/>
+                        <w:b/>
+                        <w:bCs/>
+                        <w:i/>
+                      </w:rPr>
+                    </m:ctrlPr>
+                  </m:e>
+                </m:nary>
+              </m:e>
+            </m:rad>
+            <m:ctrlPr>
+              <w:rPr>
+                <w:rFonts w:ascii="Cambria Math" w:hAnsi="Cambria Math"/>
+                <w:b/>
+                <w:bCs/>
+                <w:i/>
+              </w:rPr>
+            </m:ctrlPr>
+          </m:den>
+        </m:f>
+      </m:oMath>
+      <w:r>
+        <w:rPr>
+          <w:b/>
+          <w:bCs/>
+        </w:rPr>
+        <w:t>.</w:t>
+      </w:r>
+    </w:p>
+    <w:p>
+      <w:pPr>
+        <w:spacing w:before="60" w:after="200"/>
+        <w:ind w:left="708" w:firstLine="0"/>
+        <w:rPr>
+          <w:b/>
+          <w:bCs/>
+        </w:rPr>
+      </w:pPr>
+    </w:p>
+    <w:p>
+      <w:pPr>
+        <w:pStyle w:val="a4"/>
+        <w:spacing w:before="60" w:after="200"/>
+        <w:ind w:left="720"/>
+      </w:pPr>
+      <w:r>
+        <w:t>Процесс вычислени</w:t>
+      </w:r>
+      <w:r>
+        <w:t>я числовых характеристик:</w:t>
       </w:r>
     </w:p>
     <w:p>
       <w:pPr>
         <w:pStyle w:val="a4"/>
-        <w:numPr>
-          <w:ilvl w:val="0"/>
-          <w:numId w:val="3"/>
-        </w:numPr>
         <w:spacing w:before="60" w:after="200"/>
+        <w:ind w:left="720"/>
+        <w:rPr>
+          <w:b/>
+          <w:bCs/>
+          <w:i/>
+        </w:rPr>
       </w:pPr>
       <w:r>
-        <w:t>Среднее арифметическое значение:</w:t>
+        <w:rPr>
+          <w:b/>
+          <w:bCs/>
+        </w:rPr>
+        <w:t xml:space="preserve">Выборочное среднее </w:t>
       </w:r>
+      <m:oMath>
+        <m:acc>
+          <m:accPr>
+            <m:chr m:val="̅"/>
+            <m:ctrlPr>
+              <w:rPr>
+                <w:rFonts w:ascii="Cambria Math" w:hAnsi="Cambria Math"/>
+                <w:b/>
+                <w:bCs/>
+              </w:rPr>
+            </m:ctrlPr>
+          </m:accPr>
+          <m:e>
+            <m:r>
+              <m:rPr>
+                <m:sty m:val="bi"/>
+              </m:rPr>
+              <w:rPr>
+                <w:rFonts w:ascii="Cambria Math" w:hAnsi="Cambria Math"/>
+                <w:lang w:val="en-US"/>
+              </w:rPr>
+              <m:t>x</m:t>
+            </m:r>
+          </m:e>
+        </m:acc>
+        <m:r>
+          <m:rPr>
+            <m:sty m:val="bi"/>
+          </m:rPr>
+          <w:rPr>
+            <w:rFonts w:ascii="Cambria Math" w:hAnsi="Cambria Math"/>
+          </w:rPr>
+          <m:t>=</m:t>
+        </m:r>
+        <m:f>
+          <m:fPr>
+            <m:ctrlPr>
+              <w:rPr>
+                <w:rFonts w:ascii="Cambria Math" w:hAnsi="Cambria Math"/>
+                <w:b/>
+                <w:bCs/>
+              </w:rPr>
+            </m:ctrlPr>
+          </m:fPr>
+          <m:num>
+            <m:r>
+              <m:rPr>
+                <m:sty m:val="bi"/>
+              </m:rPr>
+              <w:rPr>
+                <w:rFonts w:ascii="Cambria Math" w:hAnsi="Cambria Math"/>
+                <w:lang w:val="en-US"/>
+              </w:rPr>
+              <m:t>8</m:t>
+            </m:r>
+            <m:r>
+              <m:rPr>
+                <m:sty m:val="bi"/>
+              </m:rPr>
+              <w:rPr>
+                <w:rFonts w:ascii="Cambria Math" w:hAnsi="Cambria Math"/>
+              </w:rPr>
+              <m:t>,</m:t>
+            </m:r>
+            <m:r>
+              <m:rPr>
+                <m:sty m:val="bi"/>
+              </m:rPr>
+              <w:rPr>
+                <w:rFonts w:ascii="Cambria Math" w:hAnsi="Cambria Math"/>
+                <w:lang w:val="en-US"/>
+              </w:rPr>
+              <m:t>3</m:t>
+            </m:r>
+            <m:r>
+              <m:rPr>
+                <m:sty m:val="bi"/>
+              </m:rPr>
+              <w:rPr>
+                <w:rFonts w:ascii="Cambria Math" w:hAnsi="Cambria Math"/>
+              </w:rPr>
+              <m:t>+</m:t>
+            </m:r>
+            <m:r>
+              <m:rPr>
+                <m:sty m:val="bi"/>
+              </m:rPr>
+              <w:rPr>
+                <w:rFonts w:ascii="Cambria Math" w:hAnsi="Cambria Math"/>
+                <w:lang w:val="en-US"/>
+              </w:rPr>
+              <m:t>9</m:t>
+            </m:r>
+            <m:r>
+              <m:rPr>
+                <m:sty m:val="bi"/>
+              </m:rPr>
+              <w:rPr>
+                <w:rFonts w:ascii="Cambria Math" w:hAnsi="Cambria Math"/>
+              </w:rPr>
+              <m:t>,8+</m:t>
+            </m:r>
+            <m:r>
+              <m:rPr>
+                <m:sty m:val="b"/>
+              </m:rPr>
+              <w:rPr>
+                <w:rFonts w:ascii="Cambria Math" w:hAnsi="Cambria Math"/>
+              </w:rPr>
+              <m:t>…</m:t>
+            </m:r>
+            <m:r>
+              <m:rPr>
+                <m:sty m:val="bi"/>
+              </m:rPr>
+              <w:rPr>
+                <w:rFonts w:ascii="Cambria Math" w:hAnsi="Cambria Math"/>
+              </w:rPr>
+              <m:t>+</m:t>
+            </m:r>
+            <m:r>
+              <m:rPr>
+                <m:sty m:val="bi"/>
+              </m:rPr>
+              <w:rPr>
+                <w:rFonts w:ascii="Cambria Math" w:hAnsi="Cambria Math"/>
+                <w:lang w:val="en-US"/>
+              </w:rPr>
+              <m:t>9</m:t>
+            </m:r>
+            <m:r>
+              <m:rPr>
+                <m:sty m:val="bi"/>
+              </m:rPr>
+              <w:rPr>
+                <w:rFonts w:ascii="Cambria Math" w:hAnsi="Cambria Math"/>
+              </w:rPr>
+              <m:t>,5</m:t>
+            </m:r>
+            <m:ctrlPr>
+              <w:rPr>
+                <w:rFonts w:ascii="Cambria Math" w:hAnsi="Cambria Math"/>
+                <w:b/>
+                <w:bCs/>
+                <w:i/>
+              </w:rPr>
+            </m:ctrlPr>
+          </m:num>
+          <m:den>
+            <m:r>
+              <m:rPr>
+                <m:sty m:val="bi"/>
+              </m:rPr>
+              <w:rPr>
+                <w:rFonts w:ascii="Cambria Math" w:hAnsi="Cambria Math"/>
+                <w:lang w:val="en-US"/>
+              </w:rPr>
+              <m:t>60</m:t>
+            </m:r>
+            <m:ctrlPr>
+              <w:rPr>
+                <w:rFonts w:ascii="Cambria Math" w:hAnsi="Cambria Math"/>
+                <w:b/>
+                <w:bCs/>
+                <w:i/>
+              </w:rPr>
+            </m:ctrlPr>
+          </m:den>
+        </m:f>
+        <m:r>
+          <m:rPr>
+            <m:sty m:val="bi"/>
+          </m:rPr>
+          <w:rPr>
+            <w:rFonts w:ascii="Cambria Math" w:hAnsi="Cambria Math"/>
+          </w:rPr>
+          <m:t>=</m:t>
+        </m:r>
+        <m:f>
+          <m:fPr>
+            <m:ctrlPr>
+              <w:rPr>
+                <w:rFonts w:ascii="Cambria Math" w:hAnsi="Cambria Math"/>
+                <w:b/>
+                <w:bCs/>
+              </w:rPr>
+            </m:ctrlPr>
+          </m:fPr>
+          <m:num>
+            <m:r>
+              <m:rPr>
+                <m:sty m:val="bi"/>
+              </m:rPr>
+              <w:rPr>
+                <w:rFonts w:ascii="Cambria Math" w:hAnsi="Cambria Math"/>
+                <w:lang w:val="en-US"/>
+              </w:rPr>
+              <m:t>47</m:t>
+            </m:r>
+            <m:r>
+              <m:rPr>
+                <m:sty m:val="bi"/>
+              </m:rPr>
+              <w:rPr>
+                <w:rFonts w:ascii="Cambria Math" w:hAnsi="Cambria Math"/>
+              </w:rPr>
+              <m:t>4,9</m:t>
+            </m:r>
+            <m:ctrlPr>
+              <w:rPr>
+                <w:rFonts w:ascii="Cambria Math" w:hAnsi="Cambria Math"/>
+                <w:b/>
+                <w:bCs/>
+                <w:i/>
+              </w:rPr>
+            </m:ctrlPr>
+          </m:num>
+          <m:den>
+            <m:r>
+              <m:rPr>
+                <m:sty m:val="bi"/>
+              </m:rPr>
+              <w:rPr>
+                <w:rFonts w:ascii="Cambria Math" w:hAnsi="Cambria Math"/>
+                <w:lang w:val="en-US"/>
+              </w:rPr>
+              <m:t>60</m:t>
+            </m:r>
+            <m:ctrlPr>
+              <w:rPr>
+                <w:rFonts w:ascii="Cambria Math" w:hAnsi="Cambria Math"/>
+                <w:b/>
+                <w:bCs/>
+                <w:i/>
+              </w:rPr>
+            </m:ctrlPr>
+          </m:den>
+        </m:f>
+        <m:r>
+          <m:rPr>
+            <m:sty m:val="bi"/>
+          </m:rPr>
+          <w:rPr>
+            <w:rFonts w:ascii="Cambria Math" w:hAnsi="Cambria Math"/>
+          </w:rPr>
+          <m:t>=</m:t>
+        </m:r>
+        <m:r>
+          <m:rPr>
+            <m:sty m:val="bi"/>
+          </m:rPr>
+          <w:rPr>
+            <w:rFonts w:ascii="Cambria Math" w:hAnsi="Cambria Math"/>
+            <w:lang w:val="en-US"/>
+          </w:rPr>
+          <m:t>7</m:t>
+        </m:r>
+        <m:r>
+          <m:rPr>
+            <m:sty m:val="bi"/>
+          </m:rPr>
+          <w:rPr>
+            <w:rFonts w:ascii="Cambria Math" w:hAnsi="Cambria Math"/>
+          </w:rPr>
+          <m:t>,</m:t>
+        </m:r>
+        <m:r>
+          <m:rPr>
+            <m:sty m:val="bi"/>
+          </m:rPr>
+          <w:rPr>
+            <w:rFonts w:ascii="Cambria Math" w:hAnsi="Cambria Math"/>
+            <w:lang w:val="en-US"/>
+          </w:rPr>
+          <m:t>9</m:t>
+        </m:r>
+        <m:r>
+          <m:rPr>
+            <m:sty m:val="bi"/>
+          </m:rPr>
+          <w:rPr>
+            <w:rFonts w:ascii="Cambria Math" w:hAnsi="Cambria Math"/>
+          </w:rPr>
+          <m:t>2</m:t>
+        </m:r>
+      </m:oMath>
       <w:r>
-        <w:t xml:space="preserve"> </w:t>
+        <w:rPr>
+          <w:b/>
+        </w:rPr>
+        <w:t>;</w:t>
+      </w:r>
+    </w:p>
+    <w:p>
+      <w:pPr>
+        <w:pStyle w:val="a4"/>
+        <w:spacing w:before="60" w:after="200"/>
+        <w:ind w:left="720"/>
+        <w:rPr>
+          <w:b/>
+        </w:rPr>
+      </w:pPr>
+      <w:r>
+        <w:rPr>
+          <w:b/>
+          <w:bCs/>
+        </w:rPr>
+        <w:t xml:space="preserve">Выборочное среднее </w:t>
+      </w:r>
+      <m:oMath>
+        <m:acc>
+          <m:accPr>
+            <m:chr m:val="̅"/>
+            <m:ctrlPr>
+              <w:rPr>
+                <w:rFonts w:ascii="Cambria Math" w:hAnsi="Cambria Math"/>
+                <w:b/>
+                <w:bCs/>
+              </w:rPr>
+            </m:ctrlPr>
+          </m:accPr>
+          <m:e>
+            <m:r>
+              <m:rPr>
+                <m:sty m:val="bi"/>
+              </m:rPr>
+              <w:rPr>
+                <w:rFonts w:ascii="Cambria Math" w:hAnsi="Cambria Math"/>
+                <w:lang w:val="en-US"/>
+              </w:rPr>
+              <m:t>y</m:t>
+            </m:r>
+          </m:e>
+        </m:acc>
+        <m:r>
+          <m:rPr>
+            <m:sty m:val="bi"/>
+          </m:rPr>
+          <w:rPr>
+            <w:rFonts w:ascii="Cambria Math" w:hAnsi="Cambria Math"/>
+          </w:rPr>
+          <m:t>=</m:t>
+        </m:r>
+        <m:f>
+          <m:fPr>
+            <m:ctrlPr>
+              <w:rPr>
+                <w:rFonts w:ascii="Cambria Math" w:hAnsi="Cambria Math"/>
+                <w:b/>
+                <w:bCs/>
+              </w:rPr>
+            </m:ctrlPr>
+          </m:fPr>
+          <m:num>
+            <m:r>
+              <m:rPr>
+                <m:sty m:val="bi"/>
+              </m:rPr>
+              <w:rPr>
+                <w:rFonts w:ascii="Cambria Math" w:hAnsi="Cambria Math"/>
+              </w:rPr>
+              <m:t>37+68+</m:t>
+            </m:r>
+            <m:r>
+              <m:rPr>
+                <m:sty m:val="b"/>
+              </m:rPr>
+              <w:rPr>
+                <w:rFonts w:ascii="Cambria Math" w:hAnsi="Cambria Math"/>
+              </w:rPr>
+              <m:t>…</m:t>
+            </m:r>
+            <m:r>
+              <m:rPr>
+                <m:sty m:val="bi"/>
+              </m:rPr>
+              <w:rPr>
+                <w:rFonts w:ascii="Cambria Math" w:hAnsi="Cambria Math"/>
+              </w:rPr>
+              <m:t>+</m:t>
+            </m:r>
+            <m:r>
+              <m:rPr>
+                <m:sty m:val="bi"/>
+              </m:rPr>
+              <w:rPr>
+                <w:rFonts w:ascii="Cambria Math" w:hAnsi="Cambria Math"/>
+                <w:lang w:val="en-US"/>
+              </w:rPr>
+              <m:t>6</m:t>
+            </m:r>
+            <m:r>
+              <m:rPr>
+                <m:sty m:val="bi"/>
+              </m:rPr>
+              <w:rPr>
+                <w:rFonts w:ascii="Cambria Math" w:hAnsi="Cambria Math"/>
+              </w:rPr>
+              <m:t>2</m:t>
+            </m:r>
+            <m:ctrlPr>
+              <w:rPr>
+                <w:rFonts w:ascii="Cambria Math" w:hAnsi="Cambria Math"/>
+                <w:b/>
+                <w:bCs/>
+                <w:i/>
+              </w:rPr>
+            </m:ctrlPr>
+          </m:num>
+          <m:den>
+            <m:r>
+              <m:rPr>
+                <m:sty m:val="bi"/>
+              </m:rPr>
+              <w:rPr>
+                <w:rFonts w:ascii="Cambria Math" w:hAnsi="Cambria Math"/>
+                <w:lang w:val="en-US"/>
+              </w:rPr>
+              <m:t>60</m:t>
+            </m:r>
+            <m:ctrlPr>
+              <w:rPr>
+                <w:rFonts w:ascii="Cambria Math" w:hAnsi="Cambria Math"/>
+                <w:b/>
+                <w:bCs/>
+                <w:i/>
+              </w:rPr>
+            </m:ctrlPr>
+          </m:den>
+        </m:f>
+        <m:r>
+          <m:rPr>
+            <m:sty m:val="bi"/>
+          </m:rPr>
+          <w:rPr>
+            <w:rFonts w:ascii="Cambria Math" w:hAnsi="Cambria Math"/>
+          </w:rPr>
+          <m:t>=</m:t>
+        </m:r>
+        <m:f>
+          <m:fPr>
+            <m:ctrlPr>
+              <w:rPr>
+                <w:rFonts w:ascii="Cambria Math" w:hAnsi="Cambria Math"/>
+                <w:b/>
+                <w:bCs/>
+              </w:rPr>
+            </m:ctrlPr>
+          </m:fPr>
+          <m:num>
+            <m:r>
+              <m:rPr>
+                <m:sty m:val="bi"/>
+              </m:rPr>
+              <w:rPr>
+                <w:rFonts w:ascii="Cambria Math" w:hAnsi="Cambria Math"/>
+                <w:lang w:val="en-US"/>
+              </w:rPr>
+              <m:t>24</m:t>
+            </m:r>
+            <m:r>
+              <m:rPr>
+                <m:sty m:val="bi"/>
+              </m:rPr>
+              <w:rPr>
+                <w:rFonts w:ascii="Cambria Math" w:hAnsi="Cambria Math"/>
+              </w:rPr>
+              <m:t>75</m:t>
+            </m:r>
+            <m:ctrlPr>
+              <w:rPr>
+                <w:rFonts w:ascii="Cambria Math" w:hAnsi="Cambria Math"/>
+                <w:b/>
+                <w:bCs/>
+                <w:i/>
+              </w:rPr>
+            </m:ctrlPr>
+          </m:num>
+          <m:den>
+            <m:r>
+              <m:rPr>
+                <m:sty m:val="bi"/>
+              </m:rPr>
+              <w:rPr>
+                <w:rFonts w:ascii="Cambria Math" w:hAnsi="Cambria Math"/>
+                <w:lang w:val="en-US"/>
+              </w:rPr>
+              <m:t>60</m:t>
+            </m:r>
+            <m:ctrlPr>
+              <w:rPr>
+                <w:rFonts w:ascii="Cambria Math" w:hAnsi="Cambria Math"/>
+                <w:b/>
+                <w:bCs/>
+                <w:i/>
+              </w:rPr>
+            </m:ctrlPr>
+          </m:den>
+        </m:f>
+        <m:r>
+          <m:rPr>
+            <m:sty m:val="b"/>
+          </m:rPr>
+          <w:rPr>
+            <w:rFonts w:ascii="Cambria Math" w:hAnsi="Cambria Math"/>
+          </w:rPr>
+          <m:t>=41,25</m:t>
+        </m:r>
+      </m:oMath>
+      <w:r>
+        <w:rPr>
+          <w:b/>
+        </w:rPr>
+        <w:t>;</w:t>
+      </w:r>
+    </w:p>
+    <w:p>
+      <w:pPr>
+        <w:pStyle w:val="a4"/>
+        <w:spacing w:before="60" w:after="200"/>
+        <w:ind w:left="720"/>
+        <w:rPr>
+          <w:b/>
+          <w:bCs/>
+        </w:rPr>
+      </w:pPr>
+      <w:r>
+        <w:rPr>
+          <w:b/>
+          <w:bCs/>
+        </w:rPr>
+        <w:t xml:space="preserve">Выборочная дисперсия </w:t>
+      </w:r>
+      <m:oMath>
+        <m:sSubSup>
+          <m:sSubSupPr>
+            <m:ctrlPr>
+              <w:rPr>
+                <w:rFonts w:ascii="Cambria Math" w:hAnsi="Cambria Math"/>
+                <w:b/>
+                <w:bCs/>
+                <w:i/>
+              </w:rPr>
+            </m:ctrlPr>
+          </m:sSubSupPr>
+          <m:e>
+            <m:r>
+              <m:rPr>
+                <m:sty m:val="bi"/>
+              </m:rPr>
+              <w:rPr>
+                <w:rFonts w:ascii="Cambria Math" w:hAnsi="Cambria Math"/>
+              </w:rPr>
+              <m:t>S</m:t>
+            </m:r>
+          </m:e>
+          <m:sub>
+            <m:r>
+              <m:rPr>
+                <m:sty m:val="bi"/>
+              </m:rPr>
+              <w:rPr>
+                <w:rFonts w:ascii="Cambria Math" w:hAnsi="Cambria Math"/>
+              </w:rPr>
+              <m:t>x</m:t>
+            </m:r>
+          </m:sub>
+          <m:sup>
+            <m:r>
+              <m:rPr>
+                <m:sty m:val="bi"/>
+              </m:rPr>
+              <w:rPr>
+                <w:rFonts w:ascii="Cambria Math" w:hAnsi="Cambria Math"/>
+              </w:rPr>
+              <m:t>2</m:t>
+            </m:r>
+          </m:sup>
+        </m:sSubSup>
+        <m:r>
+          <m:rPr>
+            <m:sty m:val="bi"/>
+          </m:rPr>
+          <w:rPr>
+            <w:rFonts w:ascii="Cambria Math" w:hAnsi="Cambria Math"/>
+          </w:rPr>
+          <m:t>=</m:t>
+        </m:r>
+        <m:f>
+          <m:fPr>
+            <m:ctrlPr>
+              <w:rPr>
+                <w:rFonts w:ascii="Cambria Math" w:hAnsi="Cambria Math"/>
+                <w:b/>
+                <w:bCs/>
+              </w:rPr>
+            </m:ctrlPr>
+          </m:fPr>
+          <m:num>
+            <m:sSup>
+              <m:sSupPr>
+                <m:ctrlPr>
+                  <w:rPr>
+                    <w:rFonts w:ascii="Cambria Math" w:hAnsi="Cambria Math"/>
+                    <w:b/>
+                    <w:bCs/>
+                    <w:i/>
+                  </w:rPr>
+                </m:ctrlPr>
+              </m:sSupPr>
+              <m:e>
+                <m:d>
+                  <m:dPr>
+                    <m:ctrlPr>
+                      <w:rPr>
+                        <w:rFonts w:ascii="Cambria Math" w:hAnsi="Cambria Math"/>
+                        <w:b/>
+                        <w:bCs/>
+                        <w:i/>
+                      </w:rPr>
+                    </m:ctrlPr>
+                  </m:dPr>
+                  <m:e>
+                    <m:r>
+                      <m:rPr>
+                        <m:sty m:val="bi"/>
+                      </m:rPr>
+                      <w:rPr>
+                        <w:rFonts w:ascii="Cambria Math" w:hAnsi="Cambria Math"/>
+                      </w:rPr>
+                      <m:t>8,3-7,92</m:t>
+                    </m:r>
+                  </m:e>
+                </m:d>
+              </m:e>
+              <m:sup>
+                <m:r>
+                  <m:rPr>
+                    <m:sty m:val="bi"/>
+                  </m:rPr>
+                  <w:rPr>
+                    <w:rFonts w:ascii="Cambria Math" w:hAnsi="Cambria Math"/>
+                  </w:rPr>
+                  <m:t>2</m:t>
+                </m:r>
+              </m:sup>
+            </m:sSup>
+            <m:r>
+              <m:rPr>
+                <m:sty m:val="bi"/>
+              </m:rPr>
+              <w:rPr>
+                <w:rFonts w:ascii="Cambria Math" w:hAnsi="Cambria Math"/>
+              </w:rPr>
+              <m:t>+</m:t>
+            </m:r>
+            <m:sSup>
+              <m:sSupPr>
+                <m:ctrlPr>
+                  <w:rPr>
+                    <w:rFonts w:ascii="Cambria Math" w:hAnsi="Cambria Math"/>
+                    <w:b/>
+                    <w:bCs/>
+                    <w:i/>
+                  </w:rPr>
+                </m:ctrlPr>
+              </m:sSupPr>
+              <m:e>
+                <m:d>
+                  <m:dPr>
+                    <m:ctrlPr>
+                      <w:rPr>
+                        <w:rFonts w:ascii="Cambria Math" w:hAnsi="Cambria Math"/>
+                        <w:b/>
+                        <w:bCs/>
+                        <w:i/>
+                      </w:rPr>
+                    </m:ctrlPr>
+                  </m:dPr>
+                  <m:e>
+                    <m:r>
+                      <m:rPr>
+                        <m:sty m:val="bi"/>
+                      </m:rPr>
+                      <w:rPr>
+                        <w:rFonts w:ascii="Cambria Math" w:hAnsi="Cambria Math"/>
+                      </w:rPr>
+                      <m:t>9,8-7,92</m:t>
+                    </m:r>
+                  </m:e>
+                </m:d>
+              </m:e>
+              <m:sup>
+                <m:r>
+                  <m:rPr>
+                    <m:sty m:val="bi"/>
+                  </m:rPr>
+                  <w:rPr>
+                    <w:rFonts w:ascii="Cambria Math" w:hAnsi="Cambria Math"/>
+                  </w:rPr>
+                  <m:t>2</m:t>
+                </m:r>
+              </m:sup>
+            </m:sSup>
+            <m:r>
+              <m:rPr>
+                <m:sty m:val="bi"/>
+              </m:rPr>
+              <w:rPr>
+                <w:rFonts w:ascii="Cambria Math" w:hAnsi="Cambria Math"/>
+              </w:rPr>
+              <m:t>+</m:t>
+            </m:r>
+            <m:r>
+              <m:rPr>
+                <m:sty m:val="b"/>
+              </m:rPr>
+              <w:rPr>
+                <w:rFonts w:ascii="Cambria Math" w:hAnsi="Cambria Math"/>
+              </w:rPr>
+              <m:t>…</m:t>
+            </m:r>
+            <m:r>
+              <m:rPr>
+                <m:sty m:val="bi"/>
+              </m:rPr>
+              <w:rPr>
+                <w:rFonts w:ascii="Cambria Math" w:hAnsi="Cambria Math"/>
+              </w:rPr>
+              <m:t>+</m:t>
+            </m:r>
+            <m:sSup>
+              <m:sSupPr>
+                <m:ctrlPr>
+                  <w:rPr>
+                    <w:rFonts w:ascii="Cambria Math" w:hAnsi="Cambria Math"/>
+                    <w:b/>
+                    <w:bCs/>
+                    <w:i/>
+                  </w:rPr>
+                </m:ctrlPr>
+              </m:sSupPr>
+              <m:e>
+                <m:d>
+                  <m:dPr>
+                    <m:ctrlPr>
+                      <w:rPr>
+                        <w:rFonts w:ascii="Cambria Math" w:hAnsi="Cambria Math"/>
+                        <w:b/>
+                        <w:bCs/>
+                        <w:i/>
+                      </w:rPr>
+                    </m:ctrlPr>
+                  </m:dPr>
+                  <m:e>
+                    <m:r>
+                      <m:rPr>
+                        <m:sty m:val="bi"/>
+                      </m:rPr>
+                      <w:rPr>
+                        <w:rFonts w:ascii="Cambria Math" w:hAnsi="Cambria Math"/>
+                      </w:rPr>
+                      <m:t>9,5-7,92</m:t>
+                    </m:r>
+                  </m:e>
+                </m:d>
+              </m:e>
+              <m:sup>
+                <m:r>
+                  <m:rPr>
+                    <m:sty m:val="bi"/>
+                  </m:rPr>
+                  <w:rPr>
+                    <w:rFonts w:ascii="Cambria Math" w:hAnsi="Cambria Math"/>
+                  </w:rPr>
+                  <m:t>2</m:t>
+                </m:r>
+              </m:sup>
+            </m:sSup>
+            <m:ctrlPr>
+              <w:rPr>
+                <w:rFonts w:ascii="Cambria Math" w:hAnsi="Cambria Math"/>
+                <w:b/>
+                <w:bCs/>
+                <w:i/>
+              </w:rPr>
+            </m:ctrlPr>
+          </m:num>
+          <m:den>
+            <m:r>
+              <m:rPr>
+                <m:sty m:val="bi"/>
+              </m:rPr>
+              <w:rPr>
+                <w:rFonts w:ascii="Cambria Math" w:hAnsi="Cambria Math"/>
+              </w:rPr>
+              <m:t>59</m:t>
+            </m:r>
+            <m:ctrlPr>
+              <w:rPr>
+                <w:rFonts w:ascii="Cambria Math" w:hAnsi="Cambria Math"/>
+                <w:b/>
+                <w:bCs/>
+                <w:i/>
+              </w:rPr>
+            </m:ctrlPr>
+          </m:den>
+        </m:f>
+        <m:r>
+          <m:rPr>
+            <m:sty m:val="bi"/>
+          </m:rPr>
+          <w:rPr>
+            <w:rFonts w:ascii="Cambria Math" w:hAnsi="Cambria Math"/>
+          </w:rPr>
+          <m:t>=</m:t>
+        </m:r>
+        <m:f>
+          <m:fPr>
+            <m:ctrlPr>
+              <w:rPr>
+                <w:rFonts w:ascii="Cambria Math" w:hAnsi="Cambria Math"/>
+                <w:b/>
+                <w:bCs/>
+              </w:rPr>
+            </m:ctrlPr>
+          </m:fPr>
+          <m:num>
+            <m:r>
+              <m:rPr>
+                <m:sty m:val="bi"/>
+              </m:rPr>
+              <w:rPr>
+                <w:rFonts w:ascii="Cambria Math" w:hAnsi="Cambria Math"/>
+              </w:rPr>
+              <m:t>99,08</m:t>
+            </m:r>
+            <m:ctrlPr>
+              <w:rPr>
+                <w:rFonts w:ascii="Cambria Math" w:hAnsi="Cambria Math"/>
+                <w:b/>
+                <w:bCs/>
+                <w:i/>
+              </w:rPr>
+            </m:ctrlPr>
+          </m:num>
+          <m:den>
+            <m:r>
+              <m:rPr>
+                <m:sty m:val="bi"/>
+              </m:rPr>
+              <w:rPr>
+                <w:rFonts w:ascii="Cambria Math" w:hAnsi="Cambria Math"/>
+              </w:rPr>
+              <m:t>59</m:t>
+            </m:r>
+            <m:ctrlPr>
+              <w:rPr>
+                <w:rFonts w:ascii="Cambria Math" w:hAnsi="Cambria Math"/>
+                <w:b/>
+                <w:bCs/>
+                <w:i/>
+              </w:rPr>
+            </m:ctrlPr>
+          </m:den>
+        </m:f>
+        <m:r>
+          <m:rPr>
+            <m:sty m:val="b"/>
+          </m:rPr>
+          <w:rPr>
+            <w:rFonts w:ascii="Cambria Math" w:hAnsi="Cambria Math"/>
+          </w:rPr>
+          <m:t>≈</m:t>
+        </m:r>
+        <m:r>
+          <m:rPr>
+            <m:sty m:val="bi"/>
+          </m:rPr>
+          <w:rPr>
+            <w:rFonts w:ascii="Cambria Math" w:hAnsi="Cambria Math"/>
+          </w:rPr>
+          <m:t>1,679</m:t>
+        </m:r>
+      </m:oMath>
+      <w:r>
+        <w:rPr>
+          <w:b/>
+        </w:rPr>
+        <w:t>;</w:t>
+      </w:r>
+    </w:p>
+    <w:p>
+      <w:pPr>
+        <w:pStyle w:val="a4"/>
+        <w:spacing w:before="60" w:after="200"/>
+        <w:ind w:left="720"/>
+        <w:rPr>
+          <w:b/>
+        </w:rPr>
+      </w:pPr>
+      <w:r>
+        <w:rPr>
+          <w:b/>
+          <w:bCs/>
+        </w:rPr>
+        <w:t xml:space="preserve">Выборочная дисперсия </w:t>
+      </w:r>
+      <m:oMath>
+        <m:sSubSup>
+          <m:sSubSupPr>
+            <m:ctrlPr>
+              <w:rPr>
+                <w:rFonts w:ascii="Cambria Math" w:hAnsi="Cambria Math"/>
+                <w:b/>
+                <w:bCs/>
+                <w:i/>
+              </w:rPr>
+            </m:ctrlPr>
+          </m:sSubSupPr>
+          <m:e>
+            <m:r>
+              <m:rPr>
+                <m:sty m:val="bi"/>
+              </m:rPr>
+              <w:rPr>
+                <w:rFonts w:ascii="Cambria Math" w:hAnsi="Cambria Math"/>
+              </w:rPr>
+              <m:t>S</m:t>
+            </m:r>
+          </m:e>
+          <m:sub>
+            <m:r>
+              <m:rPr>
+                <m:sty m:val="bi"/>
+              </m:rPr>
+              <w:rPr>
+                <w:rFonts w:ascii="Cambria Math" w:hAnsi="Cambria Math"/>
+              </w:rPr>
+              <m:t>y</m:t>
+            </m:r>
+          </m:sub>
+          <m:sup>
+            <m:r>
+              <m:rPr>
+                <m:sty m:val="bi"/>
+              </m:rPr>
+              <w:rPr>
+                <w:rFonts w:ascii="Cambria Math" w:hAnsi="Cambria Math"/>
+              </w:rPr>
+              <m:t>2</m:t>
+            </m:r>
+          </m:sup>
+        </m:sSubSup>
+        <m:r>
+          <m:rPr>
+            <m:sty m:val="bi"/>
+          </m:rPr>
+          <w:rPr>
+            <w:rFonts w:ascii="Cambria Math" w:hAnsi="Cambria Math"/>
+          </w:rPr>
+          <m:t>=</m:t>
+        </m:r>
+        <m:f>
+          <m:fPr>
+            <m:ctrlPr>
+              <w:rPr>
+                <w:rFonts w:ascii="Cambria Math" w:hAnsi="Cambria Math"/>
+                <w:b/>
+                <w:bCs/>
+              </w:rPr>
+            </m:ctrlPr>
+          </m:fPr>
+          <m:num>
+            <m:sSup>
+              <m:sSupPr>
+                <m:ctrlPr>
+                  <w:rPr>
+                    <w:rFonts w:ascii="Cambria Math" w:hAnsi="Cambria Math"/>
+                    <w:b/>
+                    <w:bCs/>
+                    <w:i/>
+                  </w:rPr>
+                </m:ctrlPr>
+              </m:sSupPr>
+              <m:e>
+                <m:d>
+                  <m:dPr>
+                    <m:ctrlPr>
+                      <w:rPr>
+                        <w:rFonts w:ascii="Cambria Math" w:hAnsi="Cambria Math"/>
+                        <w:b/>
+                        <w:bCs/>
+                        <w:i/>
+                      </w:rPr>
+                    </m:ctrlPr>
+                  </m:dPr>
+                  <m:e>
+                    <m:r>
+                      <m:rPr>
+                        <m:sty m:val="bi"/>
+                      </m:rPr>
+                      <w:rPr>
+                        <w:rFonts w:ascii="Cambria Math" w:hAnsi="Cambria Math"/>
+                      </w:rPr>
+                      <m:t>37-</m:t>
+                    </m:r>
+                    <m:r>
+                      <m:rPr>
+                        <m:sty m:val="b"/>
+                      </m:rPr>
+                      <w:rPr>
+                        <w:rFonts w:ascii="Cambria Math" w:hAnsi="Cambria Math"/>
+                      </w:rPr>
+                      <m:t>41,25</m:t>
+                    </m:r>
+                  </m:e>
+                </m:d>
+              </m:e>
+              <m:sup>
+                <m:r>
+                  <m:rPr>
+                    <m:sty m:val="bi"/>
+                  </m:rPr>
+                  <w:rPr>
+                    <w:rFonts w:ascii="Cambria Math" w:hAnsi="Cambria Math"/>
+                  </w:rPr>
+                  <m:t>2</m:t>
+                </m:r>
+              </m:sup>
+            </m:sSup>
+            <m:r>
+              <m:rPr>
+                <m:sty m:val="bi"/>
+              </m:rPr>
+              <w:rPr>
+                <w:rFonts w:ascii="Cambria Math" w:hAnsi="Cambria Math"/>
+              </w:rPr>
+              <m:t>+</m:t>
+            </m:r>
+            <m:sSup>
+              <m:sSupPr>
+                <m:ctrlPr>
+                  <w:rPr>
+                    <w:rFonts w:ascii="Cambria Math" w:hAnsi="Cambria Math"/>
+                    <w:b/>
+                    <w:bCs/>
+                    <w:i/>
+                  </w:rPr>
+                </m:ctrlPr>
+              </m:sSupPr>
+              <m:e>
+                <m:d>
+                  <m:dPr>
+                    <m:ctrlPr>
+                      <w:rPr>
+                        <w:rFonts w:ascii="Cambria Math" w:hAnsi="Cambria Math"/>
+                        <w:b/>
+                        <w:bCs/>
+                        <w:i/>
+                      </w:rPr>
+                    </m:ctrlPr>
+                  </m:dPr>
+                  <m:e>
+                    <m:r>
+                      <m:rPr>
+                        <m:sty m:val="bi"/>
+                      </m:rPr>
+                      <w:rPr>
+                        <w:rFonts w:ascii="Cambria Math" w:hAnsi="Cambria Math"/>
+                      </w:rPr>
+                      <m:t>68-</m:t>
+                    </m:r>
+                    <m:r>
+                      <m:rPr>
+                        <m:sty m:val="b"/>
+                      </m:rPr>
+                      <w:rPr>
+                        <w:rFonts w:ascii="Cambria Math" w:hAnsi="Cambria Math"/>
+                      </w:rPr>
+                      <m:t>41,25</m:t>
+                    </m:r>
+                  </m:e>
+                </m:d>
+              </m:e>
+              <m:sup>
+                <m:r>
+                  <m:rPr>
+                    <m:sty m:val="bi"/>
+                  </m:rPr>
+                  <w:rPr>
+                    <w:rFonts w:ascii="Cambria Math" w:hAnsi="Cambria Math"/>
+                  </w:rPr>
+                  <m:t>2</m:t>
+                </m:r>
+              </m:sup>
+            </m:sSup>
+            <m:r>
+              <m:rPr>
+                <m:sty m:val="bi"/>
+              </m:rPr>
+              <w:rPr>
+                <w:rFonts w:ascii="Cambria Math" w:hAnsi="Cambria Math"/>
+              </w:rPr>
+              <m:t>+</m:t>
+            </m:r>
+            <m:r>
+              <m:rPr>
+                <m:sty m:val="b"/>
+              </m:rPr>
+              <w:rPr>
+                <w:rFonts w:ascii="Cambria Math" w:hAnsi="Cambria Math"/>
+              </w:rPr>
+              <m:t>…</m:t>
+            </m:r>
+            <m:r>
+              <m:rPr>
+                <m:sty m:val="bi"/>
+              </m:rPr>
+              <w:rPr>
+                <w:rFonts w:ascii="Cambria Math" w:hAnsi="Cambria Math"/>
+              </w:rPr>
+              <m:t>+</m:t>
+            </m:r>
+            <m:sSup>
+              <m:sSupPr>
+                <m:ctrlPr>
+                  <w:rPr>
+                    <w:rFonts w:ascii="Cambria Math" w:hAnsi="Cambria Math"/>
+                    <w:b/>
+                    <w:bCs/>
+                    <w:i/>
+                  </w:rPr>
+                </m:ctrlPr>
+              </m:sSupPr>
+              <m:e>
+                <m:d>
+                  <m:dPr>
+                    <m:ctrlPr>
+                      <w:rPr>
+                        <w:rFonts w:ascii="Cambria Math" w:hAnsi="Cambria Math"/>
+                        <w:b/>
+                        <w:bCs/>
+                        <w:i/>
+                      </w:rPr>
+                    </m:ctrlPr>
+                  </m:dPr>
+                  <m:e>
+                    <m:r>
+                      <m:rPr>
+                        <m:sty m:val="bi"/>
+                      </m:rPr>
+                      <w:rPr>
+                        <w:rFonts w:ascii="Cambria Math" w:hAnsi="Cambria Math"/>
+                      </w:rPr>
+                      <m:t>62-</m:t>
+                    </m:r>
+                    <m:r>
+                      <m:rPr>
+                        <m:sty m:val="b"/>
+                      </m:rPr>
+                      <w:rPr>
+                        <w:rFonts w:ascii="Cambria Math" w:hAnsi="Cambria Math"/>
+                      </w:rPr>
+                      <m:t>41,25</m:t>
+                    </m:r>
+                  </m:e>
+                </m:d>
+              </m:e>
+              <m:sup>
+                <m:r>
+                  <m:rPr>
+                    <m:sty m:val="bi"/>
+                  </m:rPr>
+                  <w:rPr>
+                    <w:rFonts w:ascii="Cambria Math" w:hAnsi="Cambria Math"/>
+                  </w:rPr>
+                  <m:t>2</m:t>
+                </m:r>
+              </m:sup>
+            </m:sSup>
+            <m:ctrlPr>
+              <w:rPr>
+                <w:rFonts w:ascii="Cambria Math" w:hAnsi="Cambria Math"/>
+                <w:b/>
+                <w:bCs/>
+                <w:i/>
+              </w:rPr>
+            </m:ctrlPr>
+          </m:num>
+          <m:den>
+            <m:r>
+              <m:rPr>
+                <m:sty m:val="bi"/>
+              </m:rPr>
+              <w:rPr>
+                <w:rFonts w:ascii="Cambria Math" w:hAnsi="Cambria Math"/>
+              </w:rPr>
+              <m:t>59</m:t>
+            </m:r>
+            <m:ctrlPr>
+              <w:rPr>
+                <w:rFonts w:ascii="Cambria Math" w:hAnsi="Cambria Math"/>
+                <w:b/>
+                <w:bCs/>
+                <w:i/>
+              </w:rPr>
+            </m:ctrlPr>
+          </m:den>
+        </m:f>
+        <m:r>
+          <m:rPr>
+            <m:sty m:val="bi"/>
+          </m:rPr>
+          <w:rPr>
+            <w:rFonts w:ascii="Cambria Math" w:hAnsi="Cambria Math"/>
+          </w:rPr>
+          <m:t>=</m:t>
+        </m:r>
+        <m:f>
+          <m:fPr>
+            <m:ctrlPr>
+              <w:rPr>
+                <w:rFonts w:ascii="Cambria Math" w:hAnsi="Cambria Math"/>
+                <w:b/>
+                <w:bCs/>
+              </w:rPr>
+            </m:ctrlPr>
+          </m:fPr>
+          <m:num>
+            <m:r>
+              <m:rPr>
+                <m:sty m:val="bi"/>
+              </m:rPr>
+              <w:rPr>
+                <w:rFonts w:ascii="Cambria Math" w:hAnsi="Cambria Math"/>
+              </w:rPr>
+              <m:t>11925,25</m:t>
+            </m:r>
+            <m:ctrlPr>
+              <w:rPr>
+                <w:rFonts w:ascii="Cambria Math" w:hAnsi="Cambria Math"/>
+                <w:b/>
+                <w:bCs/>
+                <w:i/>
+              </w:rPr>
+            </m:ctrlPr>
+          </m:num>
+          <m:den>
+            <m:r>
+              <m:rPr>
+                <m:sty m:val="bi"/>
+              </m:rPr>
+              <w:rPr>
+                <w:rFonts w:ascii="Cambria Math" w:hAnsi="Cambria Math"/>
+              </w:rPr>
+              <m:t>59</m:t>
+            </m:r>
+            <m:ctrlPr>
+              <w:rPr>
+                <w:rFonts w:ascii="Cambria Math" w:hAnsi="Cambria Math"/>
+                <w:b/>
+                <w:bCs/>
+                <w:i/>
+              </w:rPr>
+            </m:ctrlPr>
+          </m:den>
+        </m:f>
+        <m:r>
+          <m:rPr>
+            <m:sty m:val="b"/>
+          </m:rPr>
+          <w:rPr>
+            <w:rFonts w:ascii="Cambria Math" w:hAnsi="Cambria Math"/>
+          </w:rPr>
+          <m:t>≈</m:t>
+        </m:r>
+        <m:r>
+          <m:rPr>
+            <m:sty m:val="bi"/>
+          </m:rPr>
+          <w:rPr>
+            <w:rFonts w:ascii="Cambria Math" w:hAnsi="Cambria Math"/>
+          </w:rPr>
+          <m:t>202,462</m:t>
+        </m:r>
+      </m:oMath>
+      <w:r>
+        <w:rPr>
+          <w:b/>
+        </w:rPr>
+        <w:t>;</w:t>
+      </w:r>
+    </w:p>
+    <w:p>
+      <w:pPr>
+        <w:pStyle w:val="a4"/>
+        <w:spacing w:before="60" w:after="200"/>
+        <w:ind w:left="720"/>
+        <w:rPr>
+          <w:b/>
+          <w:bCs/>
+        </w:rPr>
+      </w:pPr>
+      <w:r>
+        <w:rPr>
+          <w:b/>
+          <w:bCs/>
+        </w:rPr>
+        <w:t xml:space="preserve">Выборочное стандартное отклонение </w:t>
+      </w:r>
+      <m:oMath>
+        <m:sSub>
+          <m:sSubPr>
+            <m:ctrlPr>
+              <w:rPr>
+                <w:rFonts w:ascii="Cambria Math" w:hAnsi="Cambria Math"/>
+                <w:b/>
+                <w:bCs/>
+                <w:i/>
+              </w:rPr>
+            </m:ctrlPr>
+          </m:sSubPr>
+          <m:e>
+            <m:r>
+              <m:rPr>
+                <m:sty m:val="bi"/>
+              </m:rPr>
+              <w:rPr>
+                <w:rFonts w:ascii="Cambria Math" w:hAnsi="Cambria Math"/>
+              </w:rPr>
+              <m:t>S</m:t>
+            </m:r>
+          </m:e>
+          <m:sub>
+            <m:r>
+              <m:rPr>
+                <m:sty m:val="bi"/>
+              </m:rPr>
+              <w:rPr>
+                <w:rFonts w:ascii="Cambria Math" w:hAnsi="Cambria Math"/>
+              </w:rPr>
+              <m:t>x</m:t>
+            </m:r>
+          </m:sub>
+        </m:sSub>
+        <m:r>
+          <m:rPr>
+            <m:sty m:val="bi"/>
+          </m:rPr>
+          <w:rPr>
+            <w:rFonts w:ascii="Cambria Math" w:hAnsi="Cambria Math"/>
+          </w:rPr>
+          <m:t>=</m:t>
+        </m:r>
+        <m:rad>
+          <m:radPr>
+            <m:degHide m:val="1"/>
+            <m:ctrlPr>
+              <w:rPr>
+                <w:rFonts w:ascii="Cambria Math" w:hAnsi="Cambria Math"/>
+                <w:b/>
+                <w:bCs/>
+              </w:rPr>
+            </m:ctrlPr>
+          </m:radPr>
+          <m:deg>
+            <m:ctrlPr>
+              <w:rPr>
+                <w:rFonts w:ascii="Cambria Math" w:hAnsi="Cambria Math"/>
+                <w:b/>
+                <w:bCs/>
+                <w:i/>
+              </w:rPr>
+            </m:ctrlPr>
+          </m:deg>
+          <m:e>
+            <m:sSubSup>
+              <m:sSubSupPr>
+                <m:ctrlPr>
+                  <w:rPr>
+                    <w:rFonts w:ascii="Cambria Math" w:hAnsi="Cambria Math"/>
+                    <w:b/>
+                    <w:bCs/>
+                    <w:i/>
+                  </w:rPr>
+                </m:ctrlPr>
+              </m:sSubSupPr>
+              <m:e>
+                <m:r>
+                  <m:rPr>
+                    <m:sty m:val="bi"/>
+                  </m:rPr>
+                  <w:rPr>
+                    <w:rFonts w:ascii="Cambria Math" w:hAnsi="Cambria Math"/>
+                  </w:rPr>
+                  <m:t>S</m:t>
+                </m:r>
+              </m:e>
+              <m:sub>
+                <m:r>
+                  <m:rPr>
+                    <m:sty m:val="bi"/>
+                  </m:rPr>
+                  <w:rPr>
+                    <w:rFonts w:ascii="Cambria Math" w:hAnsi="Cambria Math"/>
+                  </w:rPr>
+                  <m:t>x</m:t>
+                </m:r>
+              </m:sub>
+              <m:sup>
+                <m:r>
+                  <m:rPr>
+                    <m:sty m:val="bi"/>
+                  </m:rPr>
+                  <w:rPr>
+                    <w:rFonts w:ascii="Cambria Math" w:hAnsi="Cambria Math"/>
+                  </w:rPr>
+                  <m:t>2</m:t>
+                </m:r>
+              </m:sup>
+            </m:sSubSup>
+          </m:e>
+        </m:rad>
+        <m:r>
+          <m:rPr>
+            <m:sty m:val="bi"/>
+          </m:rPr>
+          <w:rPr>
+            <w:rFonts w:ascii="Cambria Math" w:hAnsi="Cambria Math"/>
+          </w:rPr>
+          <m:t>=</m:t>
+        </m:r>
+        <m:rad>
+          <m:radPr>
+            <m:degHide m:val="1"/>
+            <m:ctrlPr>
+              <w:rPr>
+                <w:rFonts w:ascii="Cambria Math" w:hAnsi="Cambria Math"/>
+                <w:b/>
+                <w:bCs/>
+              </w:rPr>
+            </m:ctrlPr>
+          </m:radPr>
+          <m:deg>
+            <m:ctrlPr>
+              <w:rPr>
+                <w:rFonts w:ascii="Cambria Math" w:hAnsi="Cambria Math"/>
+                <w:b/>
+                <w:bCs/>
+                <w:i/>
+              </w:rPr>
+            </m:ctrlPr>
+          </m:deg>
+          <m:e>
+            <m:r>
+              <m:rPr>
+                <m:sty m:val="bi"/>
+              </m:rPr>
+              <w:rPr>
+                <w:rFonts w:ascii="Cambria Math" w:hAnsi="Cambria Math"/>
+              </w:rPr>
+              <m:t>1,679</m:t>
+            </m:r>
+          </m:e>
+        </m:rad>
+        <m:r>
+          <m:rPr>
+            <m:sty m:val="b"/>
+          </m:rPr>
+          <w:rPr>
+            <w:rFonts w:ascii="Cambria Math" w:hAnsi="Cambria Math"/>
+          </w:rPr>
+          <m:t>≈</m:t>
+        </m:r>
+        <m:r>
+          <m:rPr>
+            <m:sty m:val="bi"/>
+          </m:rPr>
+          <w:rPr>
+            <w:rFonts w:ascii="Cambria Math" w:hAnsi="Cambria Math"/>
+          </w:rPr>
+          <m:t>1,2959</m:t>
+        </m:r>
+      </m:oMath>
+      <w:r>
+        <w:rPr>
+          <w:b/>
+        </w:rPr>
+        <w:t>;</w:t>
+      </w:r>
+    </w:p>
+    <w:p>
+      <w:pPr>
+        <w:pStyle w:val="a4"/>
+        <w:spacing w:before="60" w:after="200"/>
+        <w:ind w:left="720"/>
+        <w:rPr>
+          <w:b/>
+          <w:bCs/>
+        </w:rPr>
+      </w:pPr>
+      <w:r>
+        <w:rPr>
+          <w:b/>
+          <w:bCs/>
+        </w:rPr>
+        <w:t xml:space="preserve">Выборочное стандартное отклонение </w:t>
+      </w:r>
+      <m:oMath>
+        <m:sSub>
+          <m:sSubPr>
+            <m:ctrlPr>
+              <w:rPr>
+                <w:rFonts w:ascii="Cambria Math" w:hAnsi="Cambria Math"/>
+                <w:b/>
+                <w:bCs/>
+                <w:i/>
+              </w:rPr>
+            </m:ctrlPr>
+          </m:sSubPr>
+          <m:e>
+            <m:r>
+              <m:rPr>
+                <m:sty m:val="bi"/>
+              </m:rPr>
+              <w:rPr>
+                <w:rFonts w:ascii="Cambria Math" w:hAnsi="Cambria Math"/>
+              </w:rPr>
+              <m:t>S</m:t>
+            </m:r>
+          </m:e>
+          <m:sub>
+            <m:r>
+              <m:rPr>
+                <m:sty m:val="bi"/>
+              </m:rPr>
+              <w:rPr>
+                <w:rFonts w:ascii="Cambria Math" w:hAnsi="Cambria Math"/>
+              </w:rPr>
+              <m:t>y</m:t>
+            </m:r>
+          </m:sub>
+        </m:sSub>
+        <m:r>
+          <m:rPr>
+            <m:sty m:val="bi"/>
+          </m:rPr>
+          <w:rPr>
+            <w:rFonts w:ascii="Cambria Math" w:hAnsi="Cambria Math"/>
+          </w:rPr>
+          <m:t>=</m:t>
+        </m:r>
+        <m:rad>
+          <m:radPr>
+            <m:degHide m:val="1"/>
+            <m:ctrlPr>
+              <w:rPr>
+                <w:rFonts w:ascii="Cambria Math" w:hAnsi="Cambria Math"/>
+                <w:b/>
+                <w:bCs/>
+              </w:rPr>
+            </m:ctrlPr>
+          </m:radPr>
+          <m:deg>
+            <m:ctrlPr>
+              <w:rPr>
+                <w:rFonts w:ascii="Cambria Math" w:hAnsi="Cambria Math"/>
+                <w:b/>
+                <w:bCs/>
+                <w:i/>
+              </w:rPr>
+            </m:ctrlPr>
+          </m:deg>
+          <m:e>
+            <m:sSubSup>
+              <m:sSubSupPr>
+                <m:ctrlPr>
+                  <w:rPr>
+                    <w:rFonts w:ascii="Cambria Math" w:hAnsi="Cambria Math"/>
+                    <w:b/>
+                    <w:bCs/>
+                    <w:i/>
+                  </w:rPr>
+                </m:ctrlPr>
+              </m:sSubSupPr>
+              <m:e>
+                <m:r>
+                  <m:rPr>
+                    <m:sty m:val="bi"/>
+                  </m:rPr>
+                  <w:rPr>
+                    <w:rFonts w:ascii="Cambria Math" w:hAnsi="Cambria Math"/>
+                  </w:rPr>
+                  <m:t>S</m:t>
+                </m:r>
+              </m:e>
+              <m:sub>
+                <m:r>
+                  <m:rPr>
+                    <m:sty m:val="bi"/>
+                  </m:rPr>
+                  <w:rPr>
+                    <w:rFonts w:ascii="Cambria Math" w:hAnsi="Cambria Math"/>
+                  </w:rPr>
+                  <m:t>y</m:t>
+                </m:r>
+              </m:sub>
+              <m:sup>
+                <m:r>
+                  <m:rPr>
+                    <m:sty m:val="bi"/>
+                  </m:rPr>
+                  <w:rPr>
+                    <w:rFonts w:ascii="Cambria Math" w:hAnsi="Cambria Math"/>
+                  </w:rPr>
+                  <m:t>2</m:t>
+                </m:r>
+              </m:sup>
+            </m:sSubSup>
+          </m:e>
+        </m:rad>
+        <m:r>
+          <m:rPr>
+            <m:sty m:val="bi"/>
+          </m:rPr>
+          <w:rPr>
+            <w:rFonts w:ascii="Cambria Math" w:hAnsi="Cambria Math"/>
+          </w:rPr>
+          <m:t>=</m:t>
+        </m:r>
+        <m:rad>
+          <m:radPr>
+            <m:degHide m:val="1"/>
+            <m:ctrlPr>
+              <w:rPr>
+                <w:rFonts w:ascii="Cambria Math" w:hAnsi="Cambria Math"/>
+                <w:b/>
+                <w:bCs/>
+              </w:rPr>
+            </m:ctrlPr>
+          </m:radPr>
+          <m:deg>
+            <m:ctrlPr>
+              <w:rPr>
+                <w:rFonts w:ascii="Cambria Math" w:hAnsi="Cambria Math"/>
+                <w:b/>
+                <w:bCs/>
+                <w:i/>
+              </w:rPr>
+            </m:ctrlPr>
+          </m:deg>
+          <m:e>
+            <m:r>
+              <m:rPr>
+                <m:sty m:val="bi"/>
+              </m:rPr>
+              <w:rPr>
+                <w:rFonts w:ascii="Cambria Math" w:hAnsi="Cambria Math"/>
+              </w:rPr>
+              <m:t>202,462</m:t>
+            </m:r>
+          </m:e>
+        </m:rad>
+        <m:r>
+          <m:rPr>
+            <m:sty m:val="b"/>
+          </m:rPr>
+          <w:rPr>
+            <w:rFonts w:ascii="Cambria Math" w:hAnsi="Cambria Math"/>
+          </w:rPr>
+          <m:t>≈</m:t>
+        </m:r>
+        <m:r>
+          <m:rPr>
+            <m:sty m:val="bi"/>
+          </m:rPr>
+          <w:rPr>
+            <w:rFonts w:ascii="Cambria Math" w:hAnsi="Cambria Math"/>
+          </w:rPr>
+          <m:t>14,2289</m:t>
+        </m:r>
+      </m:oMath>
+      <w:r>
+        <w:rPr>
+          <w:b/>
+        </w:rPr>
+        <w:t>;</w:t>
+      </w:r>
+    </w:p>
+    <w:p>
+      <w:pPr>
+        <w:pStyle w:val="a4"/>
+        <w:spacing w:before="60" w:after="200"/>
+        <w:ind w:left="720"/>
+        <w:rPr>
+          <w:b/>
+          <w:bCs/>
+          <w:i/>
+        </w:rPr>
+      </w:pPr>
+      <w:r>
+        <w:rPr>
+          <w:b/>
+          <w:bCs/>
+        </w:rPr>
+        <w:t xml:space="preserve">Коэффициент вариации </w:t>
+      </w:r>
+      <m:oMath>
+        <m:sSub>
+          <m:sSubPr>
+            <m:ctrlPr>
+              <w:rPr>
+                <w:rFonts w:ascii="Cambria Math" w:hAnsi="Cambria Math"/>
+                <w:b/>
+                <w:bCs/>
+                <w:i/>
+              </w:rPr>
+            </m:ctrlPr>
+          </m:sSubPr>
+          <m:e>
+            <m:r>
+              <m:rPr>
+                <m:sty m:val="bi"/>
+              </m:rPr>
+              <w:rPr>
+                <w:rFonts w:ascii="Cambria Math" w:hAnsi="Cambria Math"/>
+              </w:rPr>
+              <m:t>V</m:t>
+            </m:r>
+          </m:e>
+          <m:sub>
+            <m:r>
+              <m:rPr>
+                <m:sty m:val="bi"/>
+              </m:rPr>
+              <w:rPr>
+                <w:rFonts w:ascii="Cambria Math" w:hAnsi="Cambria Math"/>
+              </w:rPr>
+              <m:t>x</m:t>
+            </m:r>
+          </m:sub>
+        </m:sSub>
+        <m:r>
+          <m:rPr>
+            <m:sty m:val="bi"/>
+          </m:rPr>
+          <w:rPr>
+            <w:rFonts w:ascii="Cambria Math" w:hAnsi="Cambria Math"/>
+          </w:rPr>
+          <m:t>=</m:t>
+        </m:r>
+        <m:f>
+          <m:fPr>
+            <m:ctrlPr>
+              <w:rPr>
+                <w:rFonts w:ascii="Cambria Math" w:hAnsi="Cambria Math"/>
+                <w:b/>
+                <w:bCs/>
+              </w:rPr>
+            </m:ctrlPr>
+          </m:fPr>
+          <m:num>
+            <m:r>
+              <m:rPr>
+                <m:sty m:val="bi"/>
+              </m:rPr>
+              <w:rPr>
+                <w:rFonts w:ascii="Cambria Math" w:hAnsi="Cambria Math"/>
+              </w:rPr>
+              <m:t>1,2959</m:t>
+            </m:r>
+            <m:ctrlPr>
+              <w:rPr>
+                <w:rFonts w:ascii="Cambria Math" w:hAnsi="Cambria Math"/>
+                <w:b/>
+                <w:bCs/>
+                <w:i/>
+              </w:rPr>
+            </m:ctrlPr>
+          </m:num>
+          <m:den>
+            <m:r>
+              <m:rPr>
+                <m:sty m:val="bi"/>
+              </m:rPr>
+              <w:rPr>
+                <w:rFonts w:ascii="Cambria Math" w:hAnsi="Cambria Math"/>
+                <w:lang w:val="en-US"/>
+              </w:rPr>
+              <m:t>7</m:t>
+            </m:r>
+            <m:r>
+              <m:rPr>
+                <m:sty m:val="bi"/>
+              </m:rPr>
+              <w:rPr>
+                <w:rFonts w:ascii="Cambria Math" w:hAnsi="Cambria Math"/>
+              </w:rPr>
+              <m:t>,</m:t>
+            </m:r>
+            <m:r>
+              <m:rPr>
+                <m:sty m:val="bi"/>
+              </m:rPr>
+              <w:rPr>
+                <w:rFonts w:ascii="Cambria Math" w:hAnsi="Cambria Math"/>
+                <w:lang w:val="en-US"/>
+              </w:rPr>
+              <m:t>9</m:t>
+            </m:r>
+            <m:r>
+              <m:rPr>
+                <m:sty m:val="bi"/>
+              </m:rPr>
+              <w:rPr>
+                <w:rFonts w:ascii="Cambria Math" w:hAnsi="Cambria Math"/>
+              </w:rPr>
+              <m:t>2</m:t>
+            </m:r>
+            <m:ctrlPr>
+              <w:rPr>
+                <w:rFonts w:ascii="Cambria Math" w:hAnsi="Cambria Math"/>
+                <w:b/>
+                <w:bCs/>
+                <w:i/>
+              </w:rPr>
+            </m:ctrlPr>
+          </m:den>
+        </m:f>
+        <m:r>
+          <m:rPr>
+            <m:sty m:val="b"/>
+          </m:rPr>
+          <w:rPr>
+            <w:rFonts w:ascii="Cambria Math" w:hAnsi="Cambria Math"/>
+          </w:rPr>
+          <m:t>≈</m:t>
+        </m:r>
+        <m:r>
+          <m:rPr>
+            <m:sty m:val="bi"/>
+          </m:rPr>
+          <w:rPr>
+            <w:rFonts w:ascii="Cambria Math" w:hAnsi="Cambria Math"/>
+          </w:rPr>
+          <m:t>0,1637</m:t>
+        </m:r>
+        <m:r>
+          <m:rPr>
+            <m:sty m:val="b"/>
+          </m:rPr>
+          <w:rPr>
+            <w:rFonts w:ascii="Cambria Math" w:hAnsi="Cambria Math"/>
+          </w:rPr>
+          <m:t>=16,37%</m:t>
+        </m:r>
+      </m:oMath>
+      <w:r>
+        <w:rPr>
+          <w:b/>
+        </w:rPr>
+        <w:t>;</w:t>
+      </w:r>
+    </w:p>
+    <w:p>
+      <w:pPr>
+        <w:pStyle w:val="a4"/>
+        <w:spacing w:before="60" w:after="200"/>
+        <w:ind w:left="720"/>
+        <w:rPr>
+          <w:b/>
+        </w:rPr>
+      </w:pPr>
+      <w:r>
+        <w:rPr>
+          <w:b/>
+          <w:bCs/>
+        </w:rPr>
+        <w:t xml:space="preserve">Коэффициент вариации </w:t>
+      </w:r>
+      <m:oMath>
+        <m:sSub>
+          <m:sSubPr>
+            <m:ctrlPr>
+              <w:rPr>
+                <w:rFonts w:ascii="Cambria Math" w:hAnsi="Cambria Math"/>
+                <w:b/>
+                <w:bCs/>
+                <w:i/>
+              </w:rPr>
+            </m:ctrlPr>
+          </m:sSubPr>
+          <m:e>
+            <m:r>
+              <m:rPr>
+                <m:sty m:val="bi"/>
+              </m:rPr>
+              <w:rPr>
+                <w:rFonts w:ascii="Cambria Math" w:hAnsi="Cambria Math"/>
+              </w:rPr>
+              <m:t>V</m:t>
+            </m:r>
+          </m:e>
+          <m:sub>
+            <m:r>
+              <m:rPr>
+                <m:sty m:val="bi"/>
+              </m:rPr>
+              <w:rPr>
+                <w:rFonts w:ascii="Cambria Math" w:hAnsi="Cambria Math"/>
+              </w:rPr>
+              <m:t>y</m:t>
+            </m:r>
+          </m:sub>
+        </m:sSub>
+        <m:r>
+          <m:rPr>
+            <m:sty m:val="bi"/>
+          </m:rPr>
+          <w:rPr>
+            <w:rFonts w:ascii="Cambria Math" w:hAnsi="Cambria Math"/>
+          </w:rPr>
+          <m:t>=</m:t>
+        </m:r>
+        <m:f>
+          <m:fPr>
+            <m:ctrlPr>
+              <w:rPr>
+                <w:rFonts w:ascii="Cambria Math" w:hAnsi="Cambria Math"/>
+                <w:b/>
+                <w:bCs/>
+              </w:rPr>
+            </m:ctrlPr>
+          </m:fPr>
+          <m:num>
+            <m:r>
+              <m:rPr>
+                <m:sty m:val="bi"/>
+              </m:rPr>
+              <w:rPr>
+                <w:rFonts w:ascii="Cambria Math" w:hAnsi="Cambria Math"/>
+              </w:rPr>
+              <m:t>14,2289</m:t>
+            </m:r>
+            <m:ctrlPr>
+              <w:rPr>
+                <w:rFonts w:ascii="Cambria Math" w:hAnsi="Cambria Math"/>
+                <w:b/>
+                <w:bCs/>
+                <w:i/>
+              </w:rPr>
+            </m:ctrlPr>
+          </m:num>
+          <m:den>
+            <m:r>
+              <m:rPr>
+                <m:sty m:val="b"/>
+              </m:rPr>
+              <w:rPr>
+                <w:rFonts w:ascii="Cambria Math" w:hAnsi="Cambria Math"/>
+              </w:rPr>
+              <m:t>41,25</m:t>
+            </m:r>
+            <m:ctrlPr>
+              <w:rPr>
+                <w:rFonts w:ascii="Cambria Math" w:hAnsi="Cambria Math"/>
+                <w:b/>
+                <w:bCs/>
+                <w:i/>
+              </w:rPr>
+            </m:ctrlPr>
+          </m:den>
+        </m:f>
+        <m:r>
+          <m:rPr>
+            <m:sty m:val="b"/>
+          </m:rPr>
+          <w:rPr>
+            <w:rFonts w:ascii="Cambria Math" w:hAnsi="Cambria Math"/>
+          </w:rPr>
+          <m:t>≈</m:t>
+        </m:r>
+        <m:r>
+          <m:rPr>
+            <m:sty m:val="bi"/>
+          </m:rPr>
+          <w:rPr>
+            <w:rFonts w:ascii="Cambria Math" w:hAnsi="Cambria Math"/>
+          </w:rPr>
+          <m:t>0,3449=34,49%</m:t>
+        </m:r>
+      </m:oMath>
+      <w:r>
+        <w:rPr>
+          <w:b/>
+        </w:rPr>
+        <w:t>;</w:t>
+      </w:r>
+    </w:p>
+    <w:p>
+      <w:pPr>
+        <w:spacing w:before="60" w:after="200"/>
+        <w:ind w:left="708" w:firstLine="0"/>
+        <w:rPr>
+          <w:b/>
+          <w:bCs/>
+        </w:rPr>
+      </w:pPr>
+      <w:r>
+        <w:rPr>
+          <w:b/>
+          <w:bCs/>
+        </w:rPr>
+        <w:lastRenderedPageBreak/>
+        <w:t xml:space="preserve">Коэффициент асимметрии </w:t>
+      </w:r>
+      <m:oMath>
+        <m:sSub>
+          <m:sSubPr>
+            <m:ctrlPr>
+              <w:rPr>
+                <w:rFonts w:ascii="Cambria Math" w:hAnsi="Cambria Math"/>
+                <w:b/>
+                <w:bCs/>
+                <w:i/>
+              </w:rPr>
+            </m:ctrlPr>
+          </m:sSubPr>
+          <m:e>
+            <m:r>
+              <m:rPr>
+                <m:sty m:val="bi"/>
+              </m:rPr>
+              <w:rPr>
+                <w:rFonts w:ascii="Cambria Math" w:hAnsi="Cambria Math"/>
+              </w:rPr>
+              <m:t>S</m:t>
+            </m:r>
+          </m:e>
+          <m:sub>
+            <m:r>
+              <m:rPr>
+                <m:sty m:val="bi"/>
+              </m:rPr>
+              <w:rPr>
+                <w:rFonts w:ascii="Cambria Math" w:hAnsi="Cambria Math"/>
+              </w:rPr>
+              <m:t>k</m:t>
+            </m:r>
+            <m:r>
+              <m:rPr>
+                <m:sty m:val="bi"/>
+              </m:rPr>
+              <w:rPr>
+                <w:rFonts w:ascii="Cambria Math" w:hAnsi="Cambria Math"/>
+              </w:rPr>
+              <m:t>,</m:t>
+            </m:r>
+            <m:r>
+              <m:rPr>
+                <m:sty m:val="bi"/>
+              </m:rPr>
+              <w:rPr>
+                <w:rFonts w:ascii="Cambria Math" w:hAnsi="Cambria Math"/>
+                <w:lang w:val="en-US"/>
+              </w:rPr>
+              <m:t>x</m:t>
+            </m:r>
+          </m:sub>
+        </m:sSub>
+        <m:r>
+          <m:rPr>
+            <m:sty m:val="bi"/>
+          </m:rPr>
+          <w:rPr>
+            <w:rFonts w:ascii="Cambria Math" w:hAnsi="Cambria Math"/>
+          </w:rPr>
+          <m:t>=</m:t>
+        </m:r>
+        <m:f>
+          <m:fPr>
+            <m:ctrlPr>
+              <w:rPr>
+                <w:rFonts w:ascii="Cambria Math" w:hAnsi="Cambria Math"/>
+                <w:b/>
+                <w:bCs/>
+              </w:rPr>
+            </m:ctrlPr>
+          </m:fPr>
+          <m:num>
+            <m:r>
+              <m:rPr>
+                <m:sty m:val="bi"/>
+              </m:rPr>
+              <w:rPr>
+                <w:rFonts w:ascii="Cambria Math" w:hAnsi="Cambria Math"/>
+              </w:rPr>
+              <m:t>6</m:t>
+            </m:r>
+            <m:r>
+              <m:rPr>
+                <m:sty m:val="bi"/>
+              </m:rPr>
+              <w:rPr>
+                <w:rFonts w:ascii="Cambria Math" w:hAnsi="Cambria Math"/>
+                <w:lang w:val="en-US"/>
+              </w:rPr>
+              <m:t>0</m:t>
+            </m:r>
+            <m:ctrlPr>
+              <w:rPr>
+                <w:rFonts w:ascii="Cambria Math" w:hAnsi="Cambria Math"/>
+                <w:b/>
+                <w:bCs/>
+                <w:i/>
+              </w:rPr>
+            </m:ctrlPr>
+          </m:num>
+          <m:den>
+            <m:r>
+              <m:rPr>
+                <m:sty m:val="bi"/>
+              </m:rPr>
+              <w:rPr>
+                <w:rFonts w:ascii="Cambria Math" w:hAnsi="Cambria Math"/>
+              </w:rPr>
+              <m:t>5</m:t>
+            </m:r>
+            <m:r>
+              <m:rPr>
+                <m:sty m:val="bi"/>
+              </m:rPr>
+              <w:rPr>
+                <w:rFonts w:ascii="Cambria Math" w:hAnsi="Cambria Math"/>
+                <w:lang w:val="en-US"/>
+              </w:rPr>
+              <m:t>9</m:t>
+            </m:r>
+            <m:r>
+              <m:rPr>
+                <m:sty m:val="bi"/>
+              </m:rPr>
+              <w:rPr>
+                <w:rFonts w:ascii="Cambria Math" w:hAnsi="Cambria Math"/>
+              </w:rPr>
+              <m:t>*</m:t>
+            </m:r>
+            <m:r>
+              <m:rPr>
+                <m:sty m:val="bi"/>
+              </m:rPr>
+              <w:rPr>
+                <w:rFonts w:ascii="Cambria Math" w:hAnsi="Cambria Math"/>
+              </w:rPr>
+              <m:t>5</m:t>
+            </m:r>
+            <m:r>
+              <m:rPr>
+                <m:sty m:val="bi"/>
+              </m:rPr>
+              <w:rPr>
+                <w:rFonts w:ascii="Cambria Math" w:hAnsi="Cambria Math"/>
+                <w:lang w:val="en-US"/>
+              </w:rPr>
+              <m:t>8</m:t>
+            </m:r>
+            <m:ctrlPr>
+              <w:rPr>
+                <w:rFonts w:ascii="Cambria Math" w:hAnsi="Cambria Math"/>
+                <w:b/>
+                <w:bCs/>
+                <w:i/>
+              </w:rPr>
+            </m:ctrlPr>
+          </m:den>
+        </m:f>
+        <m:r>
+          <m:rPr>
+            <m:sty m:val="b"/>
+          </m:rPr>
+          <w:rPr>
+            <w:rFonts w:ascii="Cambria Math" w:hAnsi="Cambria Math"/>
+          </w:rPr>
+          <m:t>*</m:t>
+        </m:r>
+        <m:d>
+          <m:dPr>
+            <m:ctrlPr>
+              <w:rPr>
+                <w:rFonts w:ascii="Cambria Math" w:hAnsi="Cambria Math"/>
+                <w:b/>
+                <w:bCs/>
+              </w:rPr>
+            </m:ctrlPr>
+          </m:dPr>
+          <m:e>
+            <m:sSup>
+              <m:sSupPr>
+                <m:ctrlPr>
+                  <w:rPr>
+                    <w:rFonts w:ascii="Cambria Math" w:hAnsi="Cambria Math"/>
+                    <w:b/>
+                    <w:bCs/>
+                    <w:i/>
+                  </w:rPr>
+                </m:ctrlPr>
+              </m:sSupPr>
+              <m:e>
+                <m:d>
+                  <m:dPr>
+                    <m:ctrlPr>
+                      <w:rPr>
+                        <w:rFonts w:ascii="Cambria Math" w:hAnsi="Cambria Math"/>
+                        <w:b/>
+                        <w:bCs/>
+                      </w:rPr>
+                    </m:ctrlPr>
+                  </m:dPr>
+                  <m:e>
+                    <m:f>
+                      <m:fPr>
+                        <m:ctrlPr>
+                          <w:rPr>
+                            <w:rFonts w:ascii="Cambria Math" w:hAnsi="Cambria Math"/>
+                            <w:b/>
+                            <w:bCs/>
+                          </w:rPr>
+                        </m:ctrlPr>
+                      </m:fPr>
+                      <m:num>
+                        <m:r>
+                          <m:rPr>
+                            <m:sty m:val="bi"/>
+                          </m:rPr>
+                          <w:rPr>
+                            <w:rFonts w:ascii="Cambria Math" w:hAnsi="Cambria Math"/>
+                          </w:rPr>
+                          <m:t>8,3-7,92</m:t>
+                        </m:r>
+                        <m:ctrlPr>
+                          <w:rPr>
+                            <w:rFonts w:ascii="Cambria Math" w:hAnsi="Cambria Math"/>
+                            <w:b/>
+                            <w:bCs/>
+                            <w:i/>
+                          </w:rPr>
+                        </m:ctrlPr>
+                      </m:num>
+                      <m:den>
+                        <m:r>
+                          <m:rPr>
+                            <m:sty m:val="bi"/>
+                          </m:rPr>
+                          <w:rPr>
+                            <w:rFonts w:ascii="Cambria Math" w:hAnsi="Cambria Math"/>
+                          </w:rPr>
+                          <m:t>1,2959</m:t>
+                        </m:r>
+                        <m:ctrlPr>
+                          <w:rPr>
+                            <w:rFonts w:ascii="Cambria Math" w:hAnsi="Cambria Math"/>
+                            <w:b/>
+                            <w:bCs/>
+                            <w:i/>
+                          </w:rPr>
+                        </m:ctrlPr>
+                      </m:den>
+                    </m:f>
+                    <m:ctrlPr>
+                      <w:rPr>
+                        <w:rFonts w:ascii="Cambria Math" w:hAnsi="Cambria Math"/>
+                        <w:b/>
+                        <w:bCs/>
+                        <w:i/>
+                      </w:rPr>
+                    </m:ctrlPr>
+                  </m:e>
+                </m:d>
+              </m:e>
+              <m:sup>
+                <m:r>
+                  <m:rPr>
+                    <m:sty m:val="bi"/>
+                  </m:rPr>
+                  <w:rPr>
+                    <w:rFonts w:ascii="Cambria Math" w:hAnsi="Cambria Math"/>
+                  </w:rPr>
+                  <m:t>3</m:t>
+                </m:r>
+              </m:sup>
+            </m:sSup>
+            <m:r>
+              <m:rPr>
+                <m:sty m:val="bi"/>
+              </m:rPr>
+              <w:rPr>
+                <w:rFonts w:ascii="Cambria Math" w:hAnsi="Cambria Math"/>
+              </w:rPr>
+              <m:t>+</m:t>
+            </m:r>
+            <m:sSup>
+              <m:sSupPr>
+                <m:ctrlPr>
+                  <w:rPr>
+                    <w:rFonts w:ascii="Cambria Math" w:hAnsi="Cambria Math"/>
+                    <w:b/>
+                    <w:bCs/>
+                    <w:i/>
+                  </w:rPr>
+                </m:ctrlPr>
+              </m:sSupPr>
+              <m:e>
+                <m:d>
+                  <m:dPr>
+                    <m:ctrlPr>
+                      <w:rPr>
+                        <w:rFonts w:ascii="Cambria Math" w:hAnsi="Cambria Math"/>
+                        <w:b/>
+                        <w:bCs/>
+                      </w:rPr>
+                    </m:ctrlPr>
+                  </m:dPr>
+                  <m:e>
+                    <m:f>
+                      <m:fPr>
+                        <m:ctrlPr>
+                          <w:rPr>
+                            <w:rFonts w:ascii="Cambria Math" w:hAnsi="Cambria Math"/>
+                            <w:b/>
+                            <w:bCs/>
+                          </w:rPr>
+                        </m:ctrlPr>
+                      </m:fPr>
+                      <m:num>
+                        <m:r>
+                          <m:rPr>
+                            <m:sty m:val="bi"/>
+                          </m:rPr>
+                          <w:rPr>
+                            <w:rFonts w:ascii="Cambria Math" w:hAnsi="Cambria Math"/>
+                          </w:rPr>
+                          <m:t>9,8</m:t>
+                        </m:r>
+                        <m:r>
+                          <m:rPr>
+                            <m:sty m:val="bi"/>
+                          </m:rPr>
+                          <w:rPr>
+                            <w:rFonts w:ascii="Cambria Math" w:hAnsi="Cambria Math"/>
+                          </w:rPr>
+                          <m:t>-7,92</m:t>
+                        </m:r>
+                        <m:ctrlPr>
+                          <w:rPr>
+                            <w:rFonts w:ascii="Cambria Math" w:hAnsi="Cambria Math"/>
+                            <w:b/>
+                            <w:bCs/>
+                            <w:i/>
+                          </w:rPr>
+                        </m:ctrlPr>
+                      </m:num>
+                      <m:den>
+                        <m:r>
+                          <m:rPr>
+                            <m:sty m:val="bi"/>
+                          </m:rPr>
+                          <w:rPr>
+                            <w:rFonts w:ascii="Cambria Math" w:hAnsi="Cambria Math"/>
+                          </w:rPr>
+                          <m:t>1,2959</m:t>
+                        </m:r>
+                        <m:ctrlPr>
+                          <w:rPr>
+                            <w:rFonts w:ascii="Cambria Math" w:hAnsi="Cambria Math"/>
+                            <w:b/>
+                            <w:bCs/>
+                            <w:i/>
+                          </w:rPr>
+                        </m:ctrlPr>
+                      </m:den>
+                    </m:f>
+                    <m:ctrlPr>
+                      <w:rPr>
+                        <w:rFonts w:ascii="Cambria Math" w:hAnsi="Cambria Math"/>
+                        <w:b/>
+                        <w:bCs/>
+                        <w:i/>
+                      </w:rPr>
+                    </m:ctrlPr>
+                  </m:e>
+                </m:d>
+              </m:e>
+              <m:sup>
+                <m:r>
+                  <m:rPr>
+                    <m:sty m:val="bi"/>
+                  </m:rPr>
+                  <w:rPr>
+                    <w:rFonts w:ascii="Cambria Math" w:hAnsi="Cambria Math"/>
+                  </w:rPr>
+                  <m:t>3</m:t>
+                </m:r>
+              </m:sup>
+            </m:sSup>
+            <m:r>
+              <m:rPr>
+                <m:sty m:val="bi"/>
+              </m:rPr>
+              <w:rPr>
+                <w:rFonts w:ascii="Cambria Math" w:hAnsi="Cambria Math"/>
+              </w:rPr>
+              <m:t xml:space="preserve">+…+ </m:t>
+            </m:r>
+            <m:sSup>
+              <m:sSupPr>
+                <m:ctrlPr>
+                  <w:rPr>
+                    <w:rFonts w:ascii="Cambria Math" w:hAnsi="Cambria Math"/>
+                    <w:b/>
+                    <w:bCs/>
+                    <w:i/>
+                  </w:rPr>
+                </m:ctrlPr>
+              </m:sSupPr>
+              <m:e>
+                <m:d>
+                  <m:dPr>
+                    <m:ctrlPr>
+                      <w:rPr>
+                        <w:rFonts w:ascii="Cambria Math" w:hAnsi="Cambria Math"/>
+                        <w:b/>
+                        <w:bCs/>
+                      </w:rPr>
+                    </m:ctrlPr>
+                  </m:dPr>
+                  <m:e>
+                    <m:f>
+                      <m:fPr>
+                        <m:ctrlPr>
+                          <w:rPr>
+                            <w:rFonts w:ascii="Cambria Math" w:hAnsi="Cambria Math"/>
+                            <w:b/>
+                            <w:bCs/>
+                          </w:rPr>
+                        </m:ctrlPr>
+                      </m:fPr>
+                      <m:num>
+                        <m:r>
+                          <m:rPr>
+                            <m:sty m:val="bi"/>
+                          </m:rPr>
+                          <w:rPr>
+                            <w:rFonts w:ascii="Cambria Math" w:hAnsi="Cambria Math"/>
+                          </w:rPr>
+                          <m:t>9,5</m:t>
+                        </m:r>
+                        <m:r>
+                          <m:rPr>
+                            <m:sty m:val="bi"/>
+                          </m:rPr>
+                          <w:rPr>
+                            <w:rFonts w:ascii="Cambria Math" w:hAnsi="Cambria Math"/>
+                          </w:rPr>
+                          <m:t>-7,92</m:t>
+                        </m:r>
+                        <m:ctrlPr>
+                          <w:rPr>
+                            <w:rFonts w:ascii="Cambria Math" w:hAnsi="Cambria Math"/>
+                            <w:b/>
+                            <w:bCs/>
+                            <w:i/>
+                          </w:rPr>
+                        </m:ctrlPr>
+                      </m:num>
+                      <m:den>
+                        <m:r>
+                          <m:rPr>
+                            <m:sty m:val="bi"/>
+                          </m:rPr>
+                          <w:rPr>
+                            <w:rFonts w:ascii="Cambria Math" w:hAnsi="Cambria Math"/>
+                          </w:rPr>
+                          <m:t>1,2959</m:t>
+                        </m:r>
+                        <m:ctrlPr>
+                          <w:rPr>
+                            <w:rFonts w:ascii="Cambria Math" w:hAnsi="Cambria Math"/>
+                            <w:b/>
+                            <w:bCs/>
+                            <w:i/>
+                          </w:rPr>
+                        </m:ctrlPr>
+                      </m:den>
+                    </m:f>
+                    <m:ctrlPr>
+                      <w:rPr>
+                        <w:rFonts w:ascii="Cambria Math" w:hAnsi="Cambria Math"/>
+                        <w:b/>
+                        <w:bCs/>
+                        <w:i/>
+                      </w:rPr>
+                    </m:ctrlPr>
+                  </m:e>
+                </m:d>
+              </m:e>
+              <m:sup>
+                <m:r>
+                  <m:rPr>
+                    <m:sty m:val="bi"/>
+                  </m:rPr>
+                  <w:rPr>
+                    <w:rFonts w:ascii="Cambria Math" w:hAnsi="Cambria Math"/>
+                  </w:rPr>
+                  <m:t>3</m:t>
+                </m:r>
+              </m:sup>
+            </m:sSup>
+            <m:ctrlPr>
+              <w:rPr>
+                <w:rFonts w:ascii="Cambria Math" w:hAnsi="Cambria Math"/>
+                <w:b/>
+                <w:bCs/>
+                <w:i/>
+              </w:rPr>
+            </m:ctrlPr>
+          </m:e>
+        </m:d>
+        <m:r>
+          <m:rPr>
+            <m:sty m:val="bi"/>
+          </m:rPr>
+          <w:rPr>
+            <w:rFonts w:ascii="Cambria Math" w:hAnsi="Cambria Math"/>
+          </w:rPr>
+          <m:t xml:space="preserve">= </m:t>
+        </m:r>
+        <m:r>
+          <m:rPr>
+            <m:sty m:val="bi"/>
+          </m:rPr>
+          <w:rPr>
+            <w:rFonts w:ascii="Cambria Math" w:hAnsi="Cambria Math"/>
+          </w:rPr>
+          <m:t>-0,3274</m:t>
+        </m:r>
+      </m:oMath>
+      <w:r>
+        <w:rPr>
+          <w:b/>
+          <w:bCs/>
+        </w:rPr>
+        <w:t>;</w:t>
+      </w:r>
+    </w:p>
+    <w:p>
+      <w:pPr>
+        <w:spacing w:before="60" w:after="200"/>
+        <w:ind w:left="708" w:firstLine="0"/>
+        <w:rPr>
+          <w:b/>
+          <w:bCs/>
+        </w:rPr>
+      </w:pPr>
+      <w:r>
+        <w:rPr>
+          <w:b/>
+          <w:bCs/>
+        </w:rPr>
+        <w:t xml:space="preserve">Коэффициент асимметрии </w:t>
+      </w:r>
+      <m:oMath>
+        <m:sSub>
+          <m:sSubPr>
+            <m:ctrlPr>
+              <w:rPr>
+                <w:rFonts w:ascii="Cambria Math" w:hAnsi="Cambria Math"/>
+                <w:b/>
+                <w:bCs/>
+                <w:i/>
+              </w:rPr>
+            </m:ctrlPr>
+          </m:sSubPr>
+          <m:e>
+            <m:r>
+              <m:rPr>
+                <m:sty m:val="bi"/>
+              </m:rPr>
+              <w:rPr>
+                <w:rFonts w:ascii="Cambria Math" w:hAnsi="Cambria Math"/>
+              </w:rPr>
+              <m:t>S</m:t>
+            </m:r>
+          </m:e>
+          <m:sub>
+            <m:r>
+              <m:rPr>
+                <m:sty m:val="bi"/>
+              </m:rPr>
+              <w:rPr>
+                <w:rFonts w:ascii="Cambria Math" w:hAnsi="Cambria Math"/>
+              </w:rPr>
+              <m:t>k</m:t>
+            </m:r>
+            <m:r>
+              <m:rPr>
+                <m:sty m:val="bi"/>
+              </m:rPr>
+              <w:rPr>
+                <w:rFonts w:ascii="Cambria Math" w:hAnsi="Cambria Math"/>
+              </w:rPr>
+              <m:t>,</m:t>
+            </m:r>
+            <m:r>
+              <m:rPr>
+                <m:sty m:val="bi"/>
+              </m:rPr>
+              <w:rPr>
+                <w:rFonts w:ascii="Cambria Math" w:hAnsi="Cambria Math"/>
+                <w:lang w:val="en-US"/>
+              </w:rPr>
+              <m:t>y</m:t>
+            </m:r>
+          </m:sub>
+        </m:sSub>
+        <m:r>
+          <m:rPr>
+            <m:sty m:val="bi"/>
+          </m:rPr>
+          <w:rPr>
+            <w:rFonts w:ascii="Cambria Math" w:hAnsi="Cambria Math"/>
+          </w:rPr>
+          <m:t>=</m:t>
+        </m:r>
+        <m:f>
+          <m:fPr>
+            <m:ctrlPr>
+              <w:rPr>
+                <w:rFonts w:ascii="Cambria Math" w:hAnsi="Cambria Math"/>
+                <w:b/>
+                <w:bCs/>
+              </w:rPr>
+            </m:ctrlPr>
+          </m:fPr>
+          <m:num>
+            <m:r>
+              <m:rPr>
+                <m:sty m:val="bi"/>
+              </m:rPr>
+              <w:rPr>
+                <w:rFonts w:ascii="Cambria Math" w:hAnsi="Cambria Math"/>
+              </w:rPr>
+              <m:t>6</m:t>
+            </m:r>
+            <m:r>
+              <m:rPr>
+                <m:sty m:val="bi"/>
+              </m:rPr>
+              <w:rPr>
+                <w:rFonts w:ascii="Cambria Math" w:hAnsi="Cambria Math"/>
+                <w:lang w:val="en-US"/>
+              </w:rPr>
+              <m:t>0</m:t>
+            </m:r>
+            <m:ctrlPr>
+              <w:rPr>
+                <w:rFonts w:ascii="Cambria Math" w:hAnsi="Cambria Math"/>
+                <w:b/>
+                <w:bCs/>
+                <w:i/>
+              </w:rPr>
+            </m:ctrlPr>
+          </m:num>
+          <m:den>
+            <m:r>
+              <m:rPr>
+                <m:sty m:val="bi"/>
+              </m:rPr>
+              <w:rPr>
+                <w:rFonts w:ascii="Cambria Math" w:hAnsi="Cambria Math"/>
+              </w:rPr>
+              <m:t>5</m:t>
+            </m:r>
+            <m:r>
+              <m:rPr>
+                <m:sty m:val="bi"/>
+              </m:rPr>
+              <w:rPr>
+                <w:rFonts w:ascii="Cambria Math" w:hAnsi="Cambria Math"/>
+                <w:lang w:val="en-US"/>
+              </w:rPr>
+              <m:t>9</m:t>
+            </m:r>
+            <m:r>
+              <m:rPr>
+                <m:sty m:val="bi"/>
+              </m:rPr>
+              <w:rPr>
+                <w:rFonts w:ascii="Cambria Math" w:hAnsi="Cambria Math"/>
+              </w:rPr>
+              <m:t>*</m:t>
+            </m:r>
+            <m:r>
+              <m:rPr>
+                <m:sty m:val="bi"/>
+              </m:rPr>
+              <w:rPr>
+                <w:rFonts w:ascii="Cambria Math" w:hAnsi="Cambria Math"/>
+              </w:rPr>
+              <m:t>5</m:t>
+            </m:r>
+            <m:r>
+              <m:rPr>
+                <m:sty m:val="bi"/>
+              </m:rPr>
+              <w:rPr>
+                <w:rFonts w:ascii="Cambria Math" w:hAnsi="Cambria Math"/>
+                <w:lang w:val="en-US"/>
+              </w:rPr>
+              <m:t>8</m:t>
+            </m:r>
+            <m:ctrlPr>
+              <w:rPr>
+                <w:rFonts w:ascii="Cambria Math" w:hAnsi="Cambria Math"/>
+                <w:b/>
+                <w:bCs/>
+                <w:i/>
+              </w:rPr>
+            </m:ctrlPr>
+          </m:den>
+        </m:f>
+        <m:r>
+          <m:rPr>
+            <m:sty m:val="b"/>
+          </m:rPr>
+          <w:rPr>
+            <w:rFonts w:ascii="Cambria Math" w:hAnsi="Cambria Math"/>
+          </w:rPr>
+          <m:t>*</m:t>
+        </m:r>
+        <m:d>
+          <m:dPr>
+            <m:ctrlPr>
+              <w:rPr>
+                <w:rFonts w:ascii="Cambria Math" w:hAnsi="Cambria Math"/>
+                <w:b/>
+                <w:bCs/>
+              </w:rPr>
+            </m:ctrlPr>
+          </m:dPr>
+          <m:e>
+            <m:sSup>
+              <m:sSupPr>
+                <m:ctrlPr>
+                  <w:rPr>
+                    <w:rFonts w:ascii="Cambria Math" w:hAnsi="Cambria Math"/>
+                    <w:b/>
+                    <w:bCs/>
+                    <w:i/>
+                  </w:rPr>
+                </m:ctrlPr>
+              </m:sSupPr>
+              <m:e>
+                <m:d>
+                  <m:dPr>
+                    <m:ctrlPr>
+                      <w:rPr>
+                        <w:rFonts w:ascii="Cambria Math" w:hAnsi="Cambria Math"/>
+                        <w:b/>
+                        <w:bCs/>
+                      </w:rPr>
+                    </m:ctrlPr>
+                  </m:dPr>
+                  <m:e>
+                    <m:f>
+                      <m:fPr>
+                        <m:ctrlPr>
+                          <w:rPr>
+                            <w:rFonts w:ascii="Cambria Math" w:hAnsi="Cambria Math"/>
+                            <w:b/>
+                            <w:bCs/>
+                          </w:rPr>
+                        </m:ctrlPr>
+                      </m:fPr>
+                      <m:num>
+                        <m:r>
+                          <m:rPr>
+                            <m:sty m:val="bi"/>
+                          </m:rPr>
+                          <w:rPr>
+                            <w:rFonts w:ascii="Cambria Math" w:hAnsi="Cambria Math"/>
+                          </w:rPr>
+                          <m:t>37</m:t>
+                        </m:r>
+                        <m:r>
+                          <m:rPr>
+                            <m:sty m:val="bi"/>
+                          </m:rPr>
+                          <w:rPr>
+                            <w:rFonts w:ascii="Cambria Math" w:hAnsi="Cambria Math"/>
+                          </w:rPr>
+                          <m:t>-</m:t>
+                        </m:r>
+                        <m:r>
+                          <m:rPr>
+                            <m:sty m:val="bi"/>
+                          </m:rPr>
+                          <w:rPr>
+                            <w:rFonts w:ascii="Cambria Math" w:hAnsi="Cambria Math"/>
+                          </w:rPr>
+                          <m:t>41,25</m:t>
+                        </m:r>
+                        <m:ctrlPr>
+                          <w:rPr>
+                            <w:rFonts w:ascii="Cambria Math" w:hAnsi="Cambria Math"/>
+                            <w:b/>
+                            <w:bCs/>
+                            <w:i/>
+                          </w:rPr>
+                        </m:ctrlPr>
+                      </m:num>
+                      <m:den>
+                        <m:r>
+                          <m:rPr>
+                            <m:sty m:val="bi"/>
+                          </m:rPr>
+                          <w:rPr>
+                            <w:rFonts w:ascii="Cambria Math" w:hAnsi="Cambria Math"/>
+                          </w:rPr>
+                          <m:t>1,2959</m:t>
+                        </m:r>
+                        <m:ctrlPr>
+                          <w:rPr>
+                            <w:rFonts w:ascii="Cambria Math" w:hAnsi="Cambria Math"/>
+                            <w:b/>
+                            <w:bCs/>
+                            <w:i/>
+                          </w:rPr>
+                        </m:ctrlPr>
+                      </m:den>
+                    </m:f>
+                    <m:ctrlPr>
+                      <w:rPr>
+                        <w:rFonts w:ascii="Cambria Math" w:hAnsi="Cambria Math"/>
+                        <w:b/>
+                        <w:bCs/>
+                        <w:i/>
+                      </w:rPr>
+                    </m:ctrlPr>
+                  </m:e>
+                </m:d>
+              </m:e>
+              <m:sup>
+                <m:r>
+                  <m:rPr>
+                    <m:sty m:val="bi"/>
+                  </m:rPr>
+                  <w:rPr>
+                    <w:rFonts w:ascii="Cambria Math" w:hAnsi="Cambria Math"/>
+                  </w:rPr>
+                  <m:t>3</m:t>
+                </m:r>
+              </m:sup>
+            </m:sSup>
+            <m:r>
+              <m:rPr>
+                <m:sty m:val="bi"/>
+              </m:rPr>
+              <w:rPr>
+                <w:rFonts w:ascii="Cambria Math" w:hAnsi="Cambria Math"/>
+              </w:rPr>
+              <m:t>+</m:t>
+            </m:r>
+            <m:sSup>
+              <m:sSupPr>
+                <m:ctrlPr>
+                  <w:rPr>
+                    <w:rFonts w:ascii="Cambria Math" w:hAnsi="Cambria Math"/>
+                    <w:b/>
+                    <w:bCs/>
+                    <w:i/>
+                  </w:rPr>
+                </m:ctrlPr>
+              </m:sSupPr>
+              <m:e>
+                <m:d>
+                  <m:dPr>
+                    <m:ctrlPr>
+                      <w:rPr>
+                        <w:rFonts w:ascii="Cambria Math" w:hAnsi="Cambria Math"/>
+                        <w:b/>
+                        <w:bCs/>
+                      </w:rPr>
+                    </m:ctrlPr>
+                  </m:dPr>
+                  <m:e>
+                    <m:f>
+                      <m:fPr>
+                        <m:ctrlPr>
+                          <w:rPr>
+                            <w:rFonts w:ascii="Cambria Math" w:hAnsi="Cambria Math"/>
+                            <w:b/>
+                            <w:bCs/>
+                          </w:rPr>
+                        </m:ctrlPr>
+                      </m:fPr>
+                      <m:num>
+                        <m:r>
+                          <m:rPr>
+                            <m:sty m:val="bi"/>
+                          </m:rPr>
+                          <w:rPr>
+                            <w:rFonts w:ascii="Cambria Math" w:hAnsi="Cambria Math"/>
+                          </w:rPr>
+                          <m:t>68-</m:t>
+                        </m:r>
+                        <m:r>
+                          <m:rPr>
+                            <m:sty m:val="b"/>
+                          </m:rPr>
+                          <w:rPr>
+                            <w:rFonts w:ascii="Cambria Math" w:hAnsi="Cambria Math"/>
+                          </w:rPr>
+                          <m:t>41,25</m:t>
+                        </m:r>
+                        <m:ctrlPr>
+                          <w:rPr>
+                            <w:rFonts w:ascii="Cambria Math" w:hAnsi="Cambria Math"/>
+                            <w:b/>
+                            <w:bCs/>
+                            <w:i/>
+                          </w:rPr>
+                        </m:ctrlPr>
+                      </m:num>
+                      <m:den>
+                        <m:r>
+                          <m:rPr>
+                            <m:sty m:val="bi"/>
+                          </m:rPr>
+                          <w:rPr>
+                            <w:rFonts w:ascii="Cambria Math" w:hAnsi="Cambria Math"/>
+                          </w:rPr>
+                          <m:t>1,2959</m:t>
+                        </m:r>
+                        <m:ctrlPr>
+                          <w:rPr>
+                            <w:rFonts w:ascii="Cambria Math" w:hAnsi="Cambria Math"/>
+                            <w:b/>
+                            <w:bCs/>
+                            <w:i/>
+                          </w:rPr>
+                        </m:ctrlPr>
+                      </m:den>
+                    </m:f>
+                    <m:ctrlPr>
+                      <w:rPr>
+                        <w:rFonts w:ascii="Cambria Math" w:hAnsi="Cambria Math"/>
+                        <w:b/>
+                        <w:bCs/>
+                        <w:i/>
+                      </w:rPr>
+                    </m:ctrlPr>
+                  </m:e>
+                </m:d>
+              </m:e>
+              <m:sup>
+                <m:r>
+                  <m:rPr>
+                    <m:sty m:val="bi"/>
+                  </m:rPr>
+                  <w:rPr>
+                    <w:rFonts w:ascii="Cambria Math" w:hAnsi="Cambria Math"/>
+                  </w:rPr>
+                  <m:t>3</m:t>
+                </m:r>
+              </m:sup>
+            </m:sSup>
+            <m:r>
+              <m:rPr>
+                <m:sty m:val="bi"/>
+              </m:rPr>
+              <w:rPr>
+                <w:rFonts w:ascii="Cambria Math" w:hAnsi="Cambria Math"/>
+              </w:rPr>
+              <m:t xml:space="preserve">+…+ </m:t>
+            </m:r>
+            <m:sSup>
+              <m:sSupPr>
+                <m:ctrlPr>
+                  <w:rPr>
+                    <w:rFonts w:ascii="Cambria Math" w:hAnsi="Cambria Math"/>
+                    <w:b/>
+                    <w:bCs/>
+                    <w:i/>
+                  </w:rPr>
+                </m:ctrlPr>
+              </m:sSupPr>
+              <m:e>
+                <m:d>
+                  <m:dPr>
+                    <m:ctrlPr>
+                      <w:rPr>
+                        <w:rFonts w:ascii="Cambria Math" w:hAnsi="Cambria Math"/>
+                        <w:b/>
+                        <w:bCs/>
+                      </w:rPr>
+                    </m:ctrlPr>
+                  </m:dPr>
+                  <m:e>
+                    <m:f>
+                      <m:fPr>
+                        <m:ctrlPr>
+                          <w:rPr>
+                            <w:rFonts w:ascii="Cambria Math" w:hAnsi="Cambria Math"/>
+                            <w:b/>
+                            <w:bCs/>
+                          </w:rPr>
+                        </m:ctrlPr>
+                      </m:fPr>
+                      <m:num>
+                        <m:r>
+                          <m:rPr>
+                            <m:sty m:val="bi"/>
+                          </m:rPr>
+                          <w:rPr>
+                            <w:rFonts w:ascii="Cambria Math" w:hAnsi="Cambria Math"/>
+                          </w:rPr>
+                          <m:t>62-</m:t>
+                        </m:r>
+                        <m:r>
+                          <m:rPr>
+                            <m:sty m:val="b"/>
+                          </m:rPr>
+                          <w:rPr>
+                            <w:rFonts w:ascii="Cambria Math" w:hAnsi="Cambria Math"/>
+                          </w:rPr>
+                          <m:t>41,25</m:t>
+                        </m:r>
+                        <m:ctrlPr>
+                          <w:rPr>
+                            <w:rFonts w:ascii="Cambria Math" w:hAnsi="Cambria Math"/>
+                            <w:b/>
+                            <w:bCs/>
+                            <w:i/>
+                          </w:rPr>
+                        </m:ctrlPr>
+                      </m:num>
+                      <m:den>
+                        <m:r>
+                          <m:rPr>
+                            <m:sty m:val="bi"/>
+                          </m:rPr>
+                          <w:rPr>
+                            <w:rFonts w:ascii="Cambria Math" w:hAnsi="Cambria Math"/>
+                          </w:rPr>
+                          <m:t>1,2959</m:t>
+                        </m:r>
+                        <m:ctrlPr>
+                          <w:rPr>
+                            <w:rFonts w:ascii="Cambria Math" w:hAnsi="Cambria Math"/>
+                            <w:b/>
+                            <w:bCs/>
+                            <w:i/>
+                          </w:rPr>
+                        </m:ctrlPr>
+                      </m:den>
+                    </m:f>
+                    <m:ctrlPr>
+                      <w:rPr>
+                        <w:rFonts w:ascii="Cambria Math" w:hAnsi="Cambria Math"/>
+                        <w:b/>
+                        <w:bCs/>
+                        <w:i/>
+                      </w:rPr>
+                    </m:ctrlPr>
+                  </m:e>
+                </m:d>
+              </m:e>
+              <m:sup>
+                <m:r>
+                  <m:rPr>
+                    <m:sty m:val="bi"/>
+                  </m:rPr>
+                  <w:rPr>
+                    <w:rFonts w:ascii="Cambria Math" w:hAnsi="Cambria Math"/>
+                  </w:rPr>
+                  <m:t>3</m:t>
+                </m:r>
+              </m:sup>
+            </m:sSup>
+            <m:ctrlPr>
+              <w:rPr>
+                <w:rFonts w:ascii="Cambria Math" w:hAnsi="Cambria Math"/>
+                <w:b/>
+                <w:bCs/>
+                <w:i/>
+              </w:rPr>
+            </m:ctrlPr>
+          </m:e>
+        </m:d>
+        <m:r>
+          <m:rPr>
+            <m:sty m:val="bi"/>
+          </m:rPr>
+          <w:rPr>
+            <w:rFonts w:ascii="Cambria Math" w:hAnsi="Cambria Math"/>
+          </w:rPr>
+          <m:t xml:space="preserve">= </m:t>
+        </m:r>
+        <m:r>
+          <m:rPr>
+            <m:sty m:val="bi"/>
+          </m:rPr>
+          <w:rPr>
+            <w:rFonts w:ascii="Cambria Math" w:hAnsi="Cambria Math"/>
+          </w:rPr>
+          <m:t>-0,</m:t>
+        </m:r>
+        <m:r>
+          <m:rPr>
+            <m:sty m:val="bi"/>
+          </m:rPr>
+          <w:rPr>
+            <w:rFonts w:ascii="Cambria Math" w:hAnsi="Cambria Math"/>
+          </w:rPr>
+          <m:t>2215</m:t>
+        </m:r>
+      </m:oMath>
+      <w:r>
+        <w:rPr>
+          <w:b/>
+          <w:bCs/>
+        </w:rPr>
+        <w:t>;</w:t>
+      </w:r>
+    </w:p>
+    <w:p>
+      <w:pPr>
+        <w:spacing w:before="60" w:after="200"/>
+        <w:ind w:left="708" w:firstLine="0"/>
+        <w:rPr>
+          <w:b/>
+          <w:bCs/>
+        </w:rPr>
+      </w:pPr>
+      <w:r>
+        <w:rPr>
+          <w:b/>
+          <w:bCs/>
+        </w:rPr>
+        <w:t xml:space="preserve">Эксцесс </w:t>
+      </w:r>
+      <m:oMath>
+        <m:sSub>
+          <m:sSubPr>
+            <m:ctrlPr>
+              <w:rPr>
+                <w:rFonts w:ascii="Cambria Math" w:hAnsi="Cambria Math"/>
+                <w:b/>
+                <w:bCs/>
+                <w:i/>
+              </w:rPr>
+            </m:ctrlPr>
+          </m:sSubPr>
+          <m:e>
+            <m:r>
+              <m:rPr>
+                <m:sty m:val="bi"/>
+              </m:rPr>
+              <w:rPr>
+                <w:rFonts w:ascii="Cambria Math" w:hAnsi="Cambria Math"/>
+              </w:rPr>
+              <m:t>E</m:t>
+            </m:r>
+          </m:e>
+          <m:sub>
+            <m:r>
+              <m:rPr>
+                <m:sty m:val="bi"/>
+              </m:rPr>
+              <w:rPr>
+                <w:rFonts w:ascii="Cambria Math" w:hAnsi="Cambria Math"/>
+                <w:lang w:val="en-US"/>
+              </w:rPr>
+              <m:t>x</m:t>
+            </m:r>
+            <m:r>
+              <m:rPr>
+                <m:sty m:val="bi"/>
+              </m:rPr>
+              <w:rPr>
+                <w:rFonts w:ascii="Cambria Math" w:hAnsi="Cambria Math"/>
+              </w:rPr>
+              <m:t>,</m:t>
+            </m:r>
+            <m:r>
+              <m:rPr>
+                <m:sty m:val="bi"/>
+              </m:rPr>
+              <w:rPr>
+                <w:rFonts w:ascii="Cambria Math" w:hAnsi="Cambria Math"/>
+                <w:lang w:val="en-US"/>
+              </w:rPr>
+              <m:t>x</m:t>
+            </m:r>
+          </m:sub>
+        </m:sSub>
+        <m:r>
+          <m:rPr>
+            <m:sty m:val="bi"/>
+          </m:rPr>
+          <w:rPr>
+            <w:rFonts w:ascii="Cambria Math" w:hAnsi="Cambria Math"/>
+          </w:rPr>
+          <m:t>=</m:t>
+        </m:r>
+        <m:f>
+          <m:fPr>
+            <m:ctrlPr>
+              <w:rPr>
+                <w:rFonts w:ascii="Cambria Math" w:hAnsi="Cambria Math"/>
+                <w:b/>
+                <w:bCs/>
+              </w:rPr>
+            </m:ctrlPr>
+          </m:fPr>
+          <m:num>
+            <m:r>
+              <m:rPr>
+                <m:sty m:val="bi"/>
+              </m:rPr>
+              <w:rPr>
+                <w:rFonts w:ascii="Cambria Math" w:hAnsi="Cambria Math"/>
+              </w:rPr>
+              <m:t>6</m:t>
+            </m:r>
+            <m:r>
+              <m:rPr>
+                <m:sty m:val="bi"/>
+              </m:rPr>
+              <w:rPr>
+                <w:rFonts w:ascii="Cambria Math" w:hAnsi="Cambria Math"/>
+                <w:lang w:val="en-US"/>
+              </w:rPr>
+              <m:t>0</m:t>
+            </m:r>
+            <m:r>
+              <m:rPr>
+                <m:sty m:val="bi"/>
+              </m:rPr>
+              <w:rPr>
+                <w:rFonts w:ascii="Cambria Math" w:hAnsi="Cambria Math"/>
+              </w:rPr>
+              <m:t>*</m:t>
+            </m:r>
+            <m:r>
+              <m:rPr>
+                <m:sty m:val="bi"/>
+              </m:rPr>
+              <w:rPr>
+                <w:rFonts w:ascii="Cambria Math" w:hAnsi="Cambria Math"/>
+              </w:rPr>
+              <m:t>59</m:t>
+            </m:r>
+            <m:ctrlPr>
+              <w:rPr>
+                <w:rFonts w:ascii="Cambria Math" w:hAnsi="Cambria Math"/>
+                <w:b/>
+                <w:bCs/>
+                <w:i/>
+              </w:rPr>
+            </m:ctrlPr>
+          </m:num>
+          <m:den>
+            <m:r>
+              <m:rPr>
+                <m:sty m:val="bi"/>
+              </m:rPr>
+              <w:rPr>
+                <w:rFonts w:ascii="Cambria Math" w:hAnsi="Cambria Math"/>
+              </w:rPr>
+              <m:t>5</m:t>
+            </m:r>
+            <m:r>
+              <m:rPr>
+                <m:sty m:val="bi"/>
+              </m:rPr>
+              <w:rPr>
+                <w:rFonts w:ascii="Cambria Math" w:hAnsi="Cambria Math"/>
+                <w:lang w:val="en-US"/>
+              </w:rPr>
+              <m:t>9</m:t>
+            </m:r>
+            <m:r>
+              <m:rPr>
+                <m:sty m:val="bi"/>
+              </m:rPr>
+              <w:rPr>
+                <w:rFonts w:ascii="Cambria Math" w:hAnsi="Cambria Math"/>
+              </w:rPr>
+              <m:t>*</m:t>
+            </m:r>
+            <m:r>
+              <m:rPr>
+                <m:sty m:val="bi"/>
+              </m:rPr>
+              <w:rPr>
+                <w:rFonts w:ascii="Cambria Math" w:hAnsi="Cambria Math"/>
+              </w:rPr>
+              <m:t>5</m:t>
+            </m:r>
+            <m:r>
+              <m:rPr>
+                <m:sty m:val="bi"/>
+              </m:rPr>
+              <w:rPr>
+                <w:rFonts w:ascii="Cambria Math" w:hAnsi="Cambria Math"/>
+                <w:lang w:val="en-US"/>
+              </w:rPr>
+              <m:t>8</m:t>
+            </m:r>
+            <m:r>
+              <m:rPr>
+                <m:sty m:val="bi"/>
+              </m:rPr>
+              <w:rPr>
+                <w:rFonts w:ascii="Cambria Math" w:hAnsi="Cambria Math"/>
+              </w:rPr>
+              <m:t>*</m:t>
+            </m:r>
+            <m:r>
+              <m:rPr>
+                <m:sty m:val="bi"/>
+              </m:rPr>
+              <w:rPr>
+                <w:rFonts w:ascii="Cambria Math" w:hAnsi="Cambria Math"/>
+              </w:rPr>
+              <m:t>57</m:t>
+            </m:r>
+            <m:ctrlPr>
+              <w:rPr>
+                <w:rFonts w:ascii="Cambria Math" w:hAnsi="Cambria Math"/>
+                <w:b/>
+                <w:bCs/>
+                <w:i/>
+              </w:rPr>
+            </m:ctrlPr>
+          </m:den>
+        </m:f>
+        <m:r>
+          <m:rPr>
+            <m:sty m:val="b"/>
+          </m:rPr>
+          <w:rPr>
+            <w:rFonts w:ascii="Cambria Math" w:hAnsi="Cambria Math"/>
+          </w:rPr>
+          <m:t>*</m:t>
+        </m:r>
+        <m:d>
+          <m:dPr>
+            <m:ctrlPr>
+              <w:rPr>
+                <w:rFonts w:ascii="Cambria Math" w:hAnsi="Cambria Math"/>
+                <w:b/>
+                <w:bCs/>
+              </w:rPr>
+            </m:ctrlPr>
+          </m:dPr>
+          <m:e>
+            <m:sSup>
+              <m:sSupPr>
+                <m:ctrlPr>
+                  <w:rPr>
+                    <w:rFonts w:ascii="Cambria Math" w:hAnsi="Cambria Math"/>
+                    <w:b/>
+                    <w:bCs/>
+                    <w:i/>
+                  </w:rPr>
+                </m:ctrlPr>
+              </m:sSupPr>
+              <m:e>
+                <m:d>
+                  <m:dPr>
+                    <m:ctrlPr>
+                      <w:rPr>
+                        <w:rFonts w:ascii="Cambria Math" w:hAnsi="Cambria Math"/>
+                        <w:b/>
+                        <w:bCs/>
+                      </w:rPr>
+                    </m:ctrlPr>
+                  </m:dPr>
+                  <m:e>
+                    <m:f>
+                      <m:fPr>
+                        <m:ctrlPr>
+                          <w:rPr>
+                            <w:rFonts w:ascii="Cambria Math" w:hAnsi="Cambria Math"/>
+                            <w:b/>
+                            <w:bCs/>
+                          </w:rPr>
+                        </m:ctrlPr>
+                      </m:fPr>
+                      <m:num>
+                        <m:r>
+                          <m:rPr>
+                            <m:sty m:val="bi"/>
+                          </m:rPr>
+                          <w:rPr>
+                            <w:rFonts w:ascii="Cambria Math" w:hAnsi="Cambria Math"/>
+                          </w:rPr>
+                          <m:t>8,3-7,92</m:t>
+                        </m:r>
+                        <m:ctrlPr>
+                          <w:rPr>
+                            <w:rFonts w:ascii="Cambria Math" w:hAnsi="Cambria Math"/>
+                            <w:b/>
+                            <w:bCs/>
+                            <w:i/>
+                          </w:rPr>
+                        </m:ctrlPr>
+                      </m:num>
+                      <m:den>
+                        <m:r>
+                          <m:rPr>
+                            <m:sty m:val="bi"/>
+                          </m:rPr>
+                          <w:rPr>
+                            <w:rFonts w:ascii="Cambria Math" w:hAnsi="Cambria Math"/>
+                          </w:rPr>
+                          <m:t>1,2959</m:t>
+                        </m:r>
+                        <m:ctrlPr>
+                          <w:rPr>
+                            <w:rFonts w:ascii="Cambria Math" w:hAnsi="Cambria Math"/>
+                            <w:b/>
+                            <w:bCs/>
+                            <w:i/>
+                          </w:rPr>
+                        </m:ctrlPr>
+                      </m:den>
+                    </m:f>
+                    <m:ctrlPr>
+                      <w:rPr>
+                        <w:rFonts w:ascii="Cambria Math" w:hAnsi="Cambria Math"/>
+                        <w:b/>
+                        <w:bCs/>
+                        <w:i/>
+                      </w:rPr>
+                    </m:ctrlPr>
+                  </m:e>
+                </m:d>
+              </m:e>
+              <m:sup>
+                <m:r>
+                  <m:rPr>
+                    <m:sty m:val="bi"/>
+                  </m:rPr>
+                  <w:rPr>
+                    <w:rFonts w:ascii="Cambria Math" w:hAnsi="Cambria Math"/>
+                  </w:rPr>
+                  <m:t>4</m:t>
+                </m:r>
+              </m:sup>
+            </m:sSup>
+            <m:r>
+              <m:rPr>
+                <m:sty m:val="bi"/>
+              </m:rPr>
+              <w:rPr>
+                <w:rFonts w:ascii="Cambria Math" w:hAnsi="Cambria Math"/>
+              </w:rPr>
+              <m:t>+</m:t>
+            </m:r>
+            <m:sSup>
+              <m:sSupPr>
+                <m:ctrlPr>
+                  <w:rPr>
+                    <w:rFonts w:ascii="Cambria Math" w:hAnsi="Cambria Math"/>
+                    <w:b/>
+                    <w:bCs/>
+                    <w:i/>
+                  </w:rPr>
+                </m:ctrlPr>
+              </m:sSupPr>
+              <m:e>
+                <m:d>
+                  <m:dPr>
+                    <m:ctrlPr>
+                      <w:rPr>
+                        <w:rFonts w:ascii="Cambria Math" w:hAnsi="Cambria Math"/>
+                        <w:b/>
+                        <w:bCs/>
+                      </w:rPr>
+                    </m:ctrlPr>
+                  </m:dPr>
+                  <m:e>
+                    <m:f>
+                      <m:fPr>
+                        <m:ctrlPr>
+                          <w:rPr>
+                            <w:rFonts w:ascii="Cambria Math" w:hAnsi="Cambria Math"/>
+                            <w:b/>
+                            <w:bCs/>
+                          </w:rPr>
+                        </m:ctrlPr>
+                      </m:fPr>
+                      <m:num>
+                        <m:r>
+                          <m:rPr>
+                            <m:sty m:val="bi"/>
+                          </m:rPr>
+                          <w:rPr>
+                            <w:rFonts w:ascii="Cambria Math" w:hAnsi="Cambria Math"/>
+                          </w:rPr>
+                          <m:t>9,8-7,92</m:t>
+                        </m:r>
+                        <m:ctrlPr>
+                          <w:rPr>
+                            <w:rFonts w:ascii="Cambria Math" w:hAnsi="Cambria Math"/>
+                            <w:b/>
+                            <w:bCs/>
+                            <w:i/>
+                          </w:rPr>
+                        </m:ctrlPr>
+                      </m:num>
+                      <m:den>
+                        <m:r>
+                          <m:rPr>
+                            <m:sty m:val="bi"/>
+                          </m:rPr>
+                          <w:rPr>
+                            <w:rFonts w:ascii="Cambria Math" w:hAnsi="Cambria Math"/>
+                          </w:rPr>
+                          <m:t>1,2959</m:t>
+                        </m:r>
+                        <m:ctrlPr>
+                          <w:rPr>
+                            <w:rFonts w:ascii="Cambria Math" w:hAnsi="Cambria Math"/>
+                            <w:b/>
+                            <w:bCs/>
+                            <w:i/>
+                          </w:rPr>
+                        </m:ctrlPr>
+                      </m:den>
+                    </m:f>
+                    <m:ctrlPr>
+                      <w:rPr>
+                        <w:rFonts w:ascii="Cambria Math" w:hAnsi="Cambria Math"/>
+                        <w:b/>
+                        <w:bCs/>
+                        <w:i/>
+                      </w:rPr>
+                    </m:ctrlPr>
+                  </m:e>
+                </m:d>
+              </m:e>
+              <m:sup>
+                <m:r>
+                  <m:rPr>
+                    <m:sty m:val="bi"/>
+                  </m:rPr>
+                  <w:rPr>
+                    <w:rFonts w:ascii="Cambria Math" w:hAnsi="Cambria Math"/>
+                  </w:rPr>
+                  <m:t>4</m:t>
+                </m:r>
+              </m:sup>
+            </m:sSup>
+            <m:r>
+              <m:rPr>
+                <m:sty m:val="bi"/>
+              </m:rPr>
+              <w:rPr>
+                <w:rFonts w:ascii="Cambria Math" w:hAnsi="Cambria Math"/>
+              </w:rPr>
+              <m:t xml:space="preserve">+…+ </m:t>
+            </m:r>
+            <m:sSup>
+              <m:sSupPr>
+                <m:ctrlPr>
+                  <w:rPr>
+                    <w:rFonts w:ascii="Cambria Math" w:hAnsi="Cambria Math"/>
+                    <w:b/>
+                    <w:bCs/>
+                    <w:i/>
+                  </w:rPr>
+                </m:ctrlPr>
+              </m:sSupPr>
+              <m:e>
+                <m:d>
+                  <m:dPr>
+                    <m:ctrlPr>
+                      <w:rPr>
+                        <w:rFonts w:ascii="Cambria Math" w:hAnsi="Cambria Math"/>
+                        <w:b/>
+                        <w:bCs/>
+                      </w:rPr>
+                    </m:ctrlPr>
+                  </m:dPr>
+                  <m:e>
+                    <m:f>
+                      <m:fPr>
+                        <m:ctrlPr>
+                          <w:rPr>
+                            <w:rFonts w:ascii="Cambria Math" w:hAnsi="Cambria Math"/>
+                            <w:b/>
+                            <w:bCs/>
+                          </w:rPr>
+                        </m:ctrlPr>
+                      </m:fPr>
+                      <m:num>
+                        <m:r>
+                          <m:rPr>
+                            <m:sty m:val="bi"/>
+                          </m:rPr>
+                          <w:rPr>
+                            <w:rFonts w:ascii="Cambria Math" w:hAnsi="Cambria Math"/>
+                          </w:rPr>
+                          <m:t>9,5-7,92</m:t>
+                        </m:r>
+                        <m:ctrlPr>
+                          <w:rPr>
+                            <w:rFonts w:ascii="Cambria Math" w:hAnsi="Cambria Math"/>
+                            <w:b/>
+                            <w:bCs/>
+                            <w:i/>
+                          </w:rPr>
+                        </m:ctrlPr>
+                      </m:num>
+                      <m:den>
+                        <m:r>
+                          <m:rPr>
+                            <m:sty m:val="bi"/>
+                          </m:rPr>
+                          <w:rPr>
+                            <w:rFonts w:ascii="Cambria Math" w:hAnsi="Cambria Math"/>
+                          </w:rPr>
+                          <m:t>1,2959</m:t>
+                        </m:r>
+                        <m:ctrlPr>
+                          <w:rPr>
+                            <w:rFonts w:ascii="Cambria Math" w:hAnsi="Cambria Math"/>
+                            <w:b/>
+                            <w:bCs/>
+                            <w:i/>
+                          </w:rPr>
+                        </m:ctrlPr>
+                      </m:den>
+                    </m:f>
+                    <m:ctrlPr>
+                      <w:rPr>
+                        <w:rFonts w:ascii="Cambria Math" w:hAnsi="Cambria Math"/>
+                        <w:b/>
+                        <w:bCs/>
+                        <w:i/>
+                      </w:rPr>
+                    </m:ctrlPr>
+                  </m:e>
+                </m:d>
+              </m:e>
+              <m:sup>
+                <m:r>
+                  <m:rPr>
+                    <m:sty m:val="bi"/>
+                  </m:rPr>
+                  <w:rPr>
+                    <w:rFonts w:ascii="Cambria Math" w:hAnsi="Cambria Math"/>
+                  </w:rPr>
+                  <m:t>4</m:t>
+                </m:r>
+              </m:sup>
+            </m:sSup>
+            <m:ctrlPr>
+              <w:rPr>
+                <w:rFonts w:ascii="Cambria Math" w:hAnsi="Cambria Math"/>
+                <w:b/>
+                <w:bCs/>
+                <w:i/>
+              </w:rPr>
+            </m:ctrlPr>
+          </m:e>
+        </m:d>
+        <m:r>
+          <m:rPr>
+            <m:sty m:val="bi"/>
+          </m:rPr>
+          <w:rPr>
+            <w:rFonts w:ascii="Cambria Math" w:hAnsi="Cambria Math"/>
+          </w:rPr>
+          <m:t xml:space="preserve">- </m:t>
+        </m:r>
+        <m:f>
+          <m:fPr>
+            <m:ctrlPr>
+              <w:rPr>
+                <w:rFonts w:ascii="Cambria Math" w:hAnsi="Cambria Math"/>
+                <w:b/>
+                <w:bCs/>
+                <w:i/>
+              </w:rPr>
+            </m:ctrlPr>
+          </m:fPr>
+          <m:num>
+            <m:r>
+              <m:rPr>
+                <m:sty m:val="bi"/>
+              </m:rPr>
+              <w:rPr>
+                <w:rFonts w:ascii="Cambria Math" w:hAnsi="Cambria Math"/>
+              </w:rPr>
+              <m:t>3*</m:t>
+            </m:r>
+            <m:sSup>
+              <m:sSupPr>
+                <m:ctrlPr>
+                  <w:rPr>
+                    <w:rFonts w:ascii="Cambria Math" w:hAnsi="Cambria Math"/>
+                    <w:b/>
+                    <w:bCs/>
+                    <w:i/>
+                  </w:rPr>
+                </m:ctrlPr>
+              </m:sSupPr>
+              <m:e>
+                <m:r>
+                  <m:rPr>
+                    <m:sty m:val="bi"/>
+                  </m:rPr>
+                  <w:rPr>
+                    <w:rFonts w:ascii="Cambria Math" w:hAnsi="Cambria Math"/>
+                  </w:rPr>
+                  <m:t>59</m:t>
+                </m:r>
+              </m:e>
+              <m:sup>
+                <m:r>
+                  <m:rPr>
+                    <m:sty m:val="bi"/>
+                  </m:rPr>
+                  <w:rPr>
+                    <w:rFonts w:ascii="Cambria Math" w:hAnsi="Cambria Math"/>
+                  </w:rPr>
+                  <m:t>2</m:t>
+                </m:r>
+              </m:sup>
+            </m:sSup>
+          </m:num>
+          <m:den>
+            <m:r>
+              <m:rPr>
+                <m:sty m:val="bi"/>
+              </m:rPr>
+              <w:rPr>
+                <w:rFonts w:ascii="Cambria Math" w:hAnsi="Cambria Math"/>
+              </w:rPr>
+              <m:t>58*57</m:t>
+            </m:r>
+          </m:den>
+        </m:f>
+        <m:r>
+          <m:rPr>
+            <m:sty m:val="bi"/>
+          </m:rPr>
+          <w:rPr>
+            <w:rFonts w:ascii="Cambria Math" w:hAnsi="Cambria Math"/>
+          </w:rPr>
+          <m:t xml:space="preserve"> </m:t>
+        </m:r>
+        <m:r>
+          <m:rPr>
+            <m:sty m:val="bi"/>
+          </m:rPr>
+          <w:rPr>
+            <w:rFonts w:ascii="Cambria Math" w:hAnsi="Cambria Math"/>
+          </w:rPr>
+          <m:t xml:space="preserve">= </m:t>
+        </m:r>
+        <m:r>
+          <m:rPr>
+            <m:sty m:val="bi"/>
+          </m:rPr>
+          <w:rPr>
+            <w:rFonts w:ascii="Cambria Math" w:hAnsi="Cambria Math"/>
+          </w:rPr>
+          <m:t>-0,</m:t>
+        </m:r>
+        <m:r>
+          <m:rPr>
+            <m:sty m:val="bi"/>
+          </m:rPr>
+          <w:rPr>
+            <w:rFonts w:ascii="Cambria Math" w:hAnsi="Cambria Math"/>
+          </w:rPr>
+          <m:t>9839</m:t>
+        </m:r>
+      </m:oMath>
+      <w:r>
+        <w:rPr>
+          <w:b/>
+          <w:bCs/>
+        </w:rPr>
+        <w:t>;</w:t>
+      </w:r>
+    </w:p>
+    <w:p>
+      <w:pPr>
+        <w:spacing w:before="60" w:after="200"/>
+        <w:ind w:left="708" w:firstLine="0"/>
+        <w:rPr>
+          <w:b/>
+          <w:bCs/>
+        </w:rPr>
+      </w:pPr>
+      <w:r>
+        <w:rPr>
+          <w:b/>
+          <w:bCs/>
+        </w:rPr>
+        <w:t xml:space="preserve">Эксцесс </w:t>
+      </w:r>
+      <m:oMath>
+        <m:sSub>
+          <m:sSubPr>
+            <m:ctrlPr>
+              <w:rPr>
+                <w:rFonts w:ascii="Cambria Math" w:hAnsi="Cambria Math"/>
+                <w:b/>
+                <w:bCs/>
+                <w:i/>
+              </w:rPr>
+            </m:ctrlPr>
+          </m:sSubPr>
+          <m:e>
+            <m:r>
+              <m:rPr>
+                <m:sty m:val="bi"/>
+              </m:rPr>
+              <w:rPr>
+                <w:rFonts w:ascii="Cambria Math" w:hAnsi="Cambria Math"/>
+              </w:rPr>
+              <m:t>E</m:t>
+            </m:r>
+          </m:e>
+          <m:sub>
+            <m:r>
+              <m:rPr>
+                <m:sty m:val="bi"/>
+              </m:rPr>
+              <w:rPr>
+                <w:rFonts w:ascii="Cambria Math" w:hAnsi="Cambria Math"/>
+                <w:lang w:val="en-US"/>
+              </w:rPr>
+              <m:t>x</m:t>
+            </m:r>
+            <m:r>
+              <m:rPr>
+                <m:sty m:val="bi"/>
+              </m:rPr>
+              <w:rPr>
+                <w:rFonts w:ascii="Cambria Math" w:hAnsi="Cambria Math"/>
+              </w:rPr>
+              <m:t>,</m:t>
+            </m:r>
+            <m:r>
+              <m:rPr>
+                <m:sty m:val="bi"/>
+              </m:rPr>
+              <w:rPr>
+                <w:rFonts w:ascii="Cambria Math" w:hAnsi="Cambria Math"/>
+                <w:lang w:val="en-US"/>
+              </w:rPr>
+              <m:t>y</m:t>
+            </m:r>
+          </m:sub>
+        </m:sSub>
+        <m:r>
+          <m:rPr>
+            <m:sty m:val="bi"/>
+          </m:rPr>
+          <w:rPr>
+            <w:rFonts w:ascii="Cambria Math" w:hAnsi="Cambria Math"/>
+          </w:rPr>
+          <m:t>=</m:t>
+        </m:r>
+        <m:f>
+          <m:fPr>
+            <m:ctrlPr>
+              <w:rPr>
+                <w:rFonts w:ascii="Cambria Math" w:hAnsi="Cambria Math"/>
+                <w:b/>
+                <w:bCs/>
+              </w:rPr>
+            </m:ctrlPr>
+          </m:fPr>
+          <m:num>
+            <m:r>
+              <m:rPr>
+                <m:sty m:val="bi"/>
+              </m:rPr>
+              <w:rPr>
+                <w:rFonts w:ascii="Cambria Math" w:hAnsi="Cambria Math"/>
+              </w:rPr>
+              <m:t>6</m:t>
+            </m:r>
+            <m:r>
+              <m:rPr>
+                <m:sty m:val="bi"/>
+              </m:rPr>
+              <w:rPr>
+                <w:rFonts w:ascii="Cambria Math" w:hAnsi="Cambria Math"/>
+                <w:lang w:val="en-US"/>
+              </w:rPr>
+              <m:t>0</m:t>
+            </m:r>
+            <m:r>
+              <m:rPr>
+                <m:sty m:val="bi"/>
+              </m:rPr>
+              <w:rPr>
+                <w:rFonts w:ascii="Cambria Math" w:hAnsi="Cambria Math"/>
+              </w:rPr>
+              <m:t>*</m:t>
+            </m:r>
+            <m:r>
+              <m:rPr>
+                <m:sty m:val="bi"/>
+              </m:rPr>
+              <w:rPr>
+                <w:rFonts w:ascii="Cambria Math" w:hAnsi="Cambria Math"/>
+              </w:rPr>
+              <m:t>59</m:t>
+            </m:r>
+            <m:ctrlPr>
+              <w:rPr>
+                <w:rFonts w:ascii="Cambria Math" w:hAnsi="Cambria Math"/>
+                <w:b/>
+                <w:bCs/>
+                <w:i/>
+              </w:rPr>
+            </m:ctrlPr>
+          </m:num>
+          <m:den>
+            <m:r>
+              <m:rPr>
+                <m:sty m:val="bi"/>
+              </m:rPr>
+              <w:rPr>
+                <w:rFonts w:ascii="Cambria Math" w:hAnsi="Cambria Math"/>
+              </w:rPr>
+              <m:t>5</m:t>
+            </m:r>
+            <m:r>
+              <m:rPr>
+                <m:sty m:val="bi"/>
+              </m:rPr>
+              <w:rPr>
+                <w:rFonts w:ascii="Cambria Math" w:hAnsi="Cambria Math"/>
+                <w:lang w:val="en-US"/>
+              </w:rPr>
+              <m:t>9</m:t>
+            </m:r>
+            <m:r>
+              <m:rPr>
+                <m:sty m:val="bi"/>
+              </m:rPr>
+              <w:rPr>
+                <w:rFonts w:ascii="Cambria Math" w:hAnsi="Cambria Math"/>
+              </w:rPr>
+              <m:t>*</m:t>
+            </m:r>
+            <m:r>
+              <m:rPr>
+                <m:sty m:val="bi"/>
+              </m:rPr>
+              <w:rPr>
+                <w:rFonts w:ascii="Cambria Math" w:hAnsi="Cambria Math"/>
+              </w:rPr>
+              <m:t>5</m:t>
+            </m:r>
+            <m:r>
+              <m:rPr>
+                <m:sty m:val="bi"/>
+              </m:rPr>
+              <w:rPr>
+                <w:rFonts w:ascii="Cambria Math" w:hAnsi="Cambria Math"/>
+                <w:lang w:val="en-US"/>
+              </w:rPr>
+              <m:t>8</m:t>
+            </m:r>
+            <m:r>
+              <m:rPr>
+                <m:sty m:val="bi"/>
+              </m:rPr>
+              <w:rPr>
+                <w:rFonts w:ascii="Cambria Math" w:hAnsi="Cambria Math"/>
+              </w:rPr>
+              <m:t>*</m:t>
+            </m:r>
+            <m:r>
+              <m:rPr>
+                <m:sty m:val="bi"/>
+              </m:rPr>
+              <w:rPr>
+                <w:rFonts w:ascii="Cambria Math" w:hAnsi="Cambria Math"/>
+              </w:rPr>
+              <m:t>57</m:t>
+            </m:r>
+            <m:ctrlPr>
+              <w:rPr>
+                <w:rFonts w:ascii="Cambria Math" w:hAnsi="Cambria Math"/>
+                <w:b/>
+                <w:bCs/>
+                <w:i/>
+              </w:rPr>
+            </m:ctrlPr>
+          </m:den>
+        </m:f>
+        <m:r>
+          <m:rPr>
+            <m:sty m:val="b"/>
+          </m:rPr>
+          <w:rPr>
+            <w:rFonts w:ascii="Cambria Math" w:hAnsi="Cambria Math"/>
+          </w:rPr>
+          <m:t>*</m:t>
+        </m:r>
+        <m:d>
+          <m:dPr>
+            <m:ctrlPr>
+              <w:rPr>
+                <w:rFonts w:ascii="Cambria Math" w:hAnsi="Cambria Math"/>
+                <w:b/>
+                <w:bCs/>
+              </w:rPr>
+            </m:ctrlPr>
+          </m:dPr>
+          <m:e>
+            <m:sSup>
+              <m:sSupPr>
+                <m:ctrlPr>
+                  <w:rPr>
+                    <w:rFonts w:ascii="Cambria Math" w:hAnsi="Cambria Math"/>
+                    <w:b/>
+                    <w:bCs/>
+                    <w:i/>
+                  </w:rPr>
+                </m:ctrlPr>
+              </m:sSupPr>
+              <m:e>
+                <m:d>
+                  <m:dPr>
+                    <m:ctrlPr>
+                      <w:rPr>
+                        <w:rFonts w:ascii="Cambria Math" w:hAnsi="Cambria Math"/>
+                        <w:b/>
+                        <w:bCs/>
+                      </w:rPr>
+                    </m:ctrlPr>
+                  </m:dPr>
+                  <m:e>
+                    <m:f>
+                      <m:fPr>
+                        <m:ctrlPr>
+                          <w:rPr>
+                            <w:rFonts w:ascii="Cambria Math" w:hAnsi="Cambria Math"/>
+                            <w:b/>
+                            <w:bCs/>
+                          </w:rPr>
+                        </m:ctrlPr>
+                      </m:fPr>
+                      <m:num>
+                        <m:r>
+                          <m:rPr>
+                            <m:sty m:val="bi"/>
+                          </m:rPr>
+                          <w:rPr>
+                            <w:rFonts w:ascii="Cambria Math" w:hAnsi="Cambria Math"/>
+                          </w:rPr>
+                          <m:t>37-41,25</m:t>
+                        </m:r>
+                        <m:ctrlPr>
+                          <w:rPr>
+                            <w:rFonts w:ascii="Cambria Math" w:hAnsi="Cambria Math"/>
+                            <w:b/>
+                            <w:bCs/>
+                            <w:i/>
+                          </w:rPr>
+                        </m:ctrlPr>
+                      </m:num>
+                      <m:den>
+                        <m:r>
+                          <m:rPr>
+                            <m:sty m:val="bi"/>
+                          </m:rPr>
+                          <w:rPr>
+                            <w:rFonts w:ascii="Cambria Math" w:hAnsi="Cambria Math"/>
+                          </w:rPr>
+                          <m:t>1,2959</m:t>
+                        </m:r>
+                        <m:ctrlPr>
+                          <w:rPr>
+                            <w:rFonts w:ascii="Cambria Math" w:hAnsi="Cambria Math"/>
+                            <w:b/>
+                            <w:bCs/>
+                            <w:i/>
+                          </w:rPr>
+                        </m:ctrlPr>
+                      </m:den>
+                    </m:f>
+                    <m:ctrlPr>
+                      <w:rPr>
+                        <w:rFonts w:ascii="Cambria Math" w:hAnsi="Cambria Math"/>
+                        <w:b/>
+                        <w:bCs/>
+                        <w:i/>
+                      </w:rPr>
+                    </m:ctrlPr>
+                  </m:e>
+                </m:d>
+              </m:e>
+              <m:sup>
+                <m:r>
+                  <m:rPr>
+                    <m:sty m:val="bi"/>
+                  </m:rPr>
+                  <w:rPr>
+                    <w:rFonts w:ascii="Cambria Math" w:hAnsi="Cambria Math"/>
+                  </w:rPr>
+                  <m:t>4</m:t>
+                </m:r>
+              </m:sup>
+            </m:sSup>
+            <m:r>
+              <m:rPr>
+                <m:sty m:val="bi"/>
+              </m:rPr>
+              <w:rPr>
+                <w:rFonts w:ascii="Cambria Math" w:hAnsi="Cambria Math"/>
+              </w:rPr>
+              <m:t>+</m:t>
+            </m:r>
+            <m:sSup>
+              <m:sSupPr>
+                <m:ctrlPr>
+                  <w:rPr>
+                    <w:rFonts w:ascii="Cambria Math" w:hAnsi="Cambria Math"/>
+                    <w:b/>
+                    <w:bCs/>
+                    <w:i/>
+                  </w:rPr>
+                </m:ctrlPr>
+              </m:sSupPr>
+              <m:e>
+                <m:d>
+                  <m:dPr>
+                    <m:ctrlPr>
+                      <w:rPr>
+                        <w:rFonts w:ascii="Cambria Math" w:hAnsi="Cambria Math"/>
+                        <w:b/>
+                        <w:bCs/>
+                      </w:rPr>
+                    </m:ctrlPr>
+                  </m:dPr>
+                  <m:e>
+                    <m:f>
+                      <m:fPr>
+                        <m:ctrlPr>
+                          <w:rPr>
+                            <w:rFonts w:ascii="Cambria Math" w:hAnsi="Cambria Math"/>
+                            <w:b/>
+                            <w:bCs/>
+                          </w:rPr>
+                        </m:ctrlPr>
+                      </m:fPr>
+                      <m:num>
+                        <m:r>
+                          <m:rPr>
+                            <m:sty m:val="bi"/>
+                          </m:rPr>
+                          <w:rPr>
+                            <w:rFonts w:ascii="Cambria Math" w:hAnsi="Cambria Math"/>
+                          </w:rPr>
+                          <m:t>68-</m:t>
+                        </m:r>
+                        <m:r>
+                          <m:rPr>
+                            <m:sty m:val="b"/>
+                          </m:rPr>
+                          <w:rPr>
+                            <w:rFonts w:ascii="Cambria Math" w:hAnsi="Cambria Math"/>
+                          </w:rPr>
+                          <m:t>41,25</m:t>
+                        </m:r>
+                        <m:ctrlPr>
+                          <w:rPr>
+                            <w:rFonts w:ascii="Cambria Math" w:hAnsi="Cambria Math"/>
+                            <w:b/>
+                            <w:bCs/>
+                            <w:i/>
+                          </w:rPr>
+                        </m:ctrlPr>
+                      </m:num>
+                      <m:den>
+                        <m:r>
+                          <m:rPr>
+                            <m:sty m:val="bi"/>
+                          </m:rPr>
+                          <w:rPr>
+                            <w:rFonts w:ascii="Cambria Math" w:hAnsi="Cambria Math"/>
+                          </w:rPr>
+                          <m:t>1,2959</m:t>
+                        </m:r>
+                        <m:ctrlPr>
+                          <w:rPr>
+                            <w:rFonts w:ascii="Cambria Math" w:hAnsi="Cambria Math"/>
+                            <w:b/>
+                            <w:bCs/>
+                            <w:i/>
+                          </w:rPr>
+                        </m:ctrlPr>
+                      </m:den>
+                    </m:f>
+                    <m:ctrlPr>
+                      <w:rPr>
+                        <w:rFonts w:ascii="Cambria Math" w:hAnsi="Cambria Math"/>
+                        <w:b/>
+                        <w:bCs/>
+                        <w:i/>
+                      </w:rPr>
+                    </m:ctrlPr>
+                  </m:e>
+                </m:d>
+              </m:e>
+              <m:sup>
+                <m:r>
+                  <m:rPr>
+                    <m:sty m:val="bi"/>
+                  </m:rPr>
+                  <w:rPr>
+                    <w:rFonts w:ascii="Cambria Math" w:hAnsi="Cambria Math"/>
+                  </w:rPr>
+                  <m:t>4</m:t>
+                </m:r>
+              </m:sup>
+            </m:sSup>
+            <m:r>
+              <m:rPr>
+                <m:sty m:val="bi"/>
+              </m:rPr>
+              <w:rPr>
+                <w:rFonts w:ascii="Cambria Math" w:hAnsi="Cambria Math"/>
+              </w:rPr>
+              <m:t xml:space="preserve">+…+ </m:t>
+            </m:r>
+            <m:sSup>
+              <m:sSupPr>
+                <m:ctrlPr>
+                  <w:rPr>
+                    <w:rFonts w:ascii="Cambria Math" w:hAnsi="Cambria Math"/>
+                    <w:b/>
+                    <w:bCs/>
+                    <w:i/>
+                  </w:rPr>
+                </m:ctrlPr>
+              </m:sSupPr>
+              <m:e>
+                <m:d>
+                  <m:dPr>
+                    <m:ctrlPr>
+                      <w:rPr>
+                        <w:rFonts w:ascii="Cambria Math" w:hAnsi="Cambria Math"/>
+                        <w:b/>
+                        <w:bCs/>
+                      </w:rPr>
+                    </m:ctrlPr>
+                  </m:dPr>
+                  <m:e>
+                    <m:f>
+                      <m:fPr>
+                        <m:ctrlPr>
+                          <w:rPr>
+                            <w:rFonts w:ascii="Cambria Math" w:hAnsi="Cambria Math"/>
+                            <w:b/>
+                            <w:bCs/>
+                          </w:rPr>
+                        </m:ctrlPr>
+                      </m:fPr>
+                      <m:num>
+                        <m:r>
+                          <m:rPr>
+                            <m:sty m:val="bi"/>
+                          </m:rPr>
+                          <w:rPr>
+                            <w:rFonts w:ascii="Cambria Math" w:hAnsi="Cambria Math"/>
+                          </w:rPr>
+                          <m:t>62-</m:t>
+                        </m:r>
+                        <m:r>
+                          <m:rPr>
+                            <m:sty m:val="b"/>
+                          </m:rPr>
+                          <w:rPr>
+                            <w:rFonts w:ascii="Cambria Math" w:hAnsi="Cambria Math"/>
+                          </w:rPr>
+                          <m:t>41,25</m:t>
+                        </m:r>
+                        <m:ctrlPr>
+                          <w:rPr>
+                            <w:rFonts w:ascii="Cambria Math" w:hAnsi="Cambria Math"/>
+                            <w:b/>
+                            <w:bCs/>
+                            <w:i/>
+                          </w:rPr>
+                        </m:ctrlPr>
+                      </m:num>
+                      <m:den>
+                        <m:r>
+                          <m:rPr>
+                            <m:sty m:val="bi"/>
+                          </m:rPr>
+                          <w:rPr>
+                            <w:rFonts w:ascii="Cambria Math" w:hAnsi="Cambria Math"/>
+                          </w:rPr>
+                          <m:t>1,2959</m:t>
+                        </m:r>
+                        <m:ctrlPr>
+                          <w:rPr>
+                            <w:rFonts w:ascii="Cambria Math" w:hAnsi="Cambria Math"/>
+                            <w:b/>
+                            <w:bCs/>
+                            <w:i/>
+                          </w:rPr>
+                        </m:ctrlPr>
+                      </m:den>
+                    </m:f>
+                    <m:ctrlPr>
+                      <w:rPr>
+                        <w:rFonts w:ascii="Cambria Math" w:hAnsi="Cambria Math"/>
+                        <w:b/>
+                        <w:bCs/>
+                        <w:i/>
+                      </w:rPr>
+                    </m:ctrlPr>
+                  </m:e>
+                </m:d>
+              </m:e>
+              <m:sup>
+                <m:r>
+                  <m:rPr>
+                    <m:sty m:val="bi"/>
+                  </m:rPr>
+                  <w:rPr>
+                    <w:rFonts w:ascii="Cambria Math" w:hAnsi="Cambria Math"/>
+                  </w:rPr>
+                  <m:t>4</m:t>
+                </m:r>
+              </m:sup>
+            </m:sSup>
+            <m:ctrlPr>
+              <w:rPr>
+                <w:rFonts w:ascii="Cambria Math" w:hAnsi="Cambria Math"/>
+                <w:b/>
+                <w:bCs/>
+                <w:i/>
+              </w:rPr>
+            </m:ctrlPr>
+          </m:e>
+        </m:d>
+        <m:r>
+          <m:rPr>
+            <m:sty m:val="bi"/>
+          </m:rPr>
+          <w:rPr>
+            <w:rFonts w:ascii="Cambria Math" w:hAnsi="Cambria Math"/>
+          </w:rPr>
+          <m:t xml:space="preserve">- </m:t>
+        </m:r>
+        <m:f>
+          <m:fPr>
+            <m:ctrlPr>
+              <w:rPr>
+                <w:rFonts w:ascii="Cambria Math" w:hAnsi="Cambria Math"/>
+                <w:b/>
+                <w:bCs/>
+                <w:i/>
+              </w:rPr>
+            </m:ctrlPr>
+          </m:fPr>
+          <m:num>
+            <m:r>
+              <m:rPr>
+                <m:sty m:val="bi"/>
+              </m:rPr>
+              <w:rPr>
+                <w:rFonts w:ascii="Cambria Math" w:hAnsi="Cambria Math"/>
+              </w:rPr>
+              <m:t>3*</m:t>
+            </m:r>
+            <m:sSup>
+              <m:sSupPr>
+                <m:ctrlPr>
+                  <w:rPr>
+                    <w:rFonts w:ascii="Cambria Math" w:hAnsi="Cambria Math"/>
+                    <w:b/>
+                    <w:bCs/>
+                    <w:i/>
+                  </w:rPr>
+                </m:ctrlPr>
+              </m:sSupPr>
+              <m:e>
+                <m:r>
+                  <m:rPr>
+                    <m:sty m:val="bi"/>
+                  </m:rPr>
+                  <w:rPr>
+                    <w:rFonts w:ascii="Cambria Math" w:hAnsi="Cambria Math"/>
+                  </w:rPr>
+                  <m:t>59</m:t>
+                </m:r>
+              </m:e>
+              <m:sup>
+                <m:r>
+                  <m:rPr>
+                    <m:sty m:val="bi"/>
+                  </m:rPr>
+                  <w:rPr>
+                    <w:rFonts w:ascii="Cambria Math" w:hAnsi="Cambria Math"/>
+                  </w:rPr>
+                  <m:t>2</m:t>
+                </m:r>
+              </m:sup>
+            </m:sSup>
+          </m:num>
+          <m:den>
+            <m:r>
+              <m:rPr>
+                <m:sty m:val="bi"/>
+              </m:rPr>
+              <w:rPr>
+                <w:rFonts w:ascii="Cambria Math" w:hAnsi="Cambria Math"/>
+              </w:rPr>
+              <m:t>58*57</m:t>
+            </m:r>
+          </m:den>
+        </m:f>
+        <m:r>
+          <m:rPr>
+            <m:sty m:val="bi"/>
+          </m:rPr>
+          <w:rPr>
+            <w:rFonts w:ascii="Cambria Math" w:hAnsi="Cambria Math"/>
+          </w:rPr>
+          <m:t xml:space="preserve"> = </m:t>
+        </m:r>
+        <m:r>
+          <m:rPr>
+            <m:sty m:val="bi"/>
+          </m:rPr>
+          <w:rPr>
+            <w:rFonts w:ascii="Cambria Math" w:hAnsi="Cambria Math"/>
+          </w:rPr>
+          <m:t>-0,</m:t>
+        </m:r>
+        <m:r>
+          <m:rPr>
+            <m:sty m:val="bi"/>
+          </m:rPr>
+          <w:rPr>
+            <w:rFonts w:ascii="Cambria Math" w:hAnsi="Cambria Math"/>
+          </w:rPr>
+          <m:t>1645</m:t>
+        </m:r>
+      </m:oMath>
+      <w:r>
+        <w:rPr>
+          <w:b/>
+          <w:bCs/>
+        </w:rPr>
+        <w:t>;</w:t>
+      </w:r>
+    </w:p>
+    <w:p>
+      <w:pPr>
+        <w:pStyle w:val="a4"/>
+        <w:spacing w:before="60" w:after="200"/>
+        <w:ind w:left="720"/>
+        <w:rPr>
+          <w:b/>
+          <w:bCs/>
+        </w:rPr>
+      </w:pPr>
+      <w:r>
+        <w:rPr>
+          <w:b/>
+          <w:bCs/>
+        </w:rPr>
+        <w:t xml:space="preserve">Выборочная мода </w:t>
+      </w:r>
+      <m:oMath>
+        <m:sSub>
+          <m:sSubPr>
+            <m:ctrlPr>
+              <w:rPr>
+                <w:rFonts w:ascii="Cambria Math" w:hAnsi="Cambria Math"/>
+                <w:b/>
+                <w:bCs/>
+                <w:i/>
+              </w:rPr>
+            </m:ctrlPr>
+          </m:sSubPr>
+          <m:e>
+            <m:r>
+              <m:rPr>
+                <m:sty m:val="bi"/>
+              </m:rPr>
+              <w:rPr>
+                <w:rFonts w:ascii="Cambria Math" w:hAnsi="Cambria Math"/>
+              </w:rPr>
+              <m:t>M</m:t>
+            </m:r>
+          </m:e>
+          <m:sub>
+            <m:r>
+              <m:rPr>
+                <m:sty m:val="bi"/>
+              </m:rPr>
+              <w:rPr>
+                <w:rFonts w:ascii="Cambria Math" w:hAnsi="Cambria Math"/>
+              </w:rPr>
+              <m:t>o,x</m:t>
+            </m:r>
+          </m:sub>
+        </m:sSub>
+        <m:r>
+          <m:rPr>
+            <m:sty m:val="bi"/>
+          </m:rPr>
+          <w:rPr>
+            <w:rFonts w:ascii="Cambria Math" w:hAnsi="Cambria Math"/>
+          </w:rPr>
+          <m:t>=8,2</m:t>
+        </m:r>
+      </m:oMath>
+      <w:r>
+        <w:rPr>
+          <w:b/>
+        </w:rPr>
+        <w:t>;</w:t>
+      </w:r>
+    </w:p>
+    <w:p>
+      <w:pPr>
+        <w:pStyle w:val="a4"/>
+        <w:spacing w:before="60" w:after="200"/>
+        <w:ind w:left="720"/>
+        <w:rPr>
+          <w:b/>
+          <w:bCs/>
+        </w:rPr>
+      </w:pPr>
+      <w:r>
+        <w:rPr>
+          <w:b/>
+          <w:bCs/>
+        </w:rPr>
+        <w:t xml:space="preserve">Выборочная мода </w:t>
+      </w:r>
+      <m:oMath>
+        <m:sSub>
+          <m:sSubPr>
+            <m:ctrlPr>
+              <w:rPr>
+                <w:rFonts w:ascii="Cambria Math" w:hAnsi="Cambria Math"/>
+                <w:b/>
+                <w:bCs/>
+                <w:i/>
+              </w:rPr>
+            </m:ctrlPr>
+          </m:sSubPr>
+          <m:e>
+            <m:r>
+              <m:rPr>
+                <m:sty m:val="bi"/>
+              </m:rPr>
+              <w:rPr>
+                <w:rFonts w:ascii="Cambria Math" w:hAnsi="Cambria Math"/>
+              </w:rPr>
+              <m:t>M</m:t>
+            </m:r>
+          </m:e>
+          <m:sub>
+            <m:r>
+              <m:rPr>
+                <m:sty m:val="bi"/>
+              </m:rPr>
+              <w:rPr>
+                <w:rFonts w:ascii="Cambria Math" w:hAnsi="Cambria Math"/>
+              </w:rPr>
+              <m:t>o,y</m:t>
+            </m:r>
+          </m:sub>
+        </m:sSub>
+        <m:r>
+          <m:rPr>
+            <m:sty m:val="bi"/>
+          </m:rPr>
+          <w:rPr>
+            <w:rFonts w:ascii="Cambria Math" w:hAnsi="Cambria Math"/>
+          </w:rPr>
+          <m:t>=51</m:t>
+        </m:r>
+      </m:oMath>
+      <w:r>
+        <w:rPr>
+          <w:b/>
+        </w:rPr>
+        <w:t>;</w:t>
+      </w:r>
+    </w:p>
+    <w:p>
+      <w:pPr>
+        <w:pStyle w:val="a4"/>
+        <w:spacing w:before="60" w:after="200"/>
+        <w:ind w:left="720"/>
+        <w:rPr>
+          <w:b/>
+          <w:bCs/>
+        </w:rPr>
+      </w:pPr>
+      <w:r>
+        <w:rPr>
+          <w:b/>
+          <w:bCs/>
+        </w:rPr>
+        <w:t xml:space="preserve">Выборочная медиана </w:t>
+      </w:r>
+      <m:oMath>
+        <m:sSub>
+          <m:sSubPr>
+            <m:ctrlPr>
+              <w:rPr>
+                <w:rFonts w:ascii="Cambria Math" w:hAnsi="Cambria Math"/>
+                <w:b/>
+                <w:bCs/>
+                <w:i/>
+              </w:rPr>
+            </m:ctrlPr>
+          </m:sSubPr>
+          <m:e>
+            <m:r>
+              <m:rPr>
+                <m:sty m:val="bi"/>
+              </m:rPr>
+              <w:rPr>
+                <w:rFonts w:ascii="Cambria Math" w:hAnsi="Cambria Math"/>
+              </w:rPr>
+              <m:t>M</m:t>
+            </m:r>
+          </m:e>
+          <m:sub>
+            <m:r>
+              <m:rPr>
+                <m:sty m:val="bi"/>
+              </m:rPr>
+              <w:rPr>
+                <w:rFonts w:ascii="Cambria Math" w:hAnsi="Cambria Math"/>
+              </w:rPr>
+              <m:t>e,x</m:t>
+            </m:r>
+          </m:sub>
+        </m:sSub>
+        <m:r>
+          <m:rPr>
+            <m:sty m:val="bi"/>
+          </m:rPr>
+          <w:rPr>
+            <w:rFonts w:ascii="Cambria Math" w:hAnsi="Cambria Math"/>
+          </w:rPr>
+          <m:t>=</m:t>
+        </m:r>
+        <m:f>
+          <m:fPr>
+            <m:ctrlPr>
+              <w:rPr>
+                <w:rFonts w:ascii="Cambria Math" w:hAnsi="Cambria Math"/>
+                <w:b/>
+                <w:bCs/>
+              </w:rPr>
+            </m:ctrlPr>
+          </m:fPr>
+          <m:num>
+            <m:sSub>
+              <m:sSubPr>
+                <m:ctrlPr>
+                  <w:rPr>
+                    <w:rFonts w:ascii="Cambria Math" w:hAnsi="Cambria Math"/>
+                    <w:b/>
+                    <w:bCs/>
+                    <w:i/>
+                  </w:rPr>
+                </m:ctrlPr>
+              </m:sSubPr>
+              <m:e>
+                <m:r>
+                  <m:rPr>
+                    <m:sty m:val="bi"/>
+                  </m:rPr>
+                  <w:rPr>
+                    <w:rFonts w:ascii="Cambria Math" w:hAnsi="Cambria Math"/>
+                  </w:rPr>
+                  <m:t>x</m:t>
+                </m:r>
+              </m:e>
+              <m:sub>
+                <m:d>
+                  <m:dPr>
+                    <m:ctrlPr>
+                      <w:rPr>
+                        <w:rFonts w:ascii="Cambria Math" w:hAnsi="Cambria Math"/>
+                        <w:b/>
+                        <w:bCs/>
+                        <w:i/>
+                      </w:rPr>
+                    </m:ctrlPr>
+                  </m:dPr>
+                  <m:e>
+                    <m:r>
+                      <m:rPr>
+                        <m:sty m:val="bi"/>
+                      </m:rPr>
+                      <w:rPr>
+                        <w:rFonts w:ascii="Cambria Math" w:hAnsi="Cambria Math"/>
+                      </w:rPr>
+                      <m:t>30</m:t>
+                    </m:r>
+                  </m:e>
+                </m:d>
+              </m:sub>
+            </m:sSub>
+            <m:r>
+              <m:rPr>
+                <m:sty m:val="bi"/>
+              </m:rPr>
+              <w:rPr>
+                <w:rFonts w:ascii="Cambria Math" w:hAnsi="Cambria Math"/>
+              </w:rPr>
+              <m:t>+</m:t>
+            </m:r>
+            <m:sSub>
+              <m:sSubPr>
+                <m:ctrlPr>
+                  <w:rPr>
+                    <w:rFonts w:ascii="Cambria Math" w:hAnsi="Cambria Math"/>
+                    <w:b/>
+                    <w:bCs/>
+                    <w:i/>
+                  </w:rPr>
+                </m:ctrlPr>
+              </m:sSubPr>
+              <m:e>
+                <m:r>
+                  <m:rPr>
+                    <m:sty m:val="bi"/>
+                  </m:rPr>
+                  <w:rPr>
+                    <w:rFonts w:ascii="Cambria Math" w:hAnsi="Cambria Math"/>
+                  </w:rPr>
+                  <m:t>x</m:t>
+                </m:r>
+              </m:e>
+              <m:sub>
+                <m:d>
+                  <m:dPr>
+                    <m:ctrlPr>
+                      <w:rPr>
+                        <w:rFonts w:ascii="Cambria Math" w:hAnsi="Cambria Math"/>
+                        <w:b/>
+                        <w:bCs/>
+                        <w:i/>
+                      </w:rPr>
+                    </m:ctrlPr>
+                  </m:dPr>
+                  <m:e>
+                    <m:r>
+                      <m:rPr>
+                        <m:sty m:val="bi"/>
+                      </m:rPr>
+                      <w:rPr>
+                        <w:rFonts w:ascii="Cambria Math" w:hAnsi="Cambria Math"/>
+                      </w:rPr>
+                      <m:t>31</m:t>
+                    </m:r>
+                  </m:e>
+                </m:d>
+              </m:sub>
+            </m:sSub>
+            <m:ctrlPr>
+              <w:rPr>
+                <w:rFonts w:ascii="Cambria Math" w:hAnsi="Cambria Math"/>
+                <w:b/>
+                <w:bCs/>
+                <w:i/>
+              </w:rPr>
+            </m:ctrlPr>
+          </m:num>
+          <m:den>
+            <m:r>
+              <m:rPr>
+                <m:sty m:val="bi"/>
+              </m:rPr>
+              <w:rPr>
+                <w:rFonts w:ascii="Cambria Math" w:hAnsi="Cambria Math"/>
+              </w:rPr>
+              <m:t>2</m:t>
+            </m:r>
+            <m:ctrlPr>
+              <w:rPr>
+                <w:rFonts w:ascii="Cambria Math" w:hAnsi="Cambria Math"/>
+                <w:b/>
+                <w:bCs/>
+                <w:i/>
+              </w:rPr>
+            </m:ctrlPr>
+          </m:den>
+        </m:f>
+        <m:r>
+          <m:rPr>
+            <m:sty m:val="bi"/>
+          </m:rPr>
+          <w:rPr>
+            <w:rFonts w:ascii="Cambria Math" w:hAnsi="Cambria Math"/>
+          </w:rPr>
+          <m:t>=</m:t>
+        </m:r>
+        <m:f>
+          <m:fPr>
+            <m:ctrlPr>
+              <w:rPr>
+                <w:rFonts w:ascii="Cambria Math" w:hAnsi="Cambria Math"/>
+                <w:b/>
+                <w:bCs/>
+              </w:rPr>
+            </m:ctrlPr>
+          </m:fPr>
+          <m:num>
+            <m:r>
+              <m:rPr>
+                <m:sty m:val="bi"/>
+              </m:rPr>
+              <w:rPr>
+                <w:rFonts w:ascii="Cambria Math" w:hAnsi="Cambria Math"/>
+              </w:rPr>
+              <m:t>8+8,2</m:t>
+            </m:r>
+            <m:ctrlPr>
+              <w:rPr>
+                <w:rFonts w:ascii="Cambria Math" w:hAnsi="Cambria Math"/>
+                <w:b/>
+                <w:bCs/>
+                <w:i/>
+              </w:rPr>
+            </m:ctrlPr>
+          </m:num>
+          <m:den>
+            <m:r>
+              <m:rPr>
+                <m:sty m:val="bi"/>
+              </m:rPr>
+              <w:rPr>
+                <w:rFonts w:ascii="Cambria Math" w:hAnsi="Cambria Math"/>
+              </w:rPr>
+              <m:t>2</m:t>
+            </m:r>
+            <m:ctrlPr>
+              <w:rPr>
+                <w:rFonts w:ascii="Cambria Math" w:hAnsi="Cambria Math"/>
+                <w:b/>
+                <w:bCs/>
+                <w:i/>
+              </w:rPr>
+            </m:ctrlPr>
+          </m:den>
+        </m:f>
+        <m:r>
+          <m:rPr>
+            <m:sty m:val="bi"/>
+          </m:rPr>
+          <w:rPr>
+            <w:rFonts w:ascii="Cambria Math" w:hAnsi="Cambria Math"/>
+          </w:rPr>
+          <m:t>=8,1</m:t>
+        </m:r>
+      </m:oMath>
+      <w:r>
+        <w:rPr>
+          <w:b/>
+        </w:rPr>
+        <w:t>;</w:t>
+      </w:r>
+    </w:p>
+    <w:p>
+      <w:pPr>
+        <w:pStyle w:val="a4"/>
+        <w:spacing w:before="60" w:after="200"/>
+        <w:ind w:left="720"/>
+        <w:rPr>
+          <w:b/>
+          <w:bCs/>
+        </w:rPr>
+      </w:pPr>
+      <w:r>
+        <w:rPr>
+          <w:b/>
+          <w:bCs/>
+        </w:rPr>
+        <w:t>Выборочная медиана</w:t>
+      </w:r>
+      <m:oMath>
+        <m:sSub>
+          <m:sSubPr>
+            <m:ctrlPr>
+              <w:rPr>
+                <w:rFonts w:ascii="Cambria Math" w:hAnsi="Cambria Math"/>
+                <w:b/>
+                <w:bCs/>
+                <w:i/>
+              </w:rPr>
+            </m:ctrlPr>
+          </m:sSubPr>
+          <m:e>
+            <m:r>
+              <m:rPr>
+                <m:sty m:val="bi"/>
+              </m:rPr>
+              <w:rPr>
+                <w:rFonts w:ascii="Cambria Math" w:hAnsi="Cambria Math"/>
+              </w:rPr>
+              <m:t xml:space="preserve"> M</m:t>
+            </m:r>
+          </m:e>
+          <m:sub>
+            <m:r>
+              <m:rPr>
+                <m:sty m:val="bi"/>
+              </m:rPr>
+              <w:rPr>
+                <w:rFonts w:ascii="Cambria Math" w:hAnsi="Cambria Math"/>
+              </w:rPr>
+              <m:t>e,y</m:t>
+            </m:r>
+          </m:sub>
+        </m:sSub>
+        <m:r>
+          <m:rPr>
+            <m:sty m:val="bi"/>
+          </m:rPr>
+          <w:rPr>
+            <w:rFonts w:ascii="Cambria Math" w:hAnsi="Cambria Math"/>
+          </w:rPr>
+          <m:t>=</m:t>
+        </m:r>
+        <m:f>
+          <m:fPr>
+            <m:ctrlPr>
+              <w:rPr>
+                <w:rFonts w:ascii="Cambria Math" w:hAnsi="Cambria Math"/>
+                <w:b/>
+                <w:bCs/>
+              </w:rPr>
+            </m:ctrlPr>
+          </m:fPr>
+          <m:num>
+            <m:sSub>
+              <m:sSubPr>
+                <m:ctrlPr>
+                  <w:rPr>
+                    <w:rFonts w:ascii="Cambria Math" w:hAnsi="Cambria Math"/>
+                    <w:b/>
+                    <w:bCs/>
+                    <w:i/>
+                  </w:rPr>
+                </m:ctrlPr>
+              </m:sSubPr>
+              <m:e>
+                <m:r>
+                  <m:rPr>
+                    <m:sty m:val="bi"/>
+                  </m:rPr>
+                  <w:rPr>
+                    <w:rFonts w:ascii="Cambria Math" w:hAnsi="Cambria Math"/>
+                  </w:rPr>
+                  <m:t>y</m:t>
+                </m:r>
+              </m:e>
+              <m:sub>
+                <m:d>
+                  <m:dPr>
+                    <m:ctrlPr>
+                      <w:rPr>
+                        <w:rFonts w:ascii="Cambria Math" w:hAnsi="Cambria Math"/>
+                        <w:b/>
+                        <w:bCs/>
+                        <w:i/>
+                      </w:rPr>
+                    </m:ctrlPr>
+                  </m:dPr>
+                  <m:e>
+                    <m:r>
+                      <m:rPr>
+                        <m:sty m:val="bi"/>
+                      </m:rPr>
+                      <w:rPr>
+                        <w:rFonts w:ascii="Cambria Math" w:hAnsi="Cambria Math"/>
+                      </w:rPr>
+                      <m:t>30</m:t>
+                    </m:r>
+                  </m:e>
+                </m:d>
+              </m:sub>
+            </m:sSub>
+            <m:r>
+              <m:rPr>
+                <m:sty m:val="bi"/>
+              </m:rPr>
+              <w:rPr>
+                <w:rFonts w:ascii="Cambria Math" w:hAnsi="Cambria Math"/>
+              </w:rPr>
+              <m:t>+</m:t>
+            </m:r>
+            <m:sSub>
+              <m:sSubPr>
+                <m:ctrlPr>
+                  <w:rPr>
+                    <w:rFonts w:ascii="Cambria Math" w:hAnsi="Cambria Math"/>
+                    <w:b/>
+                    <w:bCs/>
+                    <w:i/>
+                  </w:rPr>
+                </m:ctrlPr>
+              </m:sSubPr>
+              <m:e>
+                <m:r>
+                  <m:rPr>
+                    <m:sty m:val="bi"/>
+                  </m:rPr>
+                  <w:rPr>
+                    <w:rFonts w:ascii="Cambria Math" w:hAnsi="Cambria Math"/>
+                  </w:rPr>
+                  <m:t>y</m:t>
+                </m:r>
+              </m:e>
+              <m:sub>
+                <m:d>
+                  <m:dPr>
+                    <m:ctrlPr>
+                      <w:rPr>
+                        <w:rFonts w:ascii="Cambria Math" w:hAnsi="Cambria Math"/>
+                        <w:b/>
+                        <w:bCs/>
+                        <w:i/>
+                      </w:rPr>
+                    </m:ctrlPr>
+                  </m:dPr>
+                  <m:e>
+                    <m:r>
+                      <m:rPr>
+                        <m:sty m:val="bi"/>
+                      </m:rPr>
+                      <w:rPr>
+                        <w:rFonts w:ascii="Cambria Math" w:hAnsi="Cambria Math"/>
+                      </w:rPr>
+                      <m:t>31</m:t>
+                    </m:r>
+                  </m:e>
+                </m:d>
+              </m:sub>
+            </m:sSub>
+            <m:ctrlPr>
+              <w:rPr>
+                <w:rFonts w:ascii="Cambria Math" w:hAnsi="Cambria Math"/>
+                <w:b/>
+                <w:bCs/>
+                <w:i/>
+              </w:rPr>
+            </m:ctrlPr>
+          </m:num>
+          <m:den>
+            <m:r>
+              <m:rPr>
+                <m:sty m:val="bi"/>
+              </m:rPr>
+              <w:rPr>
+                <w:rFonts w:ascii="Cambria Math" w:hAnsi="Cambria Math"/>
+              </w:rPr>
+              <m:t>2</m:t>
+            </m:r>
+            <m:ctrlPr>
+              <w:rPr>
+                <w:rFonts w:ascii="Cambria Math" w:hAnsi="Cambria Math"/>
+                <w:b/>
+                <w:bCs/>
+                <w:i/>
+              </w:rPr>
+            </m:ctrlPr>
+          </m:den>
+        </m:f>
+        <m:r>
+          <m:rPr>
+            <m:sty m:val="bi"/>
+          </m:rPr>
+          <w:rPr>
+            <w:rFonts w:ascii="Cambria Math" w:hAnsi="Cambria Math"/>
+          </w:rPr>
+          <m:t>=</m:t>
+        </m:r>
+        <m:f>
+          <m:fPr>
+            <m:ctrlPr>
+              <w:rPr>
+                <w:rFonts w:ascii="Cambria Math" w:hAnsi="Cambria Math"/>
+                <w:b/>
+                <w:bCs/>
+              </w:rPr>
+            </m:ctrlPr>
+          </m:fPr>
+          <m:num>
+            <m:r>
+              <m:rPr>
+                <m:sty m:val="bi"/>
+              </m:rPr>
+              <w:rPr>
+                <w:rFonts w:ascii="Cambria Math" w:hAnsi="Cambria Math"/>
+              </w:rPr>
+              <m:t>42+42</m:t>
+            </m:r>
+            <m:ctrlPr>
+              <w:rPr>
+                <w:rFonts w:ascii="Cambria Math" w:hAnsi="Cambria Math"/>
+                <w:b/>
+                <w:bCs/>
+                <w:i/>
+              </w:rPr>
+            </m:ctrlPr>
+          </m:num>
+          <m:den>
+            <m:r>
+              <m:rPr>
+                <m:sty m:val="bi"/>
+              </m:rPr>
+              <w:rPr>
+                <w:rFonts w:ascii="Cambria Math" w:hAnsi="Cambria Math"/>
+              </w:rPr>
+              <m:t>2</m:t>
+            </m:r>
+            <m:ctrlPr>
+              <w:rPr>
+                <w:rFonts w:ascii="Cambria Math" w:hAnsi="Cambria Math"/>
+                <w:b/>
+                <w:bCs/>
+                <w:i/>
+              </w:rPr>
+            </m:ctrlPr>
+          </m:den>
+        </m:f>
+        <m:r>
+          <m:rPr>
+            <m:sty m:val="bi"/>
+          </m:rPr>
+          <w:rPr>
+            <w:rFonts w:ascii="Cambria Math" w:hAnsi="Cambria Math"/>
+          </w:rPr>
+          <m:t>=42</m:t>
+        </m:r>
+      </m:oMath>
+      <w:r>
+        <w:rPr>
+          <w:b/>
+        </w:rPr>
+        <w:t>;</w:t>
+      </w:r>
+    </w:p>
+    <w:p>
+      <w:pPr>
+        <w:pStyle w:val="a4"/>
+        <w:spacing w:before="60" w:after="200"/>
+        <w:ind w:left="720"/>
+        <w:rPr>
+          <w:b/>
+          <w:bCs/>
+        </w:rPr>
+      </w:pPr>
+      <w:r>
+        <w:rPr>
+          <w:b/>
+          <w:bCs/>
+        </w:rPr>
+        <w:t xml:space="preserve">Коэффициент корреляции Пирсона </w:t>
+      </w:r>
+      <m:oMath>
+        <m:sSub>
+          <m:sSubPr>
+            <m:ctrlPr>
+              <w:rPr>
+                <w:rFonts w:ascii="Cambria Math" w:hAnsi="Cambria Math"/>
+                <w:b/>
+                <w:bCs/>
+                <w:i/>
+              </w:rPr>
+            </m:ctrlPr>
+          </m:sSubPr>
+          <m:e>
+            <m:r>
+              <m:rPr>
+                <m:sty m:val="bi"/>
+              </m:rPr>
+              <w:rPr>
+                <w:rFonts w:ascii="Cambria Math" w:hAnsi="Cambria Math"/>
+              </w:rPr>
+              <m:t>r</m:t>
+            </m:r>
+          </m:e>
+          <m:sub>
+            <m:r>
+              <m:rPr>
+                <m:sty m:val="bi"/>
+              </m:rPr>
+              <w:rPr>
+                <w:rFonts w:ascii="Cambria Math" w:hAnsi="Cambria Math"/>
+              </w:rPr>
+              <m:t>xy</m:t>
+            </m:r>
+          </m:sub>
+        </m:sSub>
+        <m:r>
+          <m:rPr>
+            <m:sty m:val="bi"/>
+          </m:rPr>
+          <w:rPr>
+            <w:rFonts w:ascii="Cambria Math" w:hAnsi="Cambria Math"/>
+          </w:rPr>
+          <m:t>=</m:t>
+        </m:r>
+        <m:f>
+          <m:fPr>
+            <m:ctrlPr>
+              <w:rPr>
+                <w:rFonts w:ascii="Cambria Math" w:hAnsi="Cambria Math"/>
+                <w:b/>
+                <w:bCs/>
+              </w:rPr>
+            </m:ctrlPr>
+          </m:fPr>
+          <m:num>
+            <m:d>
+              <m:dPr>
+                <m:ctrlPr>
+                  <w:rPr>
+                    <w:rFonts w:ascii="Cambria Math" w:hAnsi="Cambria Math"/>
+                    <w:b/>
+                    <w:bCs/>
+                    <w:i/>
+                  </w:rPr>
+                </m:ctrlPr>
+              </m:dPr>
+              <m:e>
+                <m:r>
+                  <m:rPr>
+                    <m:sty m:val="bi"/>
+                  </m:rPr>
+                  <w:rPr>
+                    <w:rFonts w:ascii="Cambria Math" w:hAnsi="Cambria Math"/>
+                  </w:rPr>
+                  <m:t>8,3-7,92</m:t>
+                </m:r>
+              </m:e>
+            </m:d>
+            <m:d>
+              <m:dPr>
+                <m:ctrlPr>
+                  <w:rPr>
+                    <w:rFonts w:ascii="Cambria Math" w:hAnsi="Cambria Math"/>
+                    <w:b/>
+                    <w:bCs/>
+                    <w:i/>
+                  </w:rPr>
+                </m:ctrlPr>
+              </m:dPr>
+              <m:e>
+                <m:r>
+                  <m:rPr>
+                    <m:sty m:val="bi"/>
+                  </m:rPr>
+                  <w:rPr>
+                    <w:rFonts w:ascii="Cambria Math" w:hAnsi="Cambria Math"/>
+                  </w:rPr>
+                  <m:t>37-</m:t>
+                </m:r>
+                <m:r>
+                  <m:rPr>
+                    <m:sty m:val="b"/>
+                  </m:rPr>
+                  <w:rPr>
+                    <w:rFonts w:ascii="Cambria Math" w:hAnsi="Cambria Math"/>
+                  </w:rPr>
+                  <m:t>41,25</m:t>
+                </m:r>
+              </m:e>
+            </m:d>
+            <m:r>
+              <m:rPr>
+                <m:sty m:val="bi"/>
+              </m:rPr>
+              <w:rPr>
+                <w:rFonts w:ascii="Cambria Math" w:hAnsi="Cambria Math"/>
+              </w:rPr>
+              <m:t>+</m:t>
+            </m:r>
+            <m:r>
+              <m:rPr>
+                <m:sty m:val="b"/>
+              </m:rPr>
+              <w:rPr>
+                <w:rFonts w:ascii="Cambria Math" w:hAnsi="Cambria Math"/>
+              </w:rPr>
+              <m:t>…</m:t>
+            </m:r>
+            <m:r>
+              <m:rPr>
+                <m:sty m:val="bi"/>
+              </m:rPr>
+              <w:rPr>
+                <w:rFonts w:ascii="Cambria Math" w:hAnsi="Cambria Math"/>
+              </w:rPr>
+              <m:t>+</m:t>
+            </m:r>
+            <m:d>
+              <m:dPr>
+                <m:ctrlPr>
+                  <w:rPr>
+                    <w:rFonts w:ascii="Cambria Math" w:hAnsi="Cambria Math"/>
+                    <w:b/>
+                    <w:bCs/>
+                    <w:i/>
+                  </w:rPr>
+                </m:ctrlPr>
+              </m:dPr>
+              <m:e>
+                <m:r>
+                  <m:rPr>
+                    <m:sty m:val="bi"/>
+                  </m:rPr>
+                  <w:rPr>
+                    <w:rFonts w:ascii="Cambria Math" w:hAnsi="Cambria Math"/>
+                  </w:rPr>
+                  <m:t>9,5-7,92</m:t>
+                </m:r>
+              </m:e>
+            </m:d>
+            <m:d>
+              <m:dPr>
+                <m:ctrlPr>
+                  <w:rPr>
+                    <w:rFonts w:ascii="Cambria Math" w:hAnsi="Cambria Math"/>
+                    <w:b/>
+                    <w:bCs/>
+                    <w:i/>
+                  </w:rPr>
+                </m:ctrlPr>
+              </m:dPr>
+              <m:e>
+                <m:r>
+                  <m:rPr>
+                    <m:sty m:val="bi"/>
+                  </m:rPr>
+                  <w:rPr>
+                    <w:rFonts w:ascii="Cambria Math" w:hAnsi="Cambria Math"/>
+                  </w:rPr>
+                  <m:t>62-</m:t>
+                </m:r>
+                <m:r>
+                  <m:rPr>
+                    <m:sty m:val="b"/>
+                  </m:rPr>
+                  <w:rPr>
+                    <w:rFonts w:ascii="Cambria Math" w:hAnsi="Cambria Math"/>
+                  </w:rPr>
+                  <m:t>41,25</m:t>
+                </m:r>
+              </m:e>
+            </m:d>
+            <m:ctrlPr>
+              <w:rPr>
+                <w:rFonts w:ascii="Cambria Math" w:hAnsi="Cambria Math"/>
+                <w:b/>
+                <w:bCs/>
+                <w:i/>
+              </w:rPr>
+            </m:ctrlPr>
+          </m:num>
+          <m:den>
+            <m:rad>
+              <m:radPr>
+                <m:degHide m:val="1"/>
+                <m:ctrlPr>
+                  <w:rPr>
+                    <w:rFonts w:ascii="Cambria Math" w:hAnsi="Cambria Math"/>
+                    <w:b/>
+                    <w:bCs/>
+                  </w:rPr>
+                </m:ctrlPr>
+              </m:radPr>
+              <m:deg>
+                <m:ctrlPr>
+                  <w:rPr>
+                    <w:rFonts w:ascii="Cambria Math" w:hAnsi="Cambria Math"/>
+                    <w:b/>
+                    <w:bCs/>
+                    <w:i/>
+                  </w:rPr>
+                </m:ctrlPr>
+              </m:deg>
+              <m:e>
+                <m:r>
+                  <m:rPr>
+                    <m:sty m:val="bi"/>
+                  </m:rPr>
+                  <w:rPr>
+                    <w:rFonts w:ascii="Cambria Math" w:hAnsi="Cambria Math"/>
+                  </w:rPr>
+                  <m:t>99,08</m:t>
+                </m:r>
+                <m:r>
+                  <m:rPr>
+                    <m:sty m:val="b"/>
+                  </m:rPr>
+                  <w:rPr>
+                    <w:rFonts w:ascii="Cambria Math" w:hAnsi="Cambria Math"/>
+                  </w:rPr>
+                  <m:t>⋅</m:t>
+                </m:r>
+                <m:r>
+                  <m:rPr>
+                    <m:sty m:val="bi"/>
+                  </m:rPr>
+                  <w:rPr>
+                    <w:rFonts w:ascii="Cambria Math" w:hAnsi="Cambria Math"/>
+                  </w:rPr>
+                  <m:t>11925,25</m:t>
+                </m:r>
+              </m:e>
+            </m:rad>
+            <m:ctrlPr>
+              <w:rPr>
+                <w:rFonts w:ascii="Cambria Math" w:hAnsi="Cambria Math"/>
+                <w:b/>
+                <w:bCs/>
+                <w:i/>
+              </w:rPr>
+            </m:ctrlPr>
+          </m:den>
+        </m:f>
+        <m:r>
+          <m:rPr>
+            <m:sty m:val="b"/>
+          </m:rPr>
+          <w:rPr>
+            <w:rFonts w:ascii="Cambria Math" w:hAnsi="Cambria Math"/>
+          </w:rPr>
+          <m:t>≈</m:t>
+        </m:r>
+        <m:r>
+          <m:rPr>
+            <m:sty m:val="bi"/>
+          </m:rPr>
+          <w:rPr>
+            <w:rFonts w:ascii="Cambria Math" w:hAnsi="Cambria Math"/>
+          </w:rPr>
+          <m:t>0,497</m:t>
+        </m:r>
+      </m:oMath>
+      <w:r>
+        <w:rPr>
+          <w:b/>
+        </w:rPr>
+        <w:t>;</w:t>
       </w:r>
     </w:p>
     <w:p>
@@ -14157,388 +22486,7 @@
         <w:ind w:left="720"/>
       </w:pPr>
       <w:r>
-        <w:drawing>
-          <wp:inline distT="0" distB="0" distL="0" distR="0" wp14:anchorId="29DCB412" wp14:editId="12F4D209">
-            <wp:extent cx="1543265" cy="781159"/>
-            <wp:effectExtent l="0" t="0" r="0" b="0"/>
-            <wp:docPr id="1014133845" name="Рисунок 1"/>
-            <wp:cNvGraphicFramePr>
-              <a:graphicFrameLocks xmlns:a="http://schemas.openxmlformats.org/drawingml/2006/main" noChangeAspect="1"/>
-            </wp:cNvGraphicFramePr>
-            <a:graphic xmlns:a="http://schemas.openxmlformats.org/drawingml/2006/main">
-              <a:graphicData uri="http://schemas.openxmlformats.org/drawingml/2006/picture">
-                <pic:pic xmlns:pic="http://schemas.openxmlformats.org/drawingml/2006/picture">
-                  <pic:nvPicPr>
-                    <pic:cNvPr id="1014133845" name=""/>
-                    <pic:cNvPicPr/>
-                  </pic:nvPicPr>
-                  <pic:blipFill>
-                    <a:blip r:embed="rId12"/>
-                    <a:stretch>
-                      <a:fillRect/>
-                    </a:stretch>
-                  </pic:blipFill>
-                  <pic:spPr>
-                    <a:xfrm>
-                      <a:off x="0" y="0"/>
-                      <a:ext cx="1543265" cy="781159"/>
-                    </a:xfrm>
-                    <a:prstGeom prst="rect">
-                      <a:avLst/>
-                    </a:prstGeom>
-                  </pic:spPr>
-                </pic:pic>
-              </a:graphicData>
-            </a:graphic>
-          </wp:inline>
-        </w:drawing>
-      </w:r>
-    </w:p>
-    <w:p>
-      <w:pPr>
-        <w:pStyle w:val="a4"/>
-        <w:numPr>
-          <w:ilvl w:val="0"/>
-          <w:numId w:val="3"/>
-        </w:numPr>
-        <w:spacing w:before="60" w:after="200"/>
-      </w:pPr>
-      <w:r>
-        <w:t>Выборочная дисперсия:</w:t>
-      </w:r>
-      <w:r>
-        <w:rPr>
-          <w:noProof/>
-        </w:rPr>
-        <w:t xml:space="preserve"> </w:t>
-      </w:r>
-      <w:r>
-        <w:drawing>
-          <wp:inline distT="0" distB="0" distL="0" distR="0" wp14:anchorId="4BEF91D7" wp14:editId="40BAB68E">
-            <wp:extent cx="4591691" cy="800212"/>
-            <wp:effectExtent l="0" t="0" r="0" b="0"/>
-            <wp:docPr id="902124876" name="Рисунок 1"/>
-            <wp:cNvGraphicFramePr>
-              <a:graphicFrameLocks xmlns:a="http://schemas.openxmlformats.org/drawingml/2006/main" noChangeAspect="1"/>
-            </wp:cNvGraphicFramePr>
-            <a:graphic xmlns:a="http://schemas.openxmlformats.org/drawingml/2006/main">
-              <a:graphicData uri="http://schemas.openxmlformats.org/drawingml/2006/picture">
-                <pic:pic xmlns:pic="http://schemas.openxmlformats.org/drawingml/2006/picture">
-                  <pic:nvPicPr>
-                    <pic:cNvPr id="902124876" name=""/>
-                    <pic:cNvPicPr/>
-                  </pic:nvPicPr>
-                  <pic:blipFill>
-                    <a:blip r:embed="rId13"/>
-                    <a:stretch>
-                      <a:fillRect/>
-                    </a:stretch>
-                  </pic:blipFill>
-                  <pic:spPr>
-                    <a:xfrm>
-                      <a:off x="0" y="0"/>
-                      <a:ext cx="4591691" cy="800212"/>
-                    </a:xfrm>
-                    <a:prstGeom prst="rect">
-                      <a:avLst/>
-                    </a:prstGeom>
-                  </pic:spPr>
-                </pic:pic>
-              </a:graphicData>
-            </a:graphic>
-          </wp:inline>
-        </w:drawing>
-      </w:r>
-    </w:p>
-    <w:p>
-      <w:pPr>
-        <w:pStyle w:val="a4"/>
-        <w:numPr>
-          <w:ilvl w:val="0"/>
-          <w:numId w:val="3"/>
-        </w:numPr>
-        <w:spacing w:before="60" w:after="200"/>
-      </w:pPr>
-      <w:r>
-        <w:rPr>
-          <w:noProof/>
-        </w:rPr>
-        <w:t>Среднее квадратическое отклонение:</w:t>
-      </w:r>
-      <w:r>
-        <w:rPr>
-          <w:noProof/>
-        </w:rPr>
-        <w:t xml:space="preserve"> </w:t>
-      </w:r>
-      <w:r>
-        <w:rPr>
-          <w:noProof/>
-        </w:rPr>
-        <w:drawing>
-          <wp:inline distT="0" distB="0" distL="0" distR="0" wp14:anchorId="3421BFF5" wp14:editId="0DCDDE1E">
-            <wp:extent cx="5001323" cy="962159"/>
-            <wp:effectExtent l="0" t="0" r="8890" b="9525"/>
-            <wp:docPr id="112193135" name="Рисунок 1"/>
-            <wp:cNvGraphicFramePr>
-              <a:graphicFrameLocks xmlns:a="http://schemas.openxmlformats.org/drawingml/2006/main" noChangeAspect="1"/>
-            </wp:cNvGraphicFramePr>
-            <a:graphic xmlns:a="http://schemas.openxmlformats.org/drawingml/2006/main">
-              <a:graphicData uri="http://schemas.openxmlformats.org/drawingml/2006/picture">
-                <pic:pic xmlns:pic="http://schemas.openxmlformats.org/drawingml/2006/picture">
-                  <pic:nvPicPr>
-                    <pic:cNvPr id="112193135" name=""/>
-                    <pic:cNvPicPr/>
-                  </pic:nvPicPr>
-                  <pic:blipFill>
-                    <a:blip r:embed="rId14"/>
-                    <a:stretch>
-                      <a:fillRect/>
-                    </a:stretch>
-                  </pic:blipFill>
-                  <pic:spPr>
-                    <a:xfrm>
-                      <a:off x="0" y="0"/>
-                      <a:ext cx="5001323" cy="962159"/>
-                    </a:xfrm>
-                    <a:prstGeom prst="rect">
-                      <a:avLst/>
-                    </a:prstGeom>
-                  </pic:spPr>
-                </pic:pic>
-              </a:graphicData>
-            </a:graphic>
-          </wp:inline>
-        </w:drawing>
-      </w:r>
-    </w:p>
-    <w:p>
-      <w:pPr>
-        <w:pStyle w:val="a4"/>
-        <w:numPr>
-          <w:ilvl w:val="0"/>
-          <w:numId w:val="3"/>
-        </w:numPr>
-        <w:spacing w:before="60" w:after="200"/>
-      </w:pPr>
-      <w:r>
-        <w:t>Коэффициент вариации:</w:t>
-      </w:r>
-    </w:p>
-    <w:p>
-      <w:pPr>
-        <w:pStyle w:val="a4"/>
-        <w:spacing w:before="60" w:after="200"/>
-        <w:ind w:left="720"/>
-      </w:pPr>
-      <w:r>
-        <w:drawing>
-          <wp:inline distT="0" distB="0" distL="0" distR="0" wp14:anchorId="52F7E436" wp14:editId="0AFADD96">
-            <wp:extent cx="1581371" cy="714475"/>
-            <wp:effectExtent l="0" t="0" r="0" b="9525"/>
-            <wp:docPr id="229985169" name="Рисунок 1"/>
-            <wp:cNvGraphicFramePr>
-              <a:graphicFrameLocks xmlns:a="http://schemas.openxmlformats.org/drawingml/2006/main" noChangeAspect="1"/>
-            </wp:cNvGraphicFramePr>
-            <a:graphic xmlns:a="http://schemas.openxmlformats.org/drawingml/2006/main">
-              <a:graphicData uri="http://schemas.openxmlformats.org/drawingml/2006/picture">
-                <pic:pic xmlns:pic="http://schemas.openxmlformats.org/drawingml/2006/picture">
-                  <pic:nvPicPr>
-                    <pic:cNvPr id="229985169" name=""/>
-                    <pic:cNvPicPr/>
-                  </pic:nvPicPr>
-                  <pic:blipFill>
-                    <a:blip r:embed="rId15"/>
-                    <a:stretch>
-                      <a:fillRect/>
-                    </a:stretch>
-                  </pic:blipFill>
-                  <pic:spPr>
-                    <a:xfrm>
-                      <a:off x="0" y="0"/>
-                      <a:ext cx="1581371" cy="714475"/>
-                    </a:xfrm>
-                    <a:prstGeom prst="rect">
-                      <a:avLst/>
-                    </a:prstGeom>
-                  </pic:spPr>
-                </pic:pic>
-              </a:graphicData>
-            </a:graphic>
-          </wp:inline>
-        </w:drawing>
-      </w:r>
-    </w:p>
-    <w:p>
-      <w:pPr>
-        <w:pStyle w:val="a4"/>
-        <w:numPr>
-          <w:ilvl w:val="0"/>
-          <w:numId w:val="3"/>
-        </w:numPr>
-        <w:spacing w:before="60" w:after="200"/>
-      </w:pPr>
-      <w:r>
-        <w:t>Мода:</w:t>
-      </w:r>
-    </w:p>
-    <w:p>
-      <w:pPr>
-        <w:pStyle w:val="a4"/>
-        <w:spacing w:before="60" w:after="200"/>
-        <w:ind w:left="720"/>
-      </w:pPr>
-      <w:r>
-        <w:drawing>
-          <wp:inline distT="0" distB="0" distL="0" distR="0" wp14:anchorId="6650C544" wp14:editId="43ACA270">
-            <wp:extent cx="3305636" cy="733527"/>
-            <wp:effectExtent l="0" t="0" r="9525" b="9525"/>
-            <wp:docPr id="1600116355" name="Рисунок 1"/>
-            <wp:cNvGraphicFramePr>
-              <a:graphicFrameLocks xmlns:a="http://schemas.openxmlformats.org/drawingml/2006/main" noChangeAspect="1"/>
-            </wp:cNvGraphicFramePr>
-            <a:graphic xmlns:a="http://schemas.openxmlformats.org/drawingml/2006/main">
-              <a:graphicData uri="http://schemas.openxmlformats.org/drawingml/2006/picture">
-                <pic:pic xmlns:pic="http://schemas.openxmlformats.org/drawingml/2006/picture">
-                  <pic:nvPicPr>
-                    <pic:cNvPr id="1600116355" name=""/>
-                    <pic:cNvPicPr/>
-                  </pic:nvPicPr>
-                  <pic:blipFill>
-                    <a:blip r:embed="rId16"/>
-                    <a:stretch>
-                      <a:fillRect/>
-                    </a:stretch>
-                  </pic:blipFill>
-                  <pic:spPr>
-                    <a:xfrm>
-                      <a:off x="0" y="0"/>
-                      <a:ext cx="3305636" cy="733527"/>
-                    </a:xfrm>
-                    <a:prstGeom prst="rect">
-                      <a:avLst/>
-                    </a:prstGeom>
-                  </pic:spPr>
-                </pic:pic>
-              </a:graphicData>
-            </a:graphic>
-          </wp:inline>
-        </w:drawing>
-      </w:r>
-    </w:p>
-    <w:p>
-      <w:pPr>
-        <w:pStyle w:val="a4"/>
-        <w:numPr>
-          <w:ilvl w:val="0"/>
-          <w:numId w:val="3"/>
-        </w:numPr>
-        <w:spacing w:before="60" w:after="200"/>
-      </w:pPr>
-      <w:r>
-        <w:t>Медиана:</w:t>
-      </w:r>
-    </w:p>
-    <w:p>
-      <w:pPr>
-        <w:pStyle w:val="a4"/>
-        <w:spacing w:before="60" w:after="200"/>
-        <w:ind w:left="720"/>
-      </w:pPr>
-      <w:r>
-        <w:drawing>
-          <wp:inline distT="0" distB="0" distL="0" distR="0" wp14:anchorId="14895149" wp14:editId="7300162A">
-            <wp:extent cx="2410161" cy="1038370"/>
-            <wp:effectExtent l="0" t="0" r="0" b="9525"/>
-            <wp:docPr id="1353546204" name="Рисунок 1"/>
-            <wp:cNvGraphicFramePr>
-              <a:graphicFrameLocks xmlns:a="http://schemas.openxmlformats.org/drawingml/2006/main" noChangeAspect="1"/>
-            </wp:cNvGraphicFramePr>
-            <a:graphic xmlns:a="http://schemas.openxmlformats.org/drawingml/2006/main">
-              <a:graphicData uri="http://schemas.openxmlformats.org/drawingml/2006/picture">
-                <pic:pic xmlns:pic="http://schemas.openxmlformats.org/drawingml/2006/picture">
-                  <pic:nvPicPr>
-                    <pic:cNvPr id="1353546204" name=""/>
-                    <pic:cNvPicPr/>
-                  </pic:nvPicPr>
-                  <pic:blipFill>
-                    <a:blip r:embed="rId17"/>
-                    <a:stretch>
-                      <a:fillRect/>
-                    </a:stretch>
-                  </pic:blipFill>
-                  <pic:spPr>
-                    <a:xfrm>
-                      <a:off x="0" y="0"/>
-                      <a:ext cx="2410161" cy="1038370"/>
-                    </a:xfrm>
-                    <a:prstGeom prst="rect">
-                      <a:avLst/>
-                    </a:prstGeom>
-                  </pic:spPr>
-                </pic:pic>
-              </a:graphicData>
-            </a:graphic>
-          </wp:inline>
-        </w:drawing>
-      </w:r>
-    </w:p>
-    <w:p>
-      <w:pPr>
-        <w:pStyle w:val="a4"/>
-        <w:numPr>
-          <w:ilvl w:val="0"/>
-          <w:numId w:val="3"/>
-        </w:numPr>
-        <w:spacing w:before="60" w:after="200"/>
-      </w:pPr>
-      <w:r>
-        <w:t>Коэффициент корреляции:</w:t>
-      </w:r>
-    </w:p>
-    <w:p>
-      <w:pPr>
-        <w:pStyle w:val="a4"/>
-        <w:spacing w:before="60" w:after="200"/>
-        <w:ind w:left="720"/>
-      </w:pPr>
-      <w:r>
-        <w:lastRenderedPageBreak/>
-        <w:drawing>
-          <wp:inline distT="0" distB="0" distL="0" distR="0" wp14:anchorId="4FCF7C9A" wp14:editId="65EBF570">
-            <wp:extent cx="2124371" cy="695422"/>
-            <wp:effectExtent l="0" t="0" r="9525" b="9525"/>
-            <wp:docPr id="317249538" name="Рисунок 1"/>
-            <wp:cNvGraphicFramePr>
-              <a:graphicFrameLocks xmlns:a="http://schemas.openxmlformats.org/drawingml/2006/main" noChangeAspect="1"/>
-            </wp:cNvGraphicFramePr>
-            <a:graphic xmlns:a="http://schemas.openxmlformats.org/drawingml/2006/main">
-              <a:graphicData uri="http://schemas.openxmlformats.org/drawingml/2006/picture">
-                <pic:pic xmlns:pic="http://schemas.openxmlformats.org/drawingml/2006/picture">
-                  <pic:nvPicPr>
-                    <pic:cNvPr id="317249538" name=""/>
-                    <pic:cNvPicPr/>
-                  </pic:nvPicPr>
-                  <pic:blipFill>
-                    <a:blip r:embed="rId18"/>
-                    <a:stretch>
-                      <a:fillRect/>
-                    </a:stretch>
-                  </pic:blipFill>
-                  <pic:spPr>
-                    <a:xfrm>
-                      <a:off x="0" y="0"/>
-                      <a:ext cx="2124371" cy="695422"/>
-                    </a:xfrm>
-                    <a:prstGeom prst="rect">
-                      <a:avLst/>
-                    </a:prstGeom>
-                  </pic:spPr>
-                </pic:pic>
-              </a:graphicData>
-            </a:graphic>
-          </wp:inline>
-        </w:drawing>
+        <w:t>Окончательные результаты вычислений:</w:t>
       </w:r>
     </w:p>
     <w:tbl>
@@ -14578,7 +22526,7 @@
               <w:bottom w:val="single" w:sz="4" w:space="0" w:color="999999"/>
               <w:right w:val="single" w:sz="4" w:space="0" w:color="999999"/>
             </w:tcBorders>
-            <w:shd w:val="clear" w:color="auto" w:fill="D0E4F7"/>
+            <w:shd w:val="clear" w:color="auto" w:fill="9CC2E5" w:themeFill="accent5" w:themeFillTint="99"/>
             <w:tcMar>
               <w:top w:w="60" w:type="dxa"/>
               <w:left w:w="80" w:type="dxa"/>
@@ -14618,7 +22566,7 @@
               <w:bottom w:val="single" w:sz="4" w:space="0" w:color="999999"/>
               <w:right w:val="single" w:sz="4" w:space="0" w:color="999999"/>
             </w:tcBorders>
-            <w:shd w:val="clear" w:color="auto" w:fill="D0E4F7"/>
+            <w:shd w:val="clear" w:color="auto" w:fill="9CC2E5" w:themeFill="accent5" w:themeFillTint="99"/>
             <w:tcMar>
               <w:top w:w="60" w:type="dxa"/>
               <w:left w:w="80" w:type="dxa"/>
@@ -14658,7 +22606,7 @@
               <w:bottom w:val="single" w:sz="4" w:space="0" w:color="999999"/>
               <w:right w:val="single" w:sz="4" w:space="0" w:color="999999"/>
             </w:tcBorders>
-            <w:shd w:val="clear" w:color="auto" w:fill="D0E4F7"/>
+            <w:shd w:val="clear" w:color="auto" w:fill="9CC2E5" w:themeFill="accent5" w:themeFillTint="99"/>
             <w:tcMar>
               <w:top w:w="60" w:type="dxa"/>
               <w:left w:w="80" w:type="dxa"/>
@@ -15298,22 +23246,52 @@
                 <w:szCs w:val="22"/>
               </w:rPr>
             </w:pPr>
-            <w:r>
-              <w:rPr>
-                <w:rFonts w:asciiTheme="minorHAnsi" w:hAnsiTheme="minorHAnsi" w:cstheme="minorHAnsi"/>
-                <w:sz w:val="22"/>
-                <w:szCs w:val="22"/>
-              </w:rPr>
-              <w:t>Мода (</w:t>
-            </w:r>
-            <w:r>
-              <w:rPr>
-                <w:rFonts w:asciiTheme="minorHAnsi" w:hAnsiTheme="minorHAnsi" w:cstheme="minorHAnsi"/>
-                <w:sz w:val="22"/>
-                <w:szCs w:val="22"/>
-              </w:rPr>
-              <w:t>M̂₀</w:t>
-            </w:r>
+            <w:proofErr w:type="spellStart"/>
+            <w:r>
+              <w:rPr>
+                <w:rFonts w:asciiTheme="minorHAnsi" w:hAnsiTheme="minorHAnsi" w:cstheme="minorHAnsi"/>
+                <w:sz w:val="22"/>
+                <w:szCs w:val="22"/>
+              </w:rPr>
+              <w:t>Коэф</w:t>
+            </w:r>
+            <w:proofErr w:type="spellEnd"/>
+            <w:r>
+              <w:rPr>
+                <w:rFonts w:asciiTheme="minorHAnsi" w:hAnsiTheme="minorHAnsi" w:cstheme="minorHAnsi"/>
+                <w:sz w:val="22"/>
+                <w:szCs w:val="22"/>
+              </w:rPr>
+              <w:t xml:space="preserve">. </w:t>
+            </w:r>
+            <w:proofErr w:type="spellStart"/>
+            <w:r>
+              <w:rPr>
+                <w:rFonts w:asciiTheme="minorHAnsi" w:hAnsiTheme="minorHAnsi" w:cstheme="minorHAnsi"/>
+                <w:sz w:val="22"/>
+                <w:szCs w:val="22"/>
+              </w:rPr>
+              <w:t>Ассиметрии</w:t>
+            </w:r>
+            <w:proofErr w:type="spellEnd"/>
+            <w:r>
+              <w:rPr>
+                <w:rFonts w:asciiTheme="minorHAnsi" w:hAnsiTheme="minorHAnsi" w:cstheme="minorHAnsi"/>
+                <w:sz w:val="22"/>
+                <w:szCs w:val="22"/>
+              </w:rPr>
+              <w:t xml:space="preserve"> (</w:t>
+            </w:r>
+            <w:proofErr w:type="spellStart"/>
+            <w:r>
+              <w:rPr>
+                <w:rFonts w:asciiTheme="minorHAnsi" w:hAnsiTheme="minorHAnsi" w:cstheme="minorHAnsi"/>
+                <w:sz w:val="22"/>
+                <w:szCs w:val="22"/>
+              </w:rPr>
+              <w:t>Sk</w:t>
+            </w:r>
+            <w:proofErr w:type="spellEnd"/>
             <w:r>
               <w:rPr>
                 <w:rFonts w:asciiTheme="minorHAnsi" w:hAnsiTheme="minorHAnsi" w:cstheme="minorHAnsi"/>
@@ -15321,6 +23299,279 @@
                 <w:szCs w:val="22"/>
               </w:rPr>
               <w:t>)</w:t>
+            </w:r>
+          </w:p>
+        </w:tc>
+        <w:tc>
+          <w:tcPr>
+            <w:tcW w:w="1610" w:type="dxa"/>
+            <w:tcBorders>
+              <w:top w:val="single" w:sz="4" w:space="0" w:color="999999"/>
+              <w:left w:val="single" w:sz="4" w:space="0" w:color="999999"/>
+              <w:bottom w:val="single" w:sz="4" w:space="0" w:color="999999"/>
+              <w:right w:val="single" w:sz="4" w:space="0" w:color="999999"/>
+            </w:tcBorders>
+            <w:tcMar>
+              <w:top w:w="60" w:type="dxa"/>
+              <w:left w:w="80" w:type="dxa"/>
+              <w:bottom w:w="60" w:type="dxa"/>
+              <w:right w:w="80" w:type="dxa"/>
+            </w:tcMar>
+            <w:vAlign w:val="center"/>
+          </w:tcPr>
+          <w:p>
+            <w:pPr>
+              <w:ind w:firstLine="0"/>
+              <w:jc w:val="center"/>
+              <w:rPr>
+                <w:rFonts w:asciiTheme="minorHAnsi" w:hAnsiTheme="minorHAnsi" w:cstheme="minorHAnsi"/>
+                <w:sz w:val="22"/>
+                <w:szCs w:val="22"/>
+              </w:rPr>
+            </w:pPr>
+            <w:r>
+              <w:rPr>
+                <w:rFonts w:asciiTheme="minorHAnsi" w:hAnsiTheme="minorHAnsi" w:cstheme="minorHAnsi"/>
+                <w:sz w:val="22"/>
+                <w:szCs w:val="22"/>
+              </w:rPr>
+              <w:t>-0,3274</w:t>
+            </w:r>
+          </w:p>
+        </w:tc>
+        <w:tc>
+          <w:tcPr>
+            <w:tcW w:w="1603" w:type="dxa"/>
+            <w:tcBorders>
+              <w:top w:val="single" w:sz="4" w:space="0" w:color="999999"/>
+              <w:left w:val="single" w:sz="4" w:space="0" w:color="999999"/>
+              <w:bottom w:val="single" w:sz="4" w:space="0" w:color="999999"/>
+              <w:right w:val="single" w:sz="4" w:space="0" w:color="999999"/>
+            </w:tcBorders>
+            <w:tcMar>
+              <w:top w:w="60" w:type="dxa"/>
+              <w:left w:w="80" w:type="dxa"/>
+              <w:bottom w:w="60" w:type="dxa"/>
+              <w:right w:w="80" w:type="dxa"/>
+            </w:tcMar>
+            <w:vAlign w:val="center"/>
+          </w:tcPr>
+          <w:p>
+            <w:pPr>
+              <w:ind w:firstLine="0"/>
+              <w:jc w:val="center"/>
+              <w:rPr>
+                <w:rFonts w:asciiTheme="minorHAnsi" w:hAnsiTheme="minorHAnsi" w:cstheme="minorHAnsi"/>
+                <w:sz w:val="22"/>
+                <w:szCs w:val="22"/>
+              </w:rPr>
+            </w:pPr>
+            <w:r>
+              <w:rPr>
+                <w:rFonts w:asciiTheme="minorHAnsi" w:hAnsiTheme="minorHAnsi" w:cstheme="minorHAnsi"/>
+                <w:sz w:val="22"/>
+                <w:szCs w:val="22"/>
+              </w:rPr>
+              <w:t>0,221</w:t>
+            </w:r>
+            <w:r>
+              <w:rPr>
+                <w:rFonts w:asciiTheme="minorHAnsi" w:hAnsiTheme="minorHAnsi" w:cstheme="minorHAnsi"/>
+                <w:sz w:val="22"/>
+                <w:szCs w:val="22"/>
+              </w:rPr>
+              <w:t>5</w:t>
+            </w:r>
+          </w:p>
+        </w:tc>
+      </w:tr>
+      <w:tr>
+        <w:trPr>
+          <w:jc w:val="center"/>
+        </w:trPr>
+        <w:tc>
+          <w:tcPr>
+            <w:tcW w:w="2730" w:type="dxa"/>
+            <w:tcBorders>
+              <w:top w:val="single" w:sz="4" w:space="0" w:color="999999"/>
+              <w:left w:val="single" w:sz="4" w:space="0" w:color="999999"/>
+              <w:bottom w:val="single" w:sz="4" w:space="0" w:color="999999"/>
+              <w:right w:val="single" w:sz="4" w:space="0" w:color="999999"/>
+            </w:tcBorders>
+            <w:tcMar>
+              <w:top w:w="60" w:type="dxa"/>
+              <w:left w:w="80" w:type="dxa"/>
+              <w:bottom w:w="60" w:type="dxa"/>
+              <w:right w:w="80" w:type="dxa"/>
+            </w:tcMar>
+            <w:vAlign w:val="center"/>
+          </w:tcPr>
+          <w:p>
+            <w:pPr>
+              <w:ind w:firstLine="0"/>
+              <w:jc w:val="center"/>
+              <w:rPr>
+                <w:rFonts w:asciiTheme="minorHAnsi" w:hAnsiTheme="minorHAnsi" w:cstheme="minorHAnsi"/>
+                <w:sz w:val="22"/>
+                <w:szCs w:val="22"/>
+              </w:rPr>
+            </w:pPr>
+            <w:r>
+              <w:rPr>
+                <w:rFonts w:asciiTheme="minorHAnsi" w:hAnsiTheme="minorHAnsi" w:cstheme="minorHAnsi"/>
+                <w:sz w:val="22"/>
+                <w:szCs w:val="22"/>
+              </w:rPr>
+              <w:t>Эксцесс (</w:t>
+            </w:r>
+            <w:r>
+              <w:rPr>
+                <w:rFonts w:asciiTheme="minorHAnsi" w:hAnsiTheme="minorHAnsi" w:cstheme="minorHAnsi"/>
+                <w:sz w:val="22"/>
+                <w:szCs w:val="22"/>
+                <w:lang w:val="en-US"/>
+              </w:rPr>
+              <w:t>Ex</w:t>
+            </w:r>
+            <w:r>
+              <w:rPr>
+                <w:rFonts w:asciiTheme="minorHAnsi" w:hAnsiTheme="minorHAnsi" w:cstheme="minorHAnsi"/>
+                <w:sz w:val="22"/>
+                <w:szCs w:val="22"/>
+              </w:rPr>
+              <w:t>)</w:t>
+            </w:r>
+          </w:p>
+        </w:tc>
+        <w:tc>
+          <w:tcPr>
+            <w:tcW w:w="1610" w:type="dxa"/>
+            <w:tcBorders>
+              <w:top w:val="single" w:sz="4" w:space="0" w:color="999999"/>
+              <w:left w:val="single" w:sz="4" w:space="0" w:color="999999"/>
+              <w:bottom w:val="single" w:sz="4" w:space="0" w:color="999999"/>
+              <w:right w:val="single" w:sz="4" w:space="0" w:color="999999"/>
+            </w:tcBorders>
+            <w:tcMar>
+              <w:top w:w="60" w:type="dxa"/>
+              <w:left w:w="80" w:type="dxa"/>
+              <w:bottom w:w="60" w:type="dxa"/>
+              <w:right w:w="80" w:type="dxa"/>
+            </w:tcMar>
+            <w:vAlign w:val="center"/>
+          </w:tcPr>
+          <w:p>
+            <w:pPr>
+              <w:ind w:firstLine="0"/>
+              <w:jc w:val="center"/>
+              <w:rPr>
+                <w:rFonts w:asciiTheme="minorHAnsi" w:hAnsiTheme="minorHAnsi" w:cstheme="minorHAnsi"/>
+                <w:sz w:val="22"/>
+                <w:szCs w:val="22"/>
+              </w:rPr>
+            </w:pPr>
+            <w:r>
+              <w:rPr>
+                <w:rFonts w:asciiTheme="minorHAnsi" w:hAnsiTheme="minorHAnsi" w:cstheme="minorHAnsi"/>
+                <w:sz w:val="22"/>
+                <w:szCs w:val="22"/>
+              </w:rPr>
+              <w:t>-0,983</w:t>
+            </w:r>
+            <w:r>
+              <w:rPr>
+                <w:rFonts w:asciiTheme="minorHAnsi" w:hAnsiTheme="minorHAnsi" w:cstheme="minorHAnsi"/>
+                <w:sz w:val="22"/>
+                <w:szCs w:val="22"/>
+              </w:rPr>
+              <w:t>9</w:t>
+            </w:r>
+          </w:p>
+        </w:tc>
+        <w:tc>
+          <w:tcPr>
+            <w:tcW w:w="1603" w:type="dxa"/>
+            <w:tcBorders>
+              <w:top w:val="single" w:sz="4" w:space="0" w:color="999999"/>
+              <w:left w:val="single" w:sz="4" w:space="0" w:color="999999"/>
+              <w:bottom w:val="single" w:sz="4" w:space="0" w:color="999999"/>
+              <w:right w:val="single" w:sz="4" w:space="0" w:color="999999"/>
+            </w:tcBorders>
+            <w:tcMar>
+              <w:top w:w="60" w:type="dxa"/>
+              <w:left w:w="80" w:type="dxa"/>
+              <w:bottom w:w="60" w:type="dxa"/>
+              <w:right w:w="80" w:type="dxa"/>
+            </w:tcMar>
+            <w:vAlign w:val="center"/>
+          </w:tcPr>
+          <w:p>
+            <w:pPr>
+              <w:ind w:firstLine="0"/>
+              <w:jc w:val="center"/>
+              <w:rPr>
+                <w:rFonts w:asciiTheme="minorHAnsi" w:hAnsiTheme="minorHAnsi" w:cstheme="minorHAnsi"/>
+                <w:sz w:val="22"/>
+                <w:szCs w:val="22"/>
+              </w:rPr>
+            </w:pPr>
+            <w:r>
+              <w:rPr>
+                <w:rFonts w:asciiTheme="minorHAnsi" w:hAnsiTheme="minorHAnsi" w:cstheme="minorHAnsi"/>
+                <w:sz w:val="22"/>
+                <w:szCs w:val="22"/>
+              </w:rPr>
+              <w:t>-0,164</w:t>
+            </w:r>
+            <w:r>
+              <w:rPr>
+                <w:rFonts w:asciiTheme="minorHAnsi" w:hAnsiTheme="minorHAnsi" w:cstheme="minorHAnsi"/>
+                <w:sz w:val="22"/>
+                <w:szCs w:val="22"/>
+              </w:rPr>
+              <w:t>5</w:t>
+            </w:r>
+          </w:p>
+        </w:tc>
+      </w:tr>
+      <w:tr>
+        <w:trPr>
+          <w:jc w:val="center"/>
+        </w:trPr>
+        <w:tc>
+          <w:tcPr>
+            <w:tcW w:w="2730" w:type="dxa"/>
+            <w:tcBorders>
+              <w:top w:val="single" w:sz="4" w:space="0" w:color="999999"/>
+              <w:left w:val="single" w:sz="4" w:space="0" w:color="999999"/>
+              <w:bottom w:val="single" w:sz="4" w:space="0" w:color="999999"/>
+              <w:right w:val="single" w:sz="4" w:space="0" w:color="999999"/>
+            </w:tcBorders>
+            <w:tcMar>
+              <w:top w:w="60" w:type="dxa"/>
+              <w:left w:w="80" w:type="dxa"/>
+              <w:bottom w:w="60" w:type="dxa"/>
+              <w:right w:w="80" w:type="dxa"/>
+            </w:tcMar>
+            <w:vAlign w:val="center"/>
+          </w:tcPr>
+          <w:p>
+            <w:pPr>
+              <w:ind w:firstLine="0"/>
+              <w:jc w:val="center"/>
+              <w:rPr>
+                <w:rFonts w:asciiTheme="minorHAnsi" w:hAnsiTheme="minorHAnsi" w:cstheme="minorHAnsi"/>
+                <w:sz w:val="22"/>
+                <w:szCs w:val="22"/>
+              </w:rPr>
+            </w:pPr>
+            <w:r>
+              <w:rPr>
+                <w:rFonts w:asciiTheme="minorHAnsi" w:hAnsiTheme="minorHAnsi" w:cstheme="minorHAnsi"/>
+                <w:sz w:val="22"/>
+                <w:szCs w:val="22"/>
+              </w:rPr>
+              <w:t>Мода (M̂₀)</w:t>
             </w:r>
           </w:p>
         </w:tc>
@@ -15847,8 +24098,8 @@
       </w:r>
     </w:p>
     <w:sectPr>
-      <w:footerReference w:type="even" r:id="rId19"/>
-      <w:footerReference w:type="default" r:id="rId20"/>
+      <w:footerReference w:type="even" r:id="rId12"/>
+      <w:footerReference w:type="default" r:id="rId13"/>
       <w:pgSz w:w="11906" w:h="16838"/>
       <w:pgMar w:top="1440" w:right="1080" w:bottom="1440" w:left="1800" w:header="708" w:footer="708" w:gutter="0"/>
       <w:cols w:space="720"/>
@@ -16370,6 +24621,119 @@
       </w:pPr>
     </w:lvl>
   </w:abstractNum>
+  <w:abstractNum w:abstractNumId="3" w15:restartNumberingAfterBreak="0">
+    <w:nsid w:val="75190FE0"/>
+    <w:multiLevelType w:val="hybridMultilevel"/>
+    <w:tmpl w:val="4C223B12"/>
+    <w:lvl w:ilvl="0" w:tplc="04190001">
+      <w:start w:val="1"/>
+      <w:numFmt w:val="bullet"/>
+      <w:lvlText w:val=""/>
+      <w:lvlJc w:val="left"/>
+      <w:pPr>
+        <w:ind w:left="720" w:hanging="360"/>
+      </w:pPr>
+      <w:rPr>
+        <w:rFonts w:ascii="Symbol" w:hAnsi="Symbol" w:hint="default"/>
+      </w:rPr>
+    </w:lvl>
+    <w:lvl w:ilvl="1" w:tplc="04190003" w:tentative="1">
+      <w:start w:val="1"/>
+      <w:numFmt w:val="bullet"/>
+      <w:lvlText w:val="o"/>
+      <w:lvlJc w:val="left"/>
+      <w:pPr>
+        <w:ind w:left="1440" w:hanging="360"/>
+      </w:pPr>
+      <w:rPr>
+        <w:rFonts w:ascii="Courier New" w:hAnsi="Courier New" w:cs="Courier New" w:hint="default"/>
+      </w:rPr>
+    </w:lvl>
+    <w:lvl w:ilvl="2" w:tplc="04190005" w:tentative="1">
+      <w:start w:val="1"/>
+      <w:numFmt w:val="bullet"/>
+      <w:lvlText w:val=""/>
+      <w:lvlJc w:val="left"/>
+      <w:pPr>
+        <w:ind w:left="2160" w:hanging="360"/>
+      </w:pPr>
+      <w:rPr>
+        <w:rFonts w:ascii="Wingdings" w:hAnsi="Wingdings" w:hint="default"/>
+      </w:rPr>
+    </w:lvl>
+    <w:lvl w:ilvl="3" w:tplc="04190001" w:tentative="1">
+      <w:start w:val="1"/>
+      <w:numFmt w:val="bullet"/>
+      <w:lvlText w:val=""/>
+      <w:lvlJc w:val="left"/>
+      <w:pPr>
+        <w:ind w:left="2880" w:hanging="360"/>
+      </w:pPr>
+      <w:rPr>
+        <w:rFonts w:ascii="Symbol" w:hAnsi="Symbol" w:hint="default"/>
+      </w:rPr>
+    </w:lvl>
+    <w:lvl w:ilvl="4" w:tplc="04190003" w:tentative="1">
+      <w:start w:val="1"/>
+      <w:numFmt w:val="bullet"/>
+      <w:lvlText w:val="o"/>
+      <w:lvlJc w:val="left"/>
+      <w:pPr>
+        <w:ind w:left="3600" w:hanging="360"/>
+      </w:pPr>
+      <w:rPr>
+        <w:rFonts w:ascii="Courier New" w:hAnsi="Courier New" w:cs="Courier New" w:hint="default"/>
+      </w:rPr>
+    </w:lvl>
+    <w:lvl w:ilvl="5" w:tplc="04190005" w:tentative="1">
+      <w:start w:val="1"/>
+      <w:numFmt w:val="bullet"/>
+      <w:lvlText w:val=""/>
+      <w:lvlJc w:val="left"/>
+      <w:pPr>
+        <w:ind w:left="4320" w:hanging="360"/>
+      </w:pPr>
+      <w:rPr>
+        <w:rFonts w:ascii="Wingdings" w:hAnsi="Wingdings" w:hint="default"/>
+      </w:rPr>
+    </w:lvl>
+    <w:lvl w:ilvl="6" w:tplc="04190001" w:tentative="1">
+      <w:start w:val="1"/>
+      <w:numFmt w:val="bullet"/>
+      <w:lvlText w:val=""/>
+      <w:lvlJc w:val="left"/>
+      <w:pPr>
+        <w:ind w:left="5040" w:hanging="360"/>
+      </w:pPr>
+      <w:rPr>
+        <w:rFonts w:ascii="Symbol" w:hAnsi="Symbol" w:hint="default"/>
+      </w:rPr>
+    </w:lvl>
+    <w:lvl w:ilvl="7" w:tplc="04190003" w:tentative="1">
+      <w:start w:val="1"/>
+      <w:numFmt w:val="bullet"/>
+      <w:lvlText w:val="o"/>
+      <w:lvlJc w:val="left"/>
+      <w:pPr>
+        <w:ind w:left="5760" w:hanging="360"/>
+      </w:pPr>
+      <w:rPr>
+        <w:rFonts w:ascii="Courier New" w:hAnsi="Courier New" w:cs="Courier New" w:hint="default"/>
+      </w:rPr>
+    </w:lvl>
+    <w:lvl w:ilvl="8" w:tplc="04190005" w:tentative="1">
+      <w:start w:val="1"/>
+      <w:numFmt w:val="bullet"/>
+      <w:lvlText w:val=""/>
+      <w:lvlJc w:val="left"/>
+      <w:pPr>
+        <w:ind w:left="6480" w:hanging="360"/>
+      </w:pPr>
+      <w:rPr>
+        <w:rFonts w:ascii="Wingdings" w:hAnsi="Wingdings" w:hint="default"/>
+      </w:rPr>
+    </w:lvl>
+  </w:abstractNum>
   <w:num w:numId="1" w16cid:durableId="185751459">
     <w:abstractNumId w:val="2"/>
     <w:lvlOverride w:ilvl="0">
@@ -16381,6 +24745,9 @@
   </w:num>
   <w:num w:numId="3" w16cid:durableId="2062362636">
     <w:abstractNumId w:val="0"/>
+  </w:num>
+  <w:num w:numId="4" w16cid:durableId="1428773252">
+    <w:abstractNumId w:val="3"/>
   </w:num>
 </w:numbering>
 </file>
@@ -16779,7 +25146,7 @@
   <w:style w:type="paragraph" w:default="1" w:styleId="a">
     <w:name w:val="Normal"/>
     <w:qFormat/>
-    <w:rsid w:val="001C0EBB"/>
+    <w:rsid w:val="00087439"/>
     <w:pPr>
       <w:ind w:firstLine="709"/>
       <w:contextualSpacing/>
@@ -16916,7 +25283,10 @@
   <w:style w:type="paragraph" w:styleId="a4">
     <w:name w:val="List Paragraph"/>
     <w:qFormat/>
-    <w:rsid w:val="00B103C4"/>
+    <w:rsid w:val="00E03769"/>
+    <w:pPr>
+      <w:contextualSpacing/>
+    </w:pPr>
     <w:rPr>
       <w:sz w:val="28"/>
     </w:rPr>
